--- a/internal_doc/05.测试设计/story/alter/Story_Alter改进测试设计.docx
+++ b/internal_doc/05.测试设计/story/alter/Story_Alter改进测试设计.docx
@@ -26580,7 +26580,7 @@
         <w:pStyle w:val="ListParagraph"/>
         <w:numPr>
           <w:ilvl w:val="0"/>
-          <w:numId w:val="74"/>
+          <w:numId w:val="75"/>
         </w:numPr>
         <w:ind w:firstLineChars="0"/>
       </w:pPr>
@@ -26899,6 +26899,7 @@
               </w:numPr>
               <w:ind w:firstLineChars="0"/>
               <w:rPr>
+                <w:rFonts w:hint="eastAsia"/>
                 <w:iCs/>
                 <w:color w:val="000000"/>
               </w:rPr>
@@ -26910,6 +26911,38 @@
                 <w:color w:val="000000"/>
               </w:rPr>
               <w:t>并发修改有关联属性值</w:t>
+            </w:r>
+          </w:p>
+          <w:p>
+            <w:pPr>
+              <w:rPr>
+                <w:iCs/>
+                <w:color w:val="000000"/>
+              </w:rPr>
+            </w:pPr>
+            <w:r>
+              <w:rPr>
+                <w:rFonts w:hint="eastAsia"/>
+                <w:iCs/>
+                <w:color w:val="000000"/>
+              </w:rPr>
+              <w:t>4</w:t>
+            </w:r>
+            <w:r>
+              <w:rPr>
+                <w:rFonts w:hint="eastAsia"/>
+                <w:iCs/>
+                <w:color w:val="000000"/>
+              </w:rPr>
+              <w:t>、</w:t>
+            </w:r>
+            <w:r>
+              <w:rPr>
+                <w:rFonts w:hint="eastAsia"/>
+                <w:iCs/>
+                <w:color w:val="000000"/>
+              </w:rPr>
+              <w:t>存在修改失败属性，再次执行修改（失败后可再次执行修改）</w:t>
             </w:r>
           </w:p>
         </w:tc>
@@ -26933,7 +26966,7 @@
         <w:pStyle w:val="ListParagraph"/>
         <w:numPr>
           <w:ilvl w:val="0"/>
-          <w:numId w:val="74"/>
+          <w:numId w:val="75"/>
         </w:numPr>
         <w:ind w:firstLineChars="0"/>
       </w:pPr>
@@ -27103,7 +27136,7 @@
               <w:adjustRightInd w:val="0"/>
               <w:spacing w:line="276" w:lineRule="auto"/>
               <w:rPr>
-                <w:rFonts w:ascii="Arial" w:eastAsia="宋体" w:hAnsi="Arial" w:cs="Arial" w:hint="eastAsia"/>
+                <w:rFonts w:ascii="Arial" w:eastAsia="宋体" w:hAnsi="Arial" w:cs="Arial"/>
               </w:rPr>
             </w:pPr>
             <w:r>
@@ -27154,7 +27187,6 @@
               </w:numPr>
               <w:ind w:firstLineChars="0"/>
               <w:rPr>
-                <w:rFonts w:hint="eastAsia"/>
                 <w:szCs w:val="20"/>
               </w:rPr>
             </w:pPr>
@@ -27248,9 +27280,6 @@
               </w:numPr>
               <w:spacing w:line="276" w:lineRule="auto"/>
               <w:ind w:firstLineChars="0"/>
-              <w:rPr>
-                <w:rFonts w:hint="eastAsia"/>
-              </w:rPr>
             </w:pPr>
             <w:r>
               <w:rPr>
@@ -27303,25 +27332,25 @@
             <w:pPr>
               <w:spacing w:line="276" w:lineRule="auto"/>
               <w:rPr>
+                <w:rFonts w:ascii="Arial" w:hAnsi="Arial" w:cs="Arial"/>
+              </w:rPr>
+            </w:pPr>
+            <w:r>
+              <w:rPr>
                 <w:rFonts w:ascii="Arial" w:hAnsi="Arial" w:cs="Arial" w:hint="eastAsia"/>
               </w:rPr>
-            </w:pPr>
+              <w:t>1</w:t>
+            </w:r>
             <w:r>
               <w:rPr>
                 <w:rFonts w:ascii="Arial" w:hAnsi="Arial" w:cs="Arial" w:hint="eastAsia"/>
               </w:rPr>
-              <w:t>1</w:t>
+              <w:t>、无效值，如</w:t>
             </w:r>
             <w:r>
               <w:rPr>
                 <w:rFonts w:ascii="Arial" w:hAnsi="Arial" w:cs="Arial" w:hint="eastAsia"/>
               </w:rPr>
-              <w:t>、无效值，如</w:t>
-            </w:r>
-            <w:r>
-              <w:rPr>
-                <w:rFonts w:ascii="Arial" w:hAnsi="Arial" w:cs="Arial" w:hint="eastAsia"/>
-              </w:rPr>
               <w:t>lzw1</w:t>
             </w:r>
           </w:p>
@@ -27329,7 +27358,7 @@
             <w:pPr>
               <w:spacing w:line="276" w:lineRule="auto"/>
               <w:rPr>
-                <w:rFonts w:ascii="Arial" w:hAnsi="Arial" w:cs="Arial" w:hint="eastAsia"/>
+                <w:rFonts w:ascii="Arial" w:hAnsi="Arial" w:cs="Arial"/>
               </w:rPr>
             </w:pPr>
             <w:r>
@@ -27613,9 +27642,6 @@
               <w:autoSpaceDN w:val="0"/>
               <w:adjustRightInd w:val="0"/>
               <w:jc w:val="left"/>
-              <w:rPr>
-                <w:rFonts w:hint="eastAsia"/>
-              </w:rPr>
             </w:pPr>
             <w:r>
               <w:t>S</w:t>
@@ -27765,11 +27791,6 @@
             </w:r>
           </w:p>
           <w:p>
-            <w:pPr>
-              <w:rPr>
-                <w:rFonts w:hint="eastAsia"/>
-              </w:rPr>
-            </w:pPr>
             <w:r>
               <w:rPr>
                 <w:rFonts w:hint="eastAsia"/>
@@ -27792,7 +27813,14 @@
               <w:rPr>
                 <w:rFonts w:hint="eastAsia"/>
               </w:rPr>
-              <w:t>类型，必须取值为</w:t>
+              <w:t>类</w:t>
+            </w:r>
+            <w:r>
+              <w:rPr>
+                <w:rFonts w:hint="eastAsia"/>
+              </w:rPr>
+              <w:lastRenderedPageBreak/>
+              <w:t>型，必须取值为</w:t>
             </w:r>
             <w:r>
               <w:rPr>
@@ -27821,14 +27849,12 @@
           <w:p>
             <w:pPr>
               <w:spacing w:line="276" w:lineRule="auto"/>
-              <w:rPr>
-                <w:rFonts w:hint="eastAsia"/>
-              </w:rPr>
-            </w:pPr>
-            <w:r>
-              <w:rPr>
-                <w:rFonts w:hint="eastAsia"/>
-              </w:rPr>
+            </w:pPr>
+            <w:r>
+              <w:rPr>
+                <w:rFonts w:hint="eastAsia"/>
+              </w:rPr>
+              <w:lastRenderedPageBreak/>
               <w:t>1</w:t>
             </w:r>
             <w:r>
@@ -27847,9 +27873,6 @@
           <w:p>
             <w:pPr>
               <w:spacing w:line="276" w:lineRule="auto"/>
-              <w:rPr>
-                <w:rFonts w:hint="eastAsia"/>
-              </w:rPr>
             </w:pPr>
             <w:r>
               <w:rPr>
@@ -27873,9 +27896,6 @@
           <w:p>
             <w:pPr>
               <w:spacing w:line="276" w:lineRule="auto"/>
-              <w:rPr>
-                <w:rFonts w:hint="eastAsia"/>
-              </w:rPr>
             </w:pPr>
             <w:r>
               <w:rPr>
@@ -27911,133 +27931,133 @@
             <w:pPr>
               <w:spacing w:line="276" w:lineRule="auto"/>
               <w:rPr>
+                <w:rFonts w:ascii="Arial" w:hAnsi="Arial" w:cs="Arial"/>
+              </w:rPr>
+            </w:pPr>
+            <w:r>
+              <w:rPr>
                 <w:rFonts w:ascii="Arial" w:hAnsi="Arial" w:cs="Arial" w:hint="eastAsia"/>
               </w:rPr>
-            </w:pPr>
+              <w:t>1</w:t>
+            </w:r>
             <w:r>
               <w:rPr>
                 <w:rFonts w:ascii="Arial" w:hAnsi="Arial" w:cs="Arial" w:hint="eastAsia"/>
               </w:rPr>
+              <w:t>、字段值无效，如</w:t>
+            </w:r>
+            <w:r>
+              <w:rPr>
+                <w:rFonts w:ascii="Arial" w:hAnsi="Arial" w:cs="Arial" w:hint="eastAsia"/>
+              </w:rPr>
+              <w:t>{a</w:t>
+            </w:r>
+            <w:r>
+              <w:rPr>
+                <w:rFonts w:ascii="Arial" w:hAnsi="Arial" w:cs="Arial" w:hint="eastAsia"/>
+              </w:rPr>
+              <w:t>：</w:t>
+            </w:r>
+            <w:r>
+              <w:rPr>
+                <w:rFonts w:ascii="Arial" w:hAnsi="Arial" w:cs="Arial" w:hint="eastAsia"/>
+              </w:rPr>
+              <w:t>0}</w:t>
+            </w:r>
+          </w:p>
+          <w:p>
+            <w:pPr>
+              <w:spacing w:line="276" w:lineRule="auto"/>
+              <w:rPr>
+                <w:rFonts w:ascii="Arial" w:hAnsi="Arial" w:cs="Arial"/>
+              </w:rPr>
+            </w:pPr>
+            <w:r>
+              <w:rPr>
+                <w:rFonts w:ascii="Arial" w:hAnsi="Arial" w:cs="Arial" w:hint="eastAsia"/>
+              </w:rPr>
+              <w:t>2</w:t>
+            </w:r>
+            <w:r>
+              <w:rPr>
+                <w:rFonts w:ascii="Arial" w:hAnsi="Arial" w:cs="Arial" w:hint="eastAsia"/>
+              </w:rPr>
+              <w:t>、字段值非</w:t>
+            </w:r>
+            <w:r>
+              <w:rPr>
+                <w:rFonts w:ascii="Arial" w:hAnsi="Arial" w:cs="Arial" w:hint="eastAsia"/>
+              </w:rPr>
+              <w:t>int</w:t>
+            </w:r>
+            <w:r>
+              <w:rPr>
+                <w:rFonts w:ascii="Arial" w:hAnsi="Arial" w:cs="Arial" w:hint="eastAsia"/>
+              </w:rPr>
+              <w:t>类型，如</w:t>
+            </w:r>
+            <w:r>
+              <w:rPr>
+                <w:rFonts w:ascii="Arial" w:hAnsi="Arial" w:cs="Arial" w:hint="eastAsia"/>
+              </w:rPr>
+              <w:t>{a:</w:t>
+            </w:r>
+            <w:r>
+              <w:rPr>
+                <w:rFonts w:ascii="Arial" w:hAnsi="Arial" w:cs="Arial"/>
+              </w:rPr>
+              <w:t>’</w:t>
+            </w:r>
+            <w:r>
+              <w:rPr>
+                <w:rFonts w:ascii="Arial" w:hAnsi="Arial" w:cs="Arial" w:hint="eastAsia"/>
+              </w:rPr>
               <w:t>1</w:t>
             </w:r>
             <w:r>
               <w:rPr>
+                <w:rFonts w:ascii="Arial" w:hAnsi="Arial" w:cs="Arial"/>
+              </w:rPr>
+              <w:t>’</w:t>
+            </w:r>
+            <w:r>
+              <w:rPr>
                 <w:rFonts w:ascii="Arial" w:hAnsi="Arial" w:cs="Arial" w:hint="eastAsia"/>
               </w:rPr>
-              <w:t>、字段值无效，如</w:t>
-            </w:r>
+              <w:t>}</w:t>
+            </w:r>
+          </w:p>
+          <w:p>
+            <w:pPr>
+              <w:spacing w:line="276" w:lineRule="auto"/>
+              <w:rPr>
+                <w:rFonts w:ascii="Arial" w:hAnsi="Arial" w:cs="Arial"/>
+              </w:rPr>
+            </w:pPr>
             <w:r>
               <w:rPr>
                 <w:rFonts w:ascii="Arial" w:hAnsi="Arial" w:cs="Arial" w:hint="eastAsia"/>
               </w:rPr>
-              <w:t>{a</w:t>
+              <w:t>3</w:t>
             </w:r>
             <w:r>
               <w:rPr>
                 <w:rFonts w:ascii="Arial" w:hAnsi="Arial" w:cs="Arial" w:hint="eastAsia"/>
               </w:rPr>
-              <w:t>：</w:t>
+              <w:t>、空串，如</w:t>
             </w:r>
             <w:r>
               <w:rPr>
                 <w:rFonts w:ascii="Arial" w:hAnsi="Arial" w:cs="Arial" w:hint="eastAsia"/>
               </w:rPr>
-              <w:t>0}</w:t>
+              <w:t>{}</w:t>
             </w:r>
           </w:p>
           <w:p>
             <w:pPr>
               <w:spacing w:line="276" w:lineRule="auto"/>
               <w:rPr>
-                <w:rFonts w:ascii="Arial" w:hAnsi="Arial" w:cs="Arial" w:hint="eastAsia"/>
-              </w:rPr>
-            </w:pPr>
-            <w:r>
-              <w:rPr>
-                <w:rFonts w:ascii="Arial" w:hAnsi="Arial" w:cs="Arial" w:hint="eastAsia"/>
-              </w:rPr>
-              <w:t>2</w:t>
-            </w:r>
-            <w:r>
-              <w:rPr>
-                <w:rFonts w:ascii="Arial" w:hAnsi="Arial" w:cs="Arial" w:hint="eastAsia"/>
-              </w:rPr>
-              <w:t>、字段值非</w:t>
-            </w:r>
-            <w:r>
-              <w:rPr>
-                <w:rFonts w:ascii="Arial" w:hAnsi="Arial" w:cs="Arial" w:hint="eastAsia"/>
-              </w:rPr>
-              <w:t>int</w:t>
-            </w:r>
-            <w:r>
-              <w:rPr>
-                <w:rFonts w:ascii="Arial" w:hAnsi="Arial" w:cs="Arial" w:hint="eastAsia"/>
-              </w:rPr>
-              <w:t>类型，如</w:t>
-            </w:r>
-            <w:r>
-              <w:rPr>
-                <w:rFonts w:ascii="Arial" w:hAnsi="Arial" w:cs="Arial" w:hint="eastAsia"/>
-              </w:rPr>
-              <w:t>{a:</w:t>
-            </w:r>
-            <w:r>
-              <w:rPr>
                 <w:rFonts w:ascii="Arial" w:hAnsi="Arial" w:cs="Arial"/>
-              </w:rPr>
-              <w:t>’</w:t>
-            </w:r>
-            <w:r>
-              <w:rPr>
-                <w:rFonts w:ascii="Arial" w:hAnsi="Arial" w:cs="Arial" w:hint="eastAsia"/>
-              </w:rPr>
-              <w:t>1</w:t>
-            </w:r>
-            <w:r>
-              <w:rPr>
-                <w:rFonts w:ascii="Arial" w:hAnsi="Arial" w:cs="Arial"/>
-              </w:rPr>
-              <w:t>’</w:t>
-            </w:r>
-            <w:r>
-              <w:rPr>
-                <w:rFonts w:ascii="Arial" w:hAnsi="Arial" w:cs="Arial" w:hint="eastAsia"/>
-              </w:rPr>
-              <w:t>}</w:t>
-            </w:r>
-          </w:p>
-          <w:p>
-            <w:pPr>
-              <w:spacing w:line="276" w:lineRule="auto"/>
-              <w:rPr>
-                <w:rFonts w:ascii="Arial" w:hAnsi="Arial" w:cs="Arial" w:hint="eastAsia"/>
-              </w:rPr>
-            </w:pPr>
-            <w:r>
-              <w:rPr>
-                <w:rFonts w:ascii="Arial" w:hAnsi="Arial" w:cs="Arial" w:hint="eastAsia"/>
-              </w:rPr>
-              <w:t>3</w:t>
-            </w:r>
-            <w:r>
-              <w:rPr>
-                <w:rFonts w:ascii="Arial" w:hAnsi="Arial" w:cs="Arial" w:hint="eastAsia"/>
-              </w:rPr>
-              <w:t>、空串，如</w:t>
-            </w:r>
-            <w:r>
-              <w:rPr>
-                <w:rFonts w:ascii="Arial" w:hAnsi="Arial" w:cs="Arial" w:hint="eastAsia"/>
-              </w:rPr>
-              <w:t>{}</w:t>
-            </w:r>
-          </w:p>
-          <w:p>
-            <w:pPr>
-              <w:spacing w:line="276" w:lineRule="auto"/>
-              <w:rPr>
-                <w:rFonts w:ascii="Arial" w:hAnsi="Arial" w:cs="Arial" w:hint="eastAsia"/>
               </w:rPr>
             </w:pPr>
             <w:r>
@@ -28128,6 +28148,7 @@
           </w:tcPr>
           <w:p>
             <w:r>
+              <w:lastRenderedPageBreak/>
               <w:t>S</w:t>
             </w:r>
             <w:r>
@@ -28145,9 +28166,6 @@
           <w:p>
             <w:pPr>
               <w:spacing w:line="276" w:lineRule="auto"/>
-              <w:rPr>
-                <w:rFonts w:hint="eastAsia"/>
-              </w:rPr>
             </w:pPr>
             <w:r>
               <w:rPr>
@@ -28174,14 +28192,7 @@
               <w:rPr>
                 <w:rFonts w:hint="eastAsia"/>
               </w:rPr>
-              <w:t>类型，非必</w:t>
-            </w:r>
-            <w:r>
-              <w:rPr>
-                <w:rFonts w:hint="eastAsia"/>
-              </w:rPr>
-              <w:lastRenderedPageBreak/>
-              <w:t>填</w:t>
+              <w:t>类型，非必填</w:t>
             </w:r>
           </w:p>
           <w:p>
@@ -28245,15 +28256,11 @@
           <w:p>
             <w:pPr>
               <w:spacing w:line="276" w:lineRule="auto"/>
-              <w:rPr>
-                <w:rFonts w:hint="eastAsia"/>
-              </w:rPr>
-            </w:pPr>
-            <w:r>
-              <w:rPr>
-                <w:rFonts w:hint="eastAsia"/>
-              </w:rPr>
-              <w:lastRenderedPageBreak/>
+            </w:pPr>
+            <w:r>
+              <w:rPr>
+                <w:rFonts w:hint="eastAsia"/>
+              </w:rPr>
               <w:t>1</w:t>
             </w:r>
             <w:r>
@@ -28266,7 +28273,6 @@
               <w:rPr>
                 <w:rFonts w:hint="eastAsia"/>
               </w:rPr>
-              <w:lastRenderedPageBreak/>
               <w:t>hash</w:t>
             </w:r>
             <w:r>
@@ -28285,9 +28291,6 @@
           <w:p>
             <w:pPr>
               <w:spacing w:line="276" w:lineRule="auto"/>
-              <w:rPr>
-                <w:rFonts w:hint="eastAsia"/>
-              </w:rPr>
             </w:pPr>
             <w:r>
               <w:rPr>
@@ -28323,27 +28326,25 @@
             <w:pPr>
               <w:spacing w:line="276" w:lineRule="auto"/>
               <w:rPr>
+                <w:rFonts w:ascii="Arial" w:hAnsi="Arial" w:cs="Arial"/>
+              </w:rPr>
+            </w:pPr>
+            <w:r>
+              <w:rPr>
                 <w:rFonts w:ascii="Arial" w:hAnsi="Arial" w:cs="Arial" w:hint="eastAsia"/>
               </w:rPr>
-            </w:pPr>
+              <w:t>1</w:t>
+            </w:r>
             <w:r>
               <w:rPr>
                 <w:rFonts w:ascii="Arial" w:hAnsi="Arial" w:cs="Arial" w:hint="eastAsia"/>
               </w:rPr>
-              <w:lastRenderedPageBreak/>
-              <w:t>1</w:t>
+              <w:t>、字段值无效，如</w:t>
             </w:r>
             <w:r>
               <w:rPr>
                 <w:rFonts w:ascii="Arial" w:hAnsi="Arial" w:cs="Arial" w:hint="eastAsia"/>
               </w:rPr>
-              <w:t>、字段值无效，如</w:t>
-            </w:r>
-            <w:r>
-              <w:rPr>
-                <w:rFonts w:ascii="Arial" w:hAnsi="Arial" w:cs="Arial" w:hint="eastAsia"/>
-              </w:rPr>
-              <w:lastRenderedPageBreak/>
               <w:t>test</w:t>
             </w:r>
           </w:p>
@@ -28351,7 +28352,7 @@
             <w:pPr>
               <w:spacing w:line="276" w:lineRule="auto"/>
               <w:rPr>
-                <w:rFonts w:ascii="Arial" w:hAnsi="Arial" w:cs="Arial" w:hint="eastAsia"/>
+                <w:rFonts w:ascii="Arial" w:hAnsi="Arial" w:cs="Arial"/>
               </w:rPr>
             </w:pPr>
             <w:r>
@@ -28440,12 +28441,8 @@
               <w:autoSpaceDN w:val="0"/>
               <w:adjustRightInd w:val="0"/>
               <w:jc w:val="left"/>
-              <w:rPr>
-                <w:rFonts w:hint="eastAsia"/>
-              </w:rPr>
-            </w:pPr>
-            <w:r>
-              <w:lastRenderedPageBreak/>
+            </w:pPr>
+            <w:r>
               <w:t>P</w:t>
             </w:r>
             <w:r>
@@ -28469,7 +28466,6 @@
               </w:numPr>
               <w:ind w:firstLineChars="0"/>
               <w:rPr>
-                <w:rFonts w:hint="eastAsia"/>
                 <w:szCs w:val="20"/>
               </w:rPr>
             </w:pPr>
@@ -28503,7 +28499,6 @@
               </w:numPr>
               <w:ind w:firstLineChars="0"/>
               <w:rPr>
-                <w:rFonts w:hint="eastAsia"/>
                 <w:szCs w:val="20"/>
               </w:rPr>
             </w:pPr>
@@ -28589,9 +28584,6 @@
               </w:numPr>
               <w:spacing w:line="276" w:lineRule="auto"/>
               <w:ind w:firstLineChars="0"/>
-              <w:rPr>
-                <w:rFonts w:hint="eastAsia"/>
-              </w:rPr>
             </w:pPr>
             <w:r>
               <w:rPr>
@@ -28627,9 +28619,6 @@
               </w:numPr>
               <w:spacing w:line="276" w:lineRule="auto"/>
               <w:ind w:firstLineChars="0"/>
-              <w:rPr>
-                <w:rFonts w:hint="eastAsia"/>
-              </w:rPr>
             </w:pPr>
             <w:r>
               <w:rPr>
@@ -28665,7 +28654,7 @@
               <w:spacing w:line="276" w:lineRule="auto"/>
               <w:ind w:firstLineChars="0"/>
               <w:rPr>
-                <w:rFonts w:ascii="Arial" w:hAnsi="Arial" w:cs="Arial" w:hint="eastAsia"/>
+                <w:rFonts w:ascii="Arial" w:hAnsi="Arial" w:cs="Arial"/>
               </w:rPr>
             </w:pPr>
             <w:r>
@@ -28691,7 +28680,7 @@
               <w:spacing w:line="276" w:lineRule="auto"/>
               <w:ind w:firstLineChars="0"/>
               <w:rPr>
-                <w:rFonts w:ascii="Arial" w:hAnsi="Arial" w:cs="Arial" w:hint="eastAsia"/>
+                <w:rFonts w:ascii="Arial" w:hAnsi="Arial" w:cs="Arial"/>
               </w:rPr>
             </w:pPr>
             <w:r>
@@ -28735,7 +28724,7 @@
               <w:spacing w:line="276" w:lineRule="auto"/>
               <w:ind w:firstLineChars="0"/>
               <w:rPr>
-                <w:rFonts w:ascii="Arial" w:hAnsi="Arial" w:cs="Arial" w:hint="eastAsia"/>
+                <w:rFonts w:ascii="Arial" w:hAnsi="Arial" w:cs="Arial"/>
               </w:rPr>
             </w:pPr>
             <w:r>
@@ -28798,7 +28787,7 @@
             <w:pPr>
               <w:spacing w:line="276" w:lineRule="auto"/>
               <w:rPr>
-                <w:rFonts w:ascii="Arial" w:hAnsi="Arial" w:cs="Arial" w:hint="eastAsia"/>
+                <w:rFonts w:ascii="Arial" w:hAnsi="Arial" w:cs="Arial"/>
               </w:rPr>
             </w:pPr>
             <w:r>
@@ -28865,9 +28854,6 @@
               <w:autoSpaceDN w:val="0"/>
               <w:adjustRightInd w:val="0"/>
               <w:jc w:val="left"/>
-              <w:rPr>
-                <w:rFonts w:hint="eastAsia"/>
-              </w:rPr>
             </w:pPr>
             <w:r>
               <w:rPr>
@@ -28914,13 +28900,7 @@
               <w:t>类型，非必填</w:t>
             </w:r>
           </w:p>
-          <w:p>
-            <w:pPr>
-              <w:rPr>
-                <w:rFonts w:hint="eastAsia"/>
-              </w:rPr>
-            </w:pPr>
-          </w:p>
+          <w:p/>
         </w:tc>
         <w:tc>
           <w:tcPr>
@@ -28935,9 +28915,6 @@
               </w:numPr>
               <w:spacing w:line="276" w:lineRule="auto"/>
               <w:ind w:firstLineChars="0"/>
-              <w:rPr>
-                <w:rFonts w:hint="eastAsia"/>
-              </w:rPr>
             </w:pPr>
             <w:r>
               <w:rPr>
@@ -28985,9 +28962,6 @@
               </w:numPr>
               <w:spacing w:line="276" w:lineRule="auto"/>
               <w:ind w:firstLineChars="0"/>
-              <w:rPr>
-                <w:rFonts w:hint="eastAsia"/>
-              </w:rPr>
             </w:pPr>
             <w:r>
               <w:rPr>
@@ -29245,9 +29219,6 @@
               <w:autoSpaceDN w:val="0"/>
               <w:adjustRightInd w:val="0"/>
               <w:jc w:val="left"/>
-              <w:rPr>
-                <w:rFonts w:hint="eastAsia"/>
-              </w:rPr>
             </w:pPr>
             <w:r>
               <w:t>S</w:t>
@@ -29397,11 +29368,6 @@
             </w:r>
           </w:p>
           <w:p>
-            <w:pPr>
-              <w:rPr>
-                <w:rFonts w:hint="eastAsia"/>
-              </w:rPr>
-            </w:pPr>
             <w:r>
               <w:rPr>
                 <w:rFonts w:hint="eastAsia"/>
@@ -29453,9 +29419,6 @@
           <w:p>
             <w:pPr>
               <w:spacing w:line="276" w:lineRule="auto"/>
-              <w:rPr>
-                <w:rFonts w:hint="eastAsia"/>
-              </w:rPr>
             </w:pPr>
             <w:r>
               <w:rPr>
@@ -29479,9 +29442,6 @@
           <w:p>
             <w:pPr>
               <w:spacing w:line="276" w:lineRule="auto"/>
-              <w:rPr>
-                <w:rFonts w:hint="eastAsia"/>
-              </w:rPr>
             </w:pPr>
             <w:r>
               <w:rPr>
@@ -29505,9 +29465,6 @@
           <w:p>
             <w:pPr>
               <w:spacing w:line="276" w:lineRule="auto"/>
-              <w:rPr>
-                <w:rFonts w:hint="eastAsia"/>
-              </w:rPr>
             </w:pPr>
             <w:r>
               <w:rPr>
@@ -29543,133 +29500,133 @@
             <w:pPr>
               <w:spacing w:line="276" w:lineRule="auto"/>
               <w:rPr>
+                <w:rFonts w:ascii="Arial" w:hAnsi="Arial" w:cs="Arial"/>
+              </w:rPr>
+            </w:pPr>
+            <w:r>
+              <w:rPr>
                 <w:rFonts w:ascii="Arial" w:hAnsi="Arial" w:cs="Arial" w:hint="eastAsia"/>
               </w:rPr>
-            </w:pPr>
+              <w:t>1</w:t>
+            </w:r>
             <w:r>
               <w:rPr>
                 <w:rFonts w:ascii="Arial" w:hAnsi="Arial" w:cs="Arial" w:hint="eastAsia"/>
               </w:rPr>
+              <w:t>、字段值无效，如</w:t>
+            </w:r>
+            <w:r>
+              <w:rPr>
+                <w:rFonts w:ascii="Arial" w:hAnsi="Arial" w:cs="Arial" w:hint="eastAsia"/>
+              </w:rPr>
+              <w:t>{a</w:t>
+            </w:r>
+            <w:r>
+              <w:rPr>
+                <w:rFonts w:ascii="Arial" w:hAnsi="Arial" w:cs="Arial" w:hint="eastAsia"/>
+              </w:rPr>
+              <w:t>：</w:t>
+            </w:r>
+            <w:r>
+              <w:rPr>
+                <w:rFonts w:ascii="Arial" w:hAnsi="Arial" w:cs="Arial" w:hint="eastAsia"/>
+              </w:rPr>
+              <w:t>0}</w:t>
+            </w:r>
+          </w:p>
+          <w:p>
+            <w:pPr>
+              <w:spacing w:line="276" w:lineRule="auto"/>
+              <w:rPr>
+                <w:rFonts w:ascii="Arial" w:hAnsi="Arial" w:cs="Arial"/>
+              </w:rPr>
+            </w:pPr>
+            <w:r>
+              <w:rPr>
+                <w:rFonts w:ascii="Arial" w:hAnsi="Arial" w:cs="Arial" w:hint="eastAsia"/>
+              </w:rPr>
+              <w:t>2</w:t>
+            </w:r>
+            <w:r>
+              <w:rPr>
+                <w:rFonts w:ascii="Arial" w:hAnsi="Arial" w:cs="Arial" w:hint="eastAsia"/>
+              </w:rPr>
+              <w:t>、字段值非</w:t>
+            </w:r>
+            <w:r>
+              <w:rPr>
+                <w:rFonts w:ascii="Arial" w:hAnsi="Arial" w:cs="Arial" w:hint="eastAsia"/>
+              </w:rPr>
+              <w:t>int</w:t>
+            </w:r>
+            <w:r>
+              <w:rPr>
+                <w:rFonts w:ascii="Arial" w:hAnsi="Arial" w:cs="Arial" w:hint="eastAsia"/>
+              </w:rPr>
+              <w:t>类型，如</w:t>
+            </w:r>
+            <w:r>
+              <w:rPr>
+                <w:rFonts w:ascii="Arial" w:hAnsi="Arial" w:cs="Arial" w:hint="eastAsia"/>
+              </w:rPr>
+              <w:t>{a:</w:t>
+            </w:r>
+            <w:r>
+              <w:rPr>
+                <w:rFonts w:ascii="Arial" w:hAnsi="Arial" w:cs="Arial"/>
+              </w:rPr>
+              <w:t>’</w:t>
+            </w:r>
+            <w:r>
+              <w:rPr>
+                <w:rFonts w:ascii="Arial" w:hAnsi="Arial" w:cs="Arial" w:hint="eastAsia"/>
+              </w:rPr>
               <w:t>1</w:t>
             </w:r>
             <w:r>
               <w:rPr>
+                <w:rFonts w:ascii="Arial" w:hAnsi="Arial" w:cs="Arial"/>
+              </w:rPr>
+              <w:t>’</w:t>
+            </w:r>
+            <w:r>
+              <w:rPr>
                 <w:rFonts w:ascii="Arial" w:hAnsi="Arial" w:cs="Arial" w:hint="eastAsia"/>
               </w:rPr>
-              <w:t>、字段值无效，如</w:t>
-            </w:r>
+              <w:t>}</w:t>
+            </w:r>
+          </w:p>
+          <w:p>
+            <w:pPr>
+              <w:spacing w:line="276" w:lineRule="auto"/>
+              <w:rPr>
+                <w:rFonts w:ascii="Arial" w:hAnsi="Arial" w:cs="Arial"/>
+              </w:rPr>
+            </w:pPr>
             <w:r>
               <w:rPr>
                 <w:rFonts w:ascii="Arial" w:hAnsi="Arial" w:cs="Arial" w:hint="eastAsia"/>
               </w:rPr>
-              <w:t>{a</w:t>
+              <w:t>3</w:t>
             </w:r>
             <w:r>
               <w:rPr>
                 <w:rFonts w:ascii="Arial" w:hAnsi="Arial" w:cs="Arial" w:hint="eastAsia"/>
               </w:rPr>
-              <w:t>：</w:t>
+              <w:t>、空串，如</w:t>
             </w:r>
             <w:r>
               <w:rPr>
                 <w:rFonts w:ascii="Arial" w:hAnsi="Arial" w:cs="Arial" w:hint="eastAsia"/>
               </w:rPr>
-              <w:t>0}</w:t>
+              <w:t>{}</w:t>
             </w:r>
           </w:p>
           <w:p>
             <w:pPr>
               <w:spacing w:line="276" w:lineRule="auto"/>
               <w:rPr>
-                <w:rFonts w:ascii="Arial" w:hAnsi="Arial" w:cs="Arial" w:hint="eastAsia"/>
-              </w:rPr>
-            </w:pPr>
-            <w:r>
-              <w:rPr>
-                <w:rFonts w:ascii="Arial" w:hAnsi="Arial" w:cs="Arial" w:hint="eastAsia"/>
-              </w:rPr>
-              <w:t>2</w:t>
-            </w:r>
-            <w:r>
-              <w:rPr>
-                <w:rFonts w:ascii="Arial" w:hAnsi="Arial" w:cs="Arial" w:hint="eastAsia"/>
-              </w:rPr>
-              <w:t>、字段值非</w:t>
-            </w:r>
-            <w:r>
-              <w:rPr>
-                <w:rFonts w:ascii="Arial" w:hAnsi="Arial" w:cs="Arial" w:hint="eastAsia"/>
-              </w:rPr>
-              <w:t>int</w:t>
-            </w:r>
-            <w:r>
-              <w:rPr>
-                <w:rFonts w:ascii="Arial" w:hAnsi="Arial" w:cs="Arial" w:hint="eastAsia"/>
-              </w:rPr>
-              <w:t>类型，如</w:t>
-            </w:r>
-            <w:r>
-              <w:rPr>
-                <w:rFonts w:ascii="Arial" w:hAnsi="Arial" w:cs="Arial" w:hint="eastAsia"/>
-              </w:rPr>
-              <w:t>{a:</w:t>
-            </w:r>
-            <w:r>
-              <w:rPr>
                 <w:rFonts w:ascii="Arial" w:hAnsi="Arial" w:cs="Arial"/>
-              </w:rPr>
-              <w:t>’</w:t>
-            </w:r>
-            <w:r>
-              <w:rPr>
-                <w:rFonts w:ascii="Arial" w:hAnsi="Arial" w:cs="Arial" w:hint="eastAsia"/>
-              </w:rPr>
-              <w:t>1</w:t>
-            </w:r>
-            <w:r>
-              <w:rPr>
-                <w:rFonts w:ascii="Arial" w:hAnsi="Arial" w:cs="Arial"/>
-              </w:rPr>
-              <w:t>’</w:t>
-            </w:r>
-            <w:r>
-              <w:rPr>
-                <w:rFonts w:ascii="Arial" w:hAnsi="Arial" w:cs="Arial" w:hint="eastAsia"/>
-              </w:rPr>
-              <w:t>}</w:t>
-            </w:r>
-          </w:p>
-          <w:p>
-            <w:pPr>
-              <w:spacing w:line="276" w:lineRule="auto"/>
-              <w:rPr>
-                <w:rFonts w:ascii="Arial" w:hAnsi="Arial" w:cs="Arial" w:hint="eastAsia"/>
-              </w:rPr>
-            </w:pPr>
-            <w:r>
-              <w:rPr>
-                <w:rFonts w:ascii="Arial" w:hAnsi="Arial" w:cs="Arial" w:hint="eastAsia"/>
-              </w:rPr>
-              <w:t>3</w:t>
-            </w:r>
-            <w:r>
-              <w:rPr>
-                <w:rFonts w:ascii="Arial" w:hAnsi="Arial" w:cs="Arial" w:hint="eastAsia"/>
-              </w:rPr>
-              <w:t>、空串，如</w:t>
-            </w:r>
-            <w:r>
-              <w:rPr>
-                <w:rFonts w:ascii="Arial" w:hAnsi="Arial" w:cs="Arial" w:hint="eastAsia"/>
-              </w:rPr>
-              <w:t>{}</w:t>
-            </w:r>
-          </w:p>
-          <w:p>
-            <w:pPr>
-              <w:spacing w:line="276" w:lineRule="auto"/>
-              <w:rPr>
-                <w:rFonts w:ascii="Arial" w:hAnsi="Arial" w:cs="Arial" w:hint="eastAsia"/>
               </w:rPr>
             </w:pPr>
             <w:r>
@@ -29777,9 +29734,6 @@
           <w:p>
             <w:pPr>
               <w:spacing w:line="276" w:lineRule="auto"/>
-              <w:rPr>
-                <w:rFonts w:hint="eastAsia"/>
-              </w:rPr>
             </w:pPr>
             <w:r>
               <w:rPr>
@@ -29817,6 +29771,7 @@
               <w:rPr>
                 <w:rFonts w:hint="eastAsia"/>
               </w:rPr>
+              <w:lastRenderedPageBreak/>
               <w:t>2</w:t>
             </w:r>
             <w:r>
@@ -29859,7 +29814,6 @@
               <w:rPr>
                 <w:rFonts w:hint="eastAsia"/>
               </w:rPr>
-              <w:lastRenderedPageBreak/>
               <w:t>hash</w:t>
             </w:r>
           </w:p>
@@ -29871,9 +29825,6 @@
           <w:p>
             <w:pPr>
               <w:spacing w:line="276" w:lineRule="auto"/>
-              <w:rPr>
-                <w:rFonts w:hint="eastAsia"/>
-              </w:rPr>
             </w:pPr>
             <w:r>
               <w:rPr>
@@ -29910,14 +29861,12 @@
           <w:p>
             <w:pPr>
               <w:spacing w:line="276" w:lineRule="auto"/>
-              <w:rPr>
-                <w:rFonts w:hint="eastAsia"/>
-              </w:rPr>
-            </w:pPr>
-            <w:r>
-              <w:rPr>
-                <w:rFonts w:hint="eastAsia"/>
-              </w:rPr>
+            </w:pPr>
+            <w:r>
+              <w:rPr>
+                <w:rFonts w:hint="eastAsia"/>
+              </w:rPr>
+              <w:lastRenderedPageBreak/>
               <w:t>2</w:t>
             </w:r>
             <w:r>
@@ -29930,7 +29879,6 @@
               <w:rPr>
                 <w:rFonts w:hint="eastAsia"/>
               </w:rPr>
-              <w:lastRenderedPageBreak/>
               <w:t>shardingType</w:t>
             </w:r>
             <w:r>
@@ -29949,7 +29897,7 @@
             <w:pPr>
               <w:spacing w:line="276" w:lineRule="auto"/>
               <w:rPr>
-                <w:rFonts w:ascii="Arial" w:hAnsi="Arial" w:cs="Arial" w:hint="eastAsia"/>
+                <w:rFonts w:ascii="Arial" w:hAnsi="Arial" w:cs="Arial"/>
               </w:rPr>
             </w:pPr>
             <w:r>
@@ -29976,52 +29924,52 @@
             <w:pPr>
               <w:spacing w:line="276" w:lineRule="auto"/>
               <w:rPr>
+                <w:rFonts w:ascii="Arial" w:hAnsi="Arial" w:cs="Arial"/>
+              </w:rPr>
+            </w:pPr>
+            <w:r>
+              <w:rPr>
                 <w:rFonts w:ascii="Arial" w:hAnsi="Arial" w:cs="Arial" w:hint="eastAsia"/>
               </w:rPr>
-            </w:pPr>
+              <w:lastRenderedPageBreak/>
+              <w:t>2</w:t>
+            </w:r>
             <w:r>
               <w:rPr>
                 <w:rFonts w:ascii="Arial" w:hAnsi="Arial" w:cs="Arial" w:hint="eastAsia"/>
               </w:rPr>
-              <w:t>2</w:t>
+              <w:t>、字段值非</w:t>
             </w:r>
             <w:r>
               <w:rPr>
                 <w:rFonts w:ascii="Arial" w:hAnsi="Arial" w:cs="Arial" w:hint="eastAsia"/>
               </w:rPr>
-              <w:t>、字段值非</w:t>
+              <w:t>string</w:t>
             </w:r>
             <w:r>
               <w:rPr>
                 <w:rFonts w:ascii="Arial" w:hAnsi="Arial" w:cs="Arial" w:hint="eastAsia"/>
               </w:rPr>
-              <w:t>string</w:t>
+              <w:t>类型，如</w:t>
             </w:r>
             <w:r>
               <w:rPr>
                 <w:rFonts w:ascii="Arial" w:hAnsi="Arial" w:cs="Arial" w:hint="eastAsia"/>
               </w:rPr>
-              <w:t>类型，如</w:t>
-            </w:r>
+              <w:t>01</w:t>
+            </w:r>
+          </w:p>
+          <w:p>
+            <w:pPr>
+              <w:spacing w:line="276" w:lineRule="auto"/>
+              <w:rPr>
+                <w:rFonts w:ascii="Arial" w:hAnsi="Arial" w:cs="Arial"/>
+              </w:rPr>
+            </w:pPr>
             <w:r>
               <w:rPr>
                 <w:rFonts w:ascii="Arial" w:hAnsi="Arial" w:cs="Arial" w:hint="eastAsia"/>
               </w:rPr>
-              <w:t>01</w:t>
-            </w:r>
-          </w:p>
-          <w:p>
-            <w:pPr>
-              <w:spacing w:line="276" w:lineRule="auto"/>
-              <w:rPr>
-                <w:rFonts w:ascii="Arial" w:hAnsi="Arial" w:cs="Arial"/>
-              </w:rPr>
-            </w:pPr>
-            <w:r>
-              <w:rPr>
-                <w:rFonts w:ascii="Arial" w:hAnsi="Arial" w:cs="Arial" w:hint="eastAsia"/>
-              </w:rPr>
-              <w:lastRenderedPageBreak/>
               <w:t>3</w:t>
             </w:r>
             <w:r>
@@ -30066,9 +30014,6 @@
               <w:autoSpaceDN w:val="0"/>
               <w:adjustRightInd w:val="0"/>
               <w:jc w:val="left"/>
-              <w:rPr>
-                <w:rFonts w:hint="eastAsia"/>
-              </w:rPr>
             </w:pPr>
             <w:r>
               <w:lastRenderedPageBreak/>
@@ -30095,7 +30040,6 @@
               </w:numPr>
               <w:ind w:firstLineChars="0"/>
               <w:rPr>
-                <w:rFonts w:hint="eastAsia"/>
                 <w:szCs w:val="20"/>
               </w:rPr>
             </w:pPr>
@@ -30129,7 +30073,6 @@
               </w:numPr>
               <w:ind w:firstLineChars="0"/>
               <w:rPr>
-                <w:rFonts w:hint="eastAsia"/>
                 <w:szCs w:val="20"/>
               </w:rPr>
             </w:pPr>
@@ -30215,9 +30158,6 @@
               </w:numPr>
               <w:spacing w:line="276" w:lineRule="auto"/>
               <w:ind w:firstLineChars="0"/>
-              <w:rPr>
-                <w:rFonts w:hint="eastAsia"/>
-              </w:rPr>
             </w:pPr>
             <w:r>
               <w:rPr>
@@ -30253,9 +30193,6 @@
               </w:numPr>
               <w:spacing w:line="276" w:lineRule="auto"/>
               <w:ind w:firstLineChars="0"/>
-              <w:rPr>
-                <w:rFonts w:hint="eastAsia"/>
-              </w:rPr>
             </w:pPr>
             <w:r>
               <w:rPr>
@@ -30291,7 +30228,7 @@
               <w:spacing w:line="276" w:lineRule="auto"/>
               <w:ind w:firstLineChars="0"/>
               <w:rPr>
-                <w:rFonts w:ascii="Arial" w:hAnsi="Arial" w:cs="Arial" w:hint="eastAsia"/>
+                <w:rFonts w:ascii="Arial" w:hAnsi="Arial" w:cs="Arial"/>
               </w:rPr>
             </w:pPr>
             <w:r>
@@ -30317,7 +30254,7 @@
               <w:spacing w:line="276" w:lineRule="auto"/>
               <w:ind w:firstLineChars="0"/>
               <w:rPr>
-                <w:rFonts w:ascii="Arial" w:hAnsi="Arial" w:cs="Arial" w:hint="eastAsia"/>
+                <w:rFonts w:ascii="Arial" w:hAnsi="Arial" w:cs="Arial"/>
               </w:rPr>
             </w:pPr>
             <w:r>
@@ -30361,7 +30298,7 @@
               <w:spacing w:line="276" w:lineRule="auto"/>
               <w:ind w:firstLineChars="0"/>
               <w:rPr>
-                <w:rFonts w:ascii="Arial" w:hAnsi="Arial" w:cs="Arial" w:hint="eastAsia"/>
+                <w:rFonts w:ascii="Arial" w:hAnsi="Arial" w:cs="Arial"/>
               </w:rPr>
             </w:pPr>
             <w:r>
@@ -30424,7 +30361,7 @@
             <w:pPr>
               <w:spacing w:line="276" w:lineRule="auto"/>
               <w:rPr>
-                <w:rFonts w:ascii="Arial" w:hAnsi="Arial" w:cs="Arial" w:hint="eastAsia"/>
+                <w:rFonts w:ascii="Arial" w:hAnsi="Arial" w:cs="Arial"/>
               </w:rPr>
             </w:pPr>
             <w:r>
@@ -30491,9 +30428,6 @@
               <w:autoSpaceDN w:val="0"/>
               <w:adjustRightInd w:val="0"/>
               <w:jc w:val="left"/>
-              <w:rPr>
-                <w:rFonts w:hint="eastAsia"/>
-              </w:rPr>
             </w:pPr>
             <w:r>
               <w:rPr>
@@ -30603,13 +30537,7 @@
               <w:t>false</w:t>
             </w:r>
           </w:p>
-          <w:p>
-            <w:pPr>
-              <w:rPr>
-                <w:rFonts w:hint="eastAsia"/>
-              </w:rPr>
-            </w:pPr>
-          </w:p>
+          <w:p/>
         </w:tc>
         <w:tc>
           <w:tcPr>
@@ -30625,7 +30553,7 @@
               <w:spacing w:line="276" w:lineRule="auto"/>
               <w:ind w:firstLineChars="0"/>
               <w:rPr>
-                <w:rFonts w:ascii="Arial" w:hAnsi="Arial" w:cs="Arial" w:hint="eastAsia"/>
+                <w:rFonts w:ascii="Arial" w:hAnsi="Arial" w:cs="Arial"/>
               </w:rPr>
             </w:pPr>
             <w:r>
@@ -30674,9 +30602,6 @@
               </w:numPr>
               <w:spacing w:line="276" w:lineRule="auto"/>
               <w:ind w:firstLineChars="0"/>
-              <w:rPr>
-                <w:rFonts w:hint="eastAsia"/>
-              </w:rPr>
             </w:pPr>
             <w:r>
               <w:rPr>
@@ -30694,108 +30619,108 @@
             <w:pPr>
               <w:spacing w:line="276" w:lineRule="auto"/>
               <w:rPr>
+                <w:rFonts w:ascii="Arial" w:hAnsi="Arial" w:cs="Arial"/>
+              </w:rPr>
+            </w:pPr>
+            <w:r>
+              <w:rPr>
                 <w:rFonts w:ascii="Arial" w:hAnsi="Arial" w:cs="Arial" w:hint="eastAsia"/>
               </w:rPr>
-            </w:pPr>
+              <w:t>1</w:t>
+            </w:r>
             <w:r>
               <w:rPr>
                 <w:rFonts w:ascii="Arial" w:hAnsi="Arial" w:cs="Arial" w:hint="eastAsia"/>
               </w:rPr>
-              <w:t>1</w:t>
+              <w:t>、非</w:t>
             </w:r>
             <w:r>
               <w:rPr>
                 <w:rFonts w:ascii="Arial" w:hAnsi="Arial" w:cs="Arial" w:hint="eastAsia"/>
               </w:rPr>
-              <w:t>、非</w:t>
+              <w:t>bool</w:t>
             </w:r>
             <w:r>
               <w:rPr>
                 <w:rFonts w:ascii="Arial" w:hAnsi="Arial" w:cs="Arial" w:hint="eastAsia"/>
               </w:rPr>
-              <w:t>bool</w:t>
+              <w:t>类型，如</w:t>
             </w:r>
             <w:r>
               <w:rPr>
                 <w:rFonts w:ascii="Arial" w:hAnsi="Arial" w:cs="Arial" w:hint="eastAsia"/>
               </w:rPr>
-              <w:t>类型，如</w:t>
-            </w:r>
+              <w:t>test</w:t>
+            </w:r>
+          </w:p>
+          <w:p>
+            <w:pPr>
+              <w:spacing w:line="276" w:lineRule="auto"/>
+              <w:rPr>
+                <w:rFonts w:ascii="Arial" w:hAnsi="Arial" w:cs="Arial"/>
+              </w:rPr>
+            </w:pPr>
             <w:r>
               <w:rPr>
                 <w:rFonts w:ascii="Arial" w:hAnsi="Arial" w:cs="Arial" w:hint="eastAsia"/>
               </w:rPr>
-              <w:t>test</w:t>
+              <w:t>2</w:t>
+            </w:r>
+            <w:r>
+              <w:rPr>
+                <w:rFonts w:ascii="Arial" w:hAnsi="Arial" w:cs="Arial" w:hint="eastAsia"/>
+              </w:rPr>
+              <w:t>、空值</w:t>
             </w:r>
           </w:p>
           <w:p>
             <w:pPr>
               <w:spacing w:line="276" w:lineRule="auto"/>
               <w:rPr>
+                <w:rFonts w:ascii="Arial" w:hAnsi="Arial" w:cs="Arial"/>
+              </w:rPr>
+            </w:pPr>
+            <w:r>
+              <w:rPr>
                 <w:rFonts w:ascii="Arial" w:hAnsi="Arial" w:cs="Arial" w:hint="eastAsia"/>
               </w:rPr>
-            </w:pPr>
+              <w:t>3</w:t>
+            </w:r>
             <w:r>
               <w:rPr>
                 <w:rFonts w:ascii="Arial" w:hAnsi="Arial" w:cs="Arial" w:hint="eastAsia"/>
               </w:rPr>
-              <w:t>2</w:t>
+              <w:t>、</w:t>
             </w:r>
             <w:r>
               <w:rPr>
                 <w:rFonts w:ascii="Arial" w:hAnsi="Arial" w:cs="Arial" w:hint="eastAsia"/>
               </w:rPr>
-              <w:t>、空值</w:t>
-            </w:r>
-          </w:p>
+              <w:t>range</w:t>
+            </w:r>
+            <w:r>
+              <w:rPr>
+                <w:rFonts w:ascii="Arial" w:hAnsi="Arial" w:cs="Arial" w:hint="eastAsia"/>
+              </w:rPr>
+              <w:t>表指定</w:t>
+            </w:r>
+            <w:r>
+              <w:rPr>
+                <w:rFonts w:ascii="Arial" w:hAnsi="Arial" w:cs="Arial" w:hint="eastAsia"/>
+              </w:rPr>
+              <w:t>AutoSplit</w:t>
+            </w:r>
+          </w:p>
+        </w:tc>
+        <w:tc>
+          <w:tcPr>
+            <w:tcW w:w="745" w:type="dxa"/>
+          </w:tcPr>
           <w:p>
             <w:pPr>
               <w:spacing w:line="276" w:lineRule="auto"/>
               <w:rPr>
                 <w:rFonts w:ascii="Arial" w:hAnsi="Arial" w:cs="Arial"/>
-              </w:rPr>
-            </w:pPr>
-            <w:r>
-              <w:rPr>
-                <w:rFonts w:ascii="Arial" w:hAnsi="Arial" w:cs="Arial" w:hint="eastAsia"/>
-              </w:rPr>
-              <w:t>3</w:t>
-            </w:r>
-            <w:r>
-              <w:rPr>
-                <w:rFonts w:ascii="Arial" w:hAnsi="Arial" w:cs="Arial" w:hint="eastAsia"/>
-              </w:rPr>
-              <w:t>、</w:t>
-            </w:r>
-            <w:r>
-              <w:rPr>
-                <w:rFonts w:ascii="Arial" w:hAnsi="Arial" w:cs="Arial" w:hint="eastAsia"/>
-              </w:rPr>
-              <w:t>range</w:t>
-            </w:r>
-            <w:r>
-              <w:rPr>
-                <w:rFonts w:ascii="Arial" w:hAnsi="Arial" w:cs="Arial" w:hint="eastAsia"/>
-              </w:rPr>
-              <w:t>表指定</w:t>
-            </w:r>
-            <w:r>
-              <w:rPr>
-                <w:rFonts w:ascii="Arial" w:hAnsi="Arial" w:cs="Arial" w:hint="eastAsia"/>
-              </w:rPr>
-              <w:t>AutoSplit</w:t>
-            </w:r>
-          </w:p>
-        </w:tc>
-        <w:tc>
-          <w:tcPr>
-            <w:tcW w:w="745" w:type="dxa"/>
-          </w:tcPr>
-          <w:p>
-            <w:pPr>
-              <w:spacing w:line="276" w:lineRule="auto"/>
-              <w:rPr>
-                <w:rFonts w:ascii="Arial" w:hAnsi="Arial" w:cs="Arial" w:hint="eastAsia"/>
               </w:rPr>
             </w:pPr>
             <w:r>
@@ -30887,7 +30812,6 @@
               </w:numPr>
               <w:ind w:firstLineChars="0"/>
               <w:rPr>
-                <w:rFonts w:hint="eastAsia"/>
                 <w:szCs w:val="20"/>
               </w:rPr>
             </w:pPr>
@@ -30975,9 +30899,6 @@
           <w:p>
             <w:pPr>
               <w:spacing w:line="276" w:lineRule="auto"/>
-              <w:rPr>
-                <w:rFonts w:hint="eastAsia"/>
-              </w:rPr>
             </w:pPr>
             <w:r>
               <w:rPr>
@@ -30989,30 +30910,24 @@
               <w:rPr>
                 <w:rFonts w:hint="eastAsia"/>
               </w:rPr>
+              <w:t>、取值为</w:t>
+            </w:r>
+            <w:r>
+              <w:rPr>
+                <w:rFonts w:hint="eastAsia"/>
+              </w:rPr>
+              <w:t>snappy</w:t>
+            </w:r>
+            <w:r>
+              <w:rPr>
+                <w:rFonts w:hint="eastAsia"/>
+              </w:rPr>
               <w:t>、</w:t>
             </w:r>
             <w:r>
               <w:rPr>
                 <w:rFonts w:hint="eastAsia"/>
               </w:rPr>
-              <w:t>取值为</w:t>
-            </w:r>
-            <w:r>
-              <w:rPr>
-                <w:rFonts w:hint="eastAsia"/>
-              </w:rPr>
-              <w:t>snappy</w:t>
-            </w:r>
-            <w:r>
-              <w:rPr>
-                <w:rFonts w:hint="eastAsia"/>
-              </w:rPr>
-              <w:t>、</w:t>
-            </w:r>
-            <w:r>
-              <w:rPr>
-                <w:rFonts w:hint="eastAsia"/>
-              </w:rPr>
               <w:t>lzw</w:t>
             </w:r>
           </w:p>
@@ -31042,25 +30957,25 @@
             <w:pPr>
               <w:spacing w:line="276" w:lineRule="auto"/>
               <w:rPr>
+                <w:rFonts w:ascii="Arial" w:hAnsi="Arial" w:cs="Arial"/>
+              </w:rPr>
+            </w:pPr>
+            <w:r>
+              <w:rPr>
                 <w:rFonts w:ascii="Arial" w:hAnsi="Arial" w:cs="Arial" w:hint="eastAsia"/>
               </w:rPr>
-            </w:pPr>
+              <w:t>1</w:t>
+            </w:r>
             <w:r>
               <w:rPr>
                 <w:rFonts w:ascii="Arial" w:hAnsi="Arial" w:cs="Arial" w:hint="eastAsia"/>
               </w:rPr>
-              <w:t>1</w:t>
+              <w:t>、无效值，如</w:t>
             </w:r>
             <w:r>
               <w:rPr>
                 <w:rFonts w:ascii="Arial" w:hAnsi="Arial" w:cs="Arial" w:hint="eastAsia"/>
               </w:rPr>
-              <w:t>、无效值，如</w:t>
-            </w:r>
-            <w:r>
-              <w:rPr>
-                <w:rFonts w:ascii="Arial" w:hAnsi="Arial" w:cs="Arial" w:hint="eastAsia"/>
-              </w:rPr>
               <w:t>lzw1</w:t>
             </w:r>
           </w:p>
@@ -31068,7 +30983,7 @@
             <w:pPr>
               <w:spacing w:line="276" w:lineRule="auto"/>
               <w:rPr>
-                <w:rFonts w:ascii="Arial" w:hAnsi="Arial" w:cs="Arial" w:hint="eastAsia"/>
+                <w:rFonts w:ascii="Arial" w:hAnsi="Arial" w:cs="Arial"/>
               </w:rPr>
             </w:pPr>
             <w:r>
@@ -31175,9 +31090,6 @@
               <w:autoSpaceDN w:val="0"/>
               <w:adjustRightInd w:val="0"/>
               <w:jc w:val="left"/>
-              <w:rPr>
-                <w:rFonts w:hint="eastAsia"/>
-              </w:rPr>
             </w:pPr>
             <w:r>
               <w:rPr>
@@ -31226,9 +31138,6 @@
                 <w:numId w:val="117"/>
               </w:numPr>
               <w:ind w:firstLineChars="0"/>
-              <w:rPr>
-                <w:rFonts w:hint="eastAsia"/>
-              </w:rPr>
             </w:pPr>
             <w:r>
               <w:rPr>
@@ -31254,132 +31163,132 @@
             <w:pPr>
               <w:spacing w:line="276" w:lineRule="auto"/>
               <w:rPr>
+                <w:rFonts w:ascii="Arial" w:hAnsi="Arial" w:cs="Arial"/>
+              </w:rPr>
+            </w:pPr>
+            <w:r>
+              <w:rPr>
                 <w:rFonts w:ascii="Arial" w:hAnsi="Arial" w:cs="Arial" w:hint="eastAsia"/>
               </w:rPr>
-            </w:pPr>
+              <w:t>1</w:t>
+            </w:r>
             <w:r>
               <w:rPr>
                 <w:rFonts w:ascii="Arial" w:hAnsi="Arial" w:cs="Arial" w:hint="eastAsia"/>
               </w:rPr>
+              <w:t>、</w:t>
+            </w:r>
+            <w:r>
+              <w:rPr>
+                <w:rFonts w:ascii="Arial" w:hAnsi="Arial" w:cs="Arial" w:hint="eastAsia"/>
+              </w:rPr>
+              <w:t>取值为</w:t>
+            </w:r>
+            <w:r>
+              <w:rPr>
+                <w:rFonts w:ascii="Arial" w:hAnsi="Arial" w:cs="Arial" w:hint="eastAsia"/>
+              </w:rPr>
+              <w:t>true</w:t>
+            </w:r>
+            <w:r>
+              <w:rPr>
+                <w:rFonts w:ascii="Arial" w:hAnsi="Arial" w:cs="Arial" w:hint="eastAsia"/>
+              </w:rPr>
+              <w:t>、</w:t>
+            </w:r>
+            <w:r>
+              <w:rPr>
+                <w:rFonts w:ascii="Arial" w:hAnsi="Arial" w:cs="Arial" w:hint="eastAsia"/>
+              </w:rPr>
+              <w:t>false</w:t>
+            </w:r>
+            <w:r>
+              <w:rPr>
+                <w:rFonts w:ascii="Arial" w:hAnsi="Arial" w:cs="Arial" w:hint="eastAsia"/>
+              </w:rPr>
+              <w:t>、</w:t>
+            </w:r>
+            <w:r>
+              <w:rPr>
+                <w:rFonts w:ascii="Arial" w:hAnsi="Arial" w:cs="Arial" w:hint="eastAsia"/>
+              </w:rPr>
+              <w:t>0/1</w:t>
+            </w:r>
+          </w:p>
+          <w:p>
+            <w:pPr>
+              <w:spacing w:line="276" w:lineRule="auto"/>
+              <w:rPr>
+                <w:rFonts w:ascii="Arial" w:hAnsi="Arial" w:cs="Arial"/>
+              </w:rPr>
+            </w:pPr>
+            <w:r>
+              <w:rPr>
+                <w:rFonts w:ascii="Arial" w:hAnsi="Arial" w:cs="Arial" w:hint="eastAsia"/>
+              </w:rPr>
+              <w:t>2</w:t>
+            </w:r>
+            <w:r>
+              <w:rPr>
+                <w:rFonts w:ascii="Arial" w:hAnsi="Arial" w:cs="Arial" w:hint="eastAsia"/>
+              </w:rPr>
+              <w:t>、</w:t>
+            </w:r>
+            <w:r>
+              <w:rPr>
+                <w:rFonts w:ascii="Arial" w:hAnsi="Arial" w:cs="Arial" w:hint="eastAsia"/>
+              </w:rPr>
+              <w:t>参数为空</w:t>
+            </w:r>
+          </w:p>
+        </w:tc>
+        <w:tc>
+          <w:tcPr>
+            <w:tcW w:w="2095" w:type="dxa"/>
+          </w:tcPr>
+          <w:p>
+            <w:pPr>
+              <w:spacing w:line="276" w:lineRule="auto"/>
+              <w:rPr>
+                <w:rFonts w:ascii="Arial" w:hAnsi="Arial" w:cs="Arial"/>
+              </w:rPr>
+            </w:pPr>
+            <w:r>
+              <w:rPr>
+                <w:rFonts w:ascii="Arial" w:hAnsi="Arial" w:cs="Arial" w:hint="eastAsia"/>
+              </w:rPr>
               <w:t>1</w:t>
             </w:r>
             <w:r>
               <w:rPr>
                 <w:rFonts w:ascii="Arial" w:hAnsi="Arial" w:cs="Arial" w:hint="eastAsia"/>
               </w:rPr>
-              <w:t>、</w:t>
+              <w:t>、非</w:t>
             </w:r>
             <w:r>
               <w:rPr>
                 <w:rFonts w:ascii="Arial" w:hAnsi="Arial" w:cs="Arial" w:hint="eastAsia"/>
               </w:rPr>
-              <w:t>取值为</w:t>
+              <w:t>bool</w:t>
             </w:r>
             <w:r>
               <w:rPr>
                 <w:rFonts w:ascii="Arial" w:hAnsi="Arial" w:cs="Arial" w:hint="eastAsia"/>
               </w:rPr>
-              <w:t>true</w:t>
+              <w:t>类型，如</w:t>
             </w:r>
             <w:r>
               <w:rPr>
                 <w:rFonts w:ascii="Arial" w:hAnsi="Arial" w:cs="Arial" w:hint="eastAsia"/>
               </w:rPr>
-              <w:t>、</w:t>
-            </w:r>
-            <w:r>
-              <w:rPr>
-                <w:rFonts w:ascii="Arial" w:hAnsi="Arial" w:cs="Arial" w:hint="eastAsia"/>
-              </w:rPr>
-              <w:t>false</w:t>
-            </w:r>
-            <w:r>
-              <w:rPr>
-                <w:rFonts w:ascii="Arial" w:hAnsi="Arial" w:cs="Arial" w:hint="eastAsia"/>
-              </w:rPr>
-              <w:t>、</w:t>
-            </w:r>
-            <w:r>
-              <w:rPr>
-                <w:rFonts w:ascii="Arial" w:hAnsi="Arial" w:cs="Arial" w:hint="eastAsia"/>
-              </w:rPr>
-              <w:t>0/1</w:t>
+              <w:t>test</w:t>
             </w:r>
           </w:p>
           <w:p>
             <w:pPr>
               <w:spacing w:line="276" w:lineRule="auto"/>
               <w:rPr>
-                <w:rFonts w:ascii="Arial" w:hAnsi="Arial" w:cs="Arial" w:hint="eastAsia"/>
-              </w:rPr>
-            </w:pPr>
-            <w:r>
-              <w:rPr>
-                <w:rFonts w:ascii="Arial" w:hAnsi="Arial" w:cs="Arial" w:hint="eastAsia"/>
-              </w:rPr>
-              <w:t>2</w:t>
-            </w:r>
-            <w:r>
-              <w:rPr>
-                <w:rFonts w:ascii="Arial" w:hAnsi="Arial" w:cs="Arial" w:hint="eastAsia"/>
-              </w:rPr>
-              <w:t>、</w:t>
-            </w:r>
-            <w:r>
-              <w:rPr>
-                <w:rFonts w:ascii="Arial" w:hAnsi="Arial" w:cs="Arial" w:hint="eastAsia"/>
-              </w:rPr>
-              <w:t>参数为空</w:t>
-            </w:r>
-          </w:p>
-        </w:tc>
-        <w:tc>
-          <w:tcPr>
-            <w:tcW w:w="2095" w:type="dxa"/>
-          </w:tcPr>
-          <w:p>
-            <w:pPr>
-              <w:spacing w:line="276" w:lineRule="auto"/>
-              <w:rPr>
-                <w:rFonts w:ascii="Arial" w:hAnsi="Arial" w:cs="Arial" w:hint="eastAsia"/>
-              </w:rPr>
-            </w:pPr>
-            <w:r>
-              <w:rPr>
-                <w:rFonts w:ascii="Arial" w:hAnsi="Arial" w:cs="Arial" w:hint="eastAsia"/>
-              </w:rPr>
-              <w:t>1</w:t>
-            </w:r>
-            <w:r>
-              <w:rPr>
-                <w:rFonts w:ascii="Arial" w:hAnsi="Arial" w:cs="Arial" w:hint="eastAsia"/>
-              </w:rPr>
-              <w:t>、非</w:t>
-            </w:r>
-            <w:r>
-              <w:rPr>
-                <w:rFonts w:ascii="Arial" w:hAnsi="Arial" w:cs="Arial" w:hint="eastAsia"/>
-              </w:rPr>
-              <w:t>bool</w:t>
-            </w:r>
-            <w:r>
-              <w:rPr>
-                <w:rFonts w:ascii="Arial" w:hAnsi="Arial" w:cs="Arial" w:hint="eastAsia"/>
-              </w:rPr>
-              <w:t>类型，如</w:t>
-            </w:r>
-            <w:r>
-              <w:rPr>
-                <w:rFonts w:ascii="Arial" w:hAnsi="Arial" w:cs="Arial" w:hint="eastAsia"/>
-              </w:rPr>
-              <w:t>test</w:t>
-            </w:r>
-          </w:p>
-          <w:p>
-            <w:pPr>
-              <w:spacing w:line="276" w:lineRule="auto"/>
-              <w:rPr>
-                <w:rFonts w:ascii="Arial" w:hAnsi="Arial" w:cs="Arial" w:hint="eastAsia"/>
+                <w:rFonts w:ascii="Arial" w:hAnsi="Arial" w:cs="Arial"/>
               </w:rPr>
             </w:pPr>
             <w:r>
@@ -31432,9 +31341,6 @@
               <w:autoSpaceDN w:val="0"/>
               <w:adjustRightInd w:val="0"/>
               <w:jc w:val="left"/>
-              <w:rPr>
-                <w:rFonts w:hint="eastAsia"/>
-              </w:rPr>
             </w:pPr>
             <w:r>
               <w:rPr>
@@ -31481,13 +31387,7 @@
               <w:t>类型，非必填</w:t>
             </w:r>
           </w:p>
-          <w:p>
-            <w:pPr>
-              <w:rPr>
-                <w:rFonts w:hint="eastAsia"/>
-              </w:rPr>
-            </w:pPr>
-          </w:p>
+          <w:p/>
         </w:tc>
         <w:tc>
           <w:tcPr>
@@ -31502,9 +31402,6 @@
               </w:numPr>
               <w:spacing w:line="276" w:lineRule="auto"/>
               <w:ind w:firstLineChars="0"/>
-              <w:rPr>
-                <w:rFonts w:hint="eastAsia"/>
-              </w:rPr>
             </w:pPr>
             <w:r>
               <w:rPr>
@@ -31552,9 +31449,6 @@
               </w:numPr>
               <w:spacing w:line="276" w:lineRule="auto"/>
               <w:ind w:firstLineChars="0"/>
-              <w:rPr>
-                <w:rFonts w:hint="eastAsia"/>
-              </w:rPr>
             </w:pPr>
             <w:r>
               <w:rPr>
@@ -31578,7 +31472,7 @@
               <w:spacing w:line="276" w:lineRule="auto"/>
               <w:ind w:firstLineChars="0"/>
               <w:rPr>
-                <w:rFonts w:ascii="Arial" w:hAnsi="Arial" w:cs="Arial" w:hint="eastAsia"/>
+                <w:rFonts w:ascii="Arial" w:hAnsi="Arial" w:cs="Arial"/>
               </w:rPr>
             </w:pPr>
             <w:r>
@@ -31661,9 +31555,6 @@
               <w:autoSpaceDN w:val="0"/>
               <w:adjustRightInd w:val="0"/>
               <w:jc w:val="left"/>
-              <w:rPr>
-                <w:rFonts w:hint="eastAsia"/>
-              </w:rPr>
             </w:pPr>
             <w:r>
               <w:rPr>
@@ -31686,7 +31577,6 @@
               </w:numPr>
               <w:ind w:firstLineChars="0"/>
               <w:rPr>
-                <w:rFonts w:hint="eastAsia"/>
                 <w:szCs w:val="20"/>
               </w:rPr>
             </w:pPr>
@@ -31720,15 +31610,15 @@
               </w:numPr>
               <w:ind w:firstLineChars="0"/>
               <w:rPr>
-                <w:rFonts w:hint="eastAsia"/>
-                <w:szCs w:val="20"/>
-              </w:rPr>
-            </w:pPr>
-            <w:r>
-              <w:rPr>
-                <w:rFonts w:hint="eastAsia"/>
-                <w:szCs w:val="20"/>
-              </w:rPr>
+                <w:szCs w:val="20"/>
+              </w:rPr>
+            </w:pPr>
+            <w:r>
+              <w:rPr>
+                <w:rFonts w:hint="eastAsia"/>
+                <w:szCs w:val="20"/>
+              </w:rPr>
+              <w:lastRenderedPageBreak/>
               <w:t>范围取值</w:t>
             </w:r>
             <w:r>
@@ -31736,15 +31626,7 @@
                 <w:rFonts w:hint="eastAsia"/>
                 <w:szCs w:val="20"/>
               </w:rPr>
-              <w:t>[32M~128*pagesi</w:t>
-            </w:r>
-            <w:r>
-              <w:rPr>
-                <w:rFonts w:hint="eastAsia"/>
-                <w:szCs w:val="20"/>
-              </w:rPr>
-              <w:lastRenderedPageBreak/>
-              <w:t>zeM]</w:t>
+              <w:t>[32M~128*pagesizeM]</w:t>
             </w:r>
           </w:p>
         </w:tc>
@@ -31761,9 +31643,6 @@
               </w:numPr>
               <w:spacing w:line="276" w:lineRule="auto"/>
               <w:ind w:firstLineChars="0"/>
-              <w:rPr>
-                <w:rFonts w:hint="eastAsia"/>
-              </w:rPr>
             </w:pPr>
             <w:r>
               <w:rPr>
@@ -31788,6 +31667,7 @@
               <w:rPr>
                 <w:rFonts w:hint="eastAsia"/>
               </w:rPr>
+              <w:lastRenderedPageBreak/>
               <w:t>128*pagesizeM</w:t>
             </w:r>
           </w:p>
@@ -31800,15 +31680,11 @@
               </w:numPr>
               <w:spacing w:line="276" w:lineRule="auto"/>
               <w:ind w:firstLineChars="0"/>
-              <w:rPr>
-                <w:rFonts w:hint="eastAsia"/>
-              </w:rPr>
-            </w:pPr>
-            <w:r>
-              <w:rPr>
-                <w:rFonts w:hint="eastAsia"/>
-              </w:rPr>
-              <w:lastRenderedPageBreak/>
+            </w:pPr>
+            <w:r>
+              <w:rPr>
+                <w:rFonts w:hint="eastAsia"/>
+              </w:rPr>
               <w:t>参数为空</w:t>
             </w:r>
           </w:p>
@@ -31820,9 +31696,6 @@
           <w:p>
             <w:pPr>
               <w:spacing w:line="276" w:lineRule="auto"/>
-              <w:rPr>
-                <w:rFonts w:hint="eastAsia"/>
-              </w:rPr>
             </w:pPr>
             <w:r>
               <w:rPr>
@@ -31853,6 +31726,7 @@
               <w:rPr>
                 <w:rFonts w:hint="eastAsia"/>
               </w:rPr>
+              <w:lastRenderedPageBreak/>
               <w:t>128*pagesizeM-1</w:t>
             </w:r>
           </w:p>
@@ -31860,44 +31734,43 @@
             <w:pPr>
               <w:spacing w:line="276" w:lineRule="auto"/>
               <w:rPr>
+                <w:rFonts w:ascii="Arial" w:hAnsi="Arial" w:cs="Arial"/>
+              </w:rPr>
+            </w:pPr>
+            <w:r>
+              <w:rPr>
                 <w:rFonts w:ascii="Arial" w:hAnsi="Arial" w:cs="Arial" w:hint="eastAsia"/>
               </w:rPr>
-            </w:pPr>
+              <w:t>2</w:t>
+            </w:r>
             <w:r>
               <w:rPr>
                 <w:rFonts w:ascii="Arial" w:hAnsi="Arial" w:cs="Arial" w:hint="eastAsia"/>
               </w:rPr>
-              <w:t>2</w:t>
+              <w:t>、非</w:t>
             </w:r>
             <w:r>
               <w:rPr>
                 <w:rFonts w:ascii="Arial" w:hAnsi="Arial" w:cs="Arial" w:hint="eastAsia"/>
               </w:rPr>
-              <w:t>、非</w:t>
+              <w:t>int</w:t>
             </w:r>
             <w:r>
               <w:rPr>
                 <w:rFonts w:ascii="Arial" w:hAnsi="Arial" w:cs="Arial" w:hint="eastAsia"/>
               </w:rPr>
-              <w:t>int</w:t>
+              <w:t>类型，如‘</w:t>
             </w:r>
             <w:r>
               <w:rPr>
                 <w:rFonts w:ascii="Arial" w:hAnsi="Arial" w:cs="Arial" w:hint="eastAsia"/>
               </w:rPr>
-              <w:t>类型，如‘</w:t>
+              <w:t>32</w:t>
             </w:r>
             <w:r>
               <w:rPr>
                 <w:rFonts w:ascii="Arial" w:hAnsi="Arial" w:cs="Arial" w:hint="eastAsia"/>
               </w:rPr>
-              <w:t>32</w:t>
-            </w:r>
-            <w:r>
-              <w:rPr>
-                <w:rFonts w:ascii="Arial" w:hAnsi="Arial" w:cs="Arial" w:hint="eastAsia"/>
-              </w:rPr>
-              <w:lastRenderedPageBreak/>
               <w:t>‘</w:t>
             </w:r>
           </w:p>
@@ -31950,9 +31823,6 @@
               <w:autoSpaceDN w:val="0"/>
               <w:adjustRightInd w:val="0"/>
               <w:jc w:val="left"/>
-              <w:rPr>
-                <w:rFonts w:hint="eastAsia"/>
-              </w:rPr>
             </w:pPr>
             <w:r>
               <w:rPr>
@@ -31976,7 +31846,6 @@
               </w:numPr>
               <w:ind w:firstLineChars="0"/>
               <w:rPr>
-                <w:rFonts w:hint="eastAsia"/>
                 <w:szCs w:val="20"/>
               </w:rPr>
             </w:pPr>
@@ -32010,7 +31879,6 @@
               </w:numPr>
               <w:ind w:firstLineChars="0"/>
               <w:rPr>
-                <w:rFonts w:hint="eastAsia"/>
                 <w:szCs w:val="20"/>
               </w:rPr>
             </w:pPr>
@@ -32043,9 +31911,6 @@
               </w:numPr>
               <w:spacing w:line="276" w:lineRule="auto"/>
               <w:ind w:firstLineChars="0"/>
-              <w:rPr>
-                <w:rFonts w:hint="eastAsia"/>
-              </w:rPr>
             </w:pPr>
             <w:r>
               <w:rPr>
@@ -32063,9 +31928,6 @@
           <w:p>
             <w:pPr>
               <w:spacing w:line="276" w:lineRule="auto"/>
-              <w:rPr>
-                <w:rFonts w:hint="eastAsia"/>
-              </w:rPr>
             </w:pPr>
             <w:r>
               <w:rPr>
@@ -32089,7 +31951,7 @@
             <w:pPr>
               <w:spacing w:line="276" w:lineRule="auto"/>
               <w:rPr>
-                <w:rFonts w:ascii="Arial" w:hAnsi="Arial" w:cs="Arial" w:hint="eastAsia"/>
+                <w:rFonts w:ascii="Arial" w:hAnsi="Arial" w:cs="Arial"/>
               </w:rPr>
             </w:pPr>
             <w:r>
@@ -32184,9 +32046,6 @@
               <w:autoSpaceDN w:val="0"/>
               <w:adjustRightInd w:val="0"/>
               <w:jc w:val="left"/>
-              <w:rPr>
-                <w:rFonts w:hint="eastAsia"/>
-              </w:rPr>
             </w:pPr>
             <w:r>
               <w:rPr>
@@ -32233,13 +32092,7 @@
               <w:t>类型，非必填</w:t>
             </w:r>
           </w:p>
-          <w:p>
-            <w:pPr>
-              <w:rPr>
-                <w:rFonts w:hint="eastAsia"/>
-              </w:rPr>
-            </w:pPr>
-          </w:p>
+          <w:p/>
         </w:tc>
         <w:tc>
           <w:tcPr>
@@ -32254,9 +32107,6 @@
               </w:numPr>
               <w:spacing w:line="276" w:lineRule="auto"/>
               <w:ind w:firstLineChars="0"/>
-              <w:rPr>
-                <w:rFonts w:hint="eastAsia"/>
-              </w:rPr>
             </w:pPr>
             <w:r>
               <w:rPr>
@@ -32304,9 +32154,6 @@
               </w:numPr>
               <w:spacing w:line="276" w:lineRule="auto"/>
               <w:ind w:firstLineChars="0"/>
-              <w:rPr>
-                <w:rFonts w:hint="eastAsia"/>
-              </w:rPr>
             </w:pPr>
             <w:r>
               <w:rPr>
@@ -32330,7 +32177,7 @@
               <w:spacing w:line="276" w:lineRule="auto"/>
               <w:ind w:firstLineChars="0"/>
               <w:rPr>
-                <w:rFonts w:ascii="Arial" w:hAnsi="Arial" w:cs="Arial" w:hint="eastAsia"/>
+                <w:rFonts w:ascii="Arial" w:hAnsi="Arial" w:cs="Arial"/>
               </w:rPr>
             </w:pPr>
             <w:r>
@@ -32407,9 +32254,6 @@
               <w:autoSpaceDN w:val="0"/>
               <w:adjustRightInd w:val="0"/>
               <w:jc w:val="left"/>
-              <w:rPr>
-                <w:rFonts w:hint="eastAsia"/>
-              </w:rPr>
             </w:pPr>
             <w:r>
               <w:rPr>
@@ -32432,7 +32276,6 @@
               </w:numPr>
               <w:ind w:firstLineChars="0"/>
               <w:rPr>
-                <w:rFonts w:hint="eastAsia"/>
                 <w:szCs w:val="20"/>
               </w:rPr>
             </w:pPr>
@@ -32473,7 +32316,6 @@
               </w:numPr>
               <w:ind w:firstLineChars="0"/>
               <w:rPr>
-                <w:rFonts w:hint="eastAsia"/>
                 <w:szCs w:val="20"/>
               </w:rPr>
             </w:pPr>
@@ -32506,9 +32348,6 @@
               </w:numPr>
               <w:spacing w:line="276" w:lineRule="auto"/>
               <w:ind w:firstLineChars="0"/>
-              <w:rPr>
-                <w:rFonts w:hint="eastAsia"/>
-              </w:rPr>
             </w:pPr>
             <w:r>
               <w:rPr>
@@ -32544,9 +32383,6 @@
               </w:numPr>
               <w:spacing w:line="276" w:lineRule="auto"/>
               <w:ind w:firstLineChars="0"/>
-              <w:rPr>
-                <w:rFonts w:hint="eastAsia"/>
-              </w:rPr>
             </w:pPr>
             <w:r>
               <w:rPr>
@@ -32570,7 +32406,7 @@
               <w:spacing w:line="276" w:lineRule="auto"/>
               <w:ind w:firstLineChars="0"/>
               <w:rPr>
-                <w:rFonts w:ascii="Arial" w:hAnsi="Arial" w:cs="Arial" w:hint="eastAsia"/>
+                <w:rFonts w:ascii="Arial" w:hAnsi="Arial" w:cs="Arial"/>
               </w:rPr>
             </w:pPr>
             <w:r>
@@ -32590,7 +32426,7 @@
               <w:spacing w:line="276" w:lineRule="auto"/>
               <w:ind w:firstLineChars="0"/>
               <w:rPr>
-                <w:rFonts w:ascii="Arial" w:hAnsi="Arial" w:cs="Arial" w:hint="eastAsia"/>
+                <w:rFonts w:ascii="Arial" w:hAnsi="Arial" w:cs="Arial"/>
               </w:rPr>
             </w:pPr>
             <w:r>
@@ -32616,7 +32452,7 @@
               <w:spacing w:line="276" w:lineRule="auto"/>
               <w:ind w:firstLineChars="0"/>
               <w:rPr>
-                <w:rFonts w:ascii="Arial" w:hAnsi="Arial" w:cs="Arial" w:hint="eastAsia"/>
+                <w:rFonts w:ascii="Arial" w:hAnsi="Arial" w:cs="Arial"/>
               </w:rPr>
             </w:pPr>
             <w:r>
@@ -32693,9 +32529,6 @@
               <w:autoSpaceDN w:val="0"/>
               <w:adjustRightInd w:val="0"/>
               <w:jc w:val="left"/>
-              <w:rPr>
-                <w:rFonts w:hint="eastAsia"/>
-              </w:rPr>
             </w:pPr>
             <w:r>
               <w:rPr>
@@ -32742,13 +32575,7 @@
               <w:t>类型，非必填</w:t>
             </w:r>
           </w:p>
-          <w:p>
-            <w:pPr>
-              <w:rPr>
-                <w:rFonts w:hint="eastAsia"/>
-              </w:rPr>
-            </w:pPr>
-          </w:p>
+          <w:p/>
         </w:tc>
         <w:tc>
           <w:tcPr>
@@ -32763,9 +32590,6 @@
               </w:numPr>
               <w:spacing w:line="276" w:lineRule="auto"/>
               <w:ind w:firstLineChars="0"/>
-              <w:rPr>
-                <w:rFonts w:hint="eastAsia"/>
-              </w:rPr>
             </w:pPr>
             <w:r>
               <w:rPr>
@@ -32813,9 +32637,6 @@
               </w:numPr>
               <w:spacing w:line="276" w:lineRule="auto"/>
               <w:ind w:firstLineChars="0"/>
-              <w:rPr>
-                <w:rFonts w:hint="eastAsia"/>
-              </w:rPr>
             </w:pPr>
             <w:r>
               <w:rPr>
@@ -32839,7 +32660,7 @@
               <w:spacing w:line="276" w:lineRule="auto"/>
               <w:ind w:firstLineChars="0"/>
               <w:rPr>
-                <w:rFonts w:ascii="Arial" w:hAnsi="Arial" w:cs="Arial" w:hint="eastAsia"/>
+                <w:rFonts w:ascii="Arial" w:hAnsi="Arial" w:cs="Arial"/>
               </w:rPr>
             </w:pPr>
             <w:r>
@@ -32911,12 +32732,9 @@
         <w:pStyle w:val="ListParagraph"/>
         <w:numPr>
           <w:ilvl w:val="0"/>
-          <w:numId w:val="74"/>
+          <w:numId w:val="75"/>
         </w:numPr>
         <w:ind w:firstLineChars="0"/>
-        <w:rPr>
-          <w:rFonts w:hint="eastAsia"/>
-        </w:rPr>
       </w:pPr>
       <w:r>
         <w:rPr>
@@ -32927,12 +32745,8 @@
     </w:p>
     <w:p>
       <w:pPr>
-        <w:pStyle w:val="ListParagraph"/>
         <w:spacing w:line="276" w:lineRule="auto"/>
-        <w:ind w:left="840" w:firstLineChars="0"/>
-        <w:rPr>
-          <w:rFonts w:hint="eastAsia"/>
-        </w:rPr>
+        <w:ind w:firstLine="420"/>
       </w:pPr>
       <w:r>
         <w:rPr>
@@ -32943,12 +32757,8 @@
     </w:p>
     <w:p>
       <w:pPr>
-        <w:pStyle w:val="ListParagraph"/>
         <w:spacing w:line="276" w:lineRule="auto"/>
-        <w:ind w:left="840" w:firstLineChars="0" w:firstLine="0"/>
-        <w:rPr>
-          <w:rFonts w:hint="eastAsia"/>
-        </w:rPr>
+        <w:ind w:firstLine="420"/>
       </w:pPr>
       <w:r>
         <w:rPr>
@@ -32995,9 +32805,8 @@
     </w:p>
     <w:p>
       <w:pPr>
-        <w:pStyle w:val="ListParagraph"/>
         <w:spacing w:line="276" w:lineRule="auto"/>
-        <w:ind w:left="840" w:firstLineChars="0" w:firstLine="0"/>
+        <w:ind w:firstLine="420"/>
       </w:pPr>
       <w:r>
         <w:rPr>
@@ -33039,14 +32848,8 @@
         <w:rPr>
           <w:rFonts w:hint="eastAsia"/>
         </w:rPr>
-        <w:t xml:space="preserve">  </w:t>
-      </w:r>
-    </w:p>
-    <w:p>
-      <w:pPr>
-        <w:pStyle w:val="ListParagraph"/>
-        <w:ind w:left="840" w:firstLineChars="0" w:firstLine="0"/>
-      </w:pPr>
+        <w:t xml:space="preserve"> </w:t>
+      </w:r>
     </w:p>
     <w:p>
       <w:pPr>
@@ -33056,9 +32859,6 @@
           <w:numId w:val="73"/>
         </w:numPr>
         <w:ind w:firstLineChars="0"/>
-        <w:rPr>
-          <w:rFonts w:hint="eastAsia"/>
-        </w:rPr>
       </w:pPr>
       <w:r>
         <w:rPr>
@@ -33229,6 +33029,7 @@
         <w:rPr>
           <w:rFonts w:hint="eastAsia"/>
         </w:rPr>
+        <w:lastRenderedPageBreak/>
         <w:t>2</w:t>
       </w:r>
       <w:r>
@@ -33252,7 +33053,6 @@
         <w:rPr>
           <w:rFonts w:hint="eastAsia"/>
         </w:rPr>
-        <w:lastRenderedPageBreak/>
         <w:t>说明：数据页大小。</w:t>
       </w:r>
       <w:r>
@@ -33275,7 +33075,7 @@
       <w:pPr>
         <w:ind w:firstLine="420"/>
         <w:rPr>
-          <w:rFonts w:ascii="Arial" w:hAnsi="Arial" w:cs="Arial" w:hint="eastAsia"/>
+          <w:rFonts w:ascii="Arial" w:hAnsi="Arial" w:cs="Arial"/>
           <w:color w:val="555555"/>
           <w:sz w:val="14"/>
           <w:szCs w:val="14"/>
@@ -33294,9 +33094,6 @@
     <w:p>
       <w:pPr>
         <w:ind w:firstLine="420"/>
-        <w:rPr>
-          <w:rFonts w:hint="eastAsia"/>
-        </w:rPr>
       </w:pPr>
       <w:r>
         <w:rPr>
@@ -33308,9 +33105,6 @@
     <w:p>
       <w:pPr>
         <w:ind w:firstLine="420"/>
-        <w:rPr>
-          <w:rFonts w:hint="eastAsia"/>
-        </w:rPr>
       </w:pPr>
       <w:r>
         <w:rPr>
@@ -33339,9 +33133,6 @@
           <w:numId w:val="132"/>
         </w:numPr>
         <w:ind w:firstLineChars="0"/>
-        <w:rPr>
-          <w:rFonts w:hint="eastAsia"/>
-        </w:rPr>
       </w:pPr>
       <w:r>
         <w:rPr>
@@ -33382,9 +33173,6 @@
           <w:numId w:val="132"/>
         </w:numPr>
         <w:ind w:firstLineChars="0"/>
-        <w:rPr>
-          <w:rFonts w:hint="eastAsia"/>
-        </w:rPr>
       </w:pPr>
       <w:r>
         <w:rPr>
@@ -33449,9 +33237,6 @@
           <w:numId w:val="129"/>
         </w:numPr>
         <w:ind w:firstLineChars="0"/>
-        <w:rPr>
-          <w:rFonts w:hint="eastAsia"/>
-        </w:rPr>
       </w:pPr>
       <w:r>
         <w:rPr>
@@ -33510,9 +33295,6 @@
     <w:p>
       <w:pPr>
         <w:ind w:firstLine="420"/>
-        <w:rPr>
-          <w:rFonts w:hint="eastAsia"/>
-        </w:rPr>
       </w:pPr>
       <w:r>
         <w:rPr>
@@ -33527,9 +33309,6 @@
     <w:p>
       <w:pPr>
         <w:ind w:firstLine="420"/>
-        <w:rPr>
-          <w:rFonts w:hint="eastAsia"/>
-        </w:rPr>
       </w:pPr>
       <w:r>
         <w:rPr>
@@ -33541,9 +33320,6 @@
     <w:p>
       <w:pPr>
         <w:ind w:firstLine="420"/>
-        <w:rPr>
-          <w:rFonts w:hint="eastAsia"/>
-        </w:rPr>
       </w:pPr>
       <w:r>
         <w:rPr>
@@ -33572,9 +33348,6 @@
           <w:numId w:val="134"/>
         </w:numPr>
         <w:ind w:firstLineChars="0"/>
-        <w:rPr>
-          <w:rFonts w:hint="eastAsia"/>
-        </w:rPr>
       </w:pPr>
       <w:r>
         <w:rPr>
@@ -33615,9 +33388,6 @@
           <w:numId w:val="134"/>
         </w:numPr>
         <w:ind w:firstLineChars="0"/>
-        <w:rPr>
-          <w:rFonts w:hint="eastAsia"/>
-        </w:rPr>
       </w:pPr>
       <w:r>
         <w:rPr>
@@ -33706,9 +33476,6 @@
           <w:numId w:val="129"/>
         </w:numPr>
         <w:ind w:firstLineChars="0"/>
-        <w:rPr>
-          <w:rFonts w:hint="eastAsia"/>
-        </w:rPr>
       </w:pPr>
       <w:r>
         <w:rPr>
@@ -33720,9 +33487,6 @@
     <w:p>
       <w:pPr>
         <w:ind w:firstLine="420"/>
-        <w:rPr>
-          <w:rFonts w:hint="eastAsia"/>
-        </w:rPr>
       </w:pPr>
       <w:r>
         <w:rPr>
@@ -33746,9 +33510,6 @@
     <w:p>
       <w:pPr>
         <w:ind w:firstLine="420"/>
-        <w:rPr>
-          <w:rFonts w:hint="eastAsia"/>
-        </w:rPr>
       </w:pPr>
       <w:r>
         <w:rPr>
@@ -33763,9 +33524,6 @@
     <w:p>
       <w:pPr>
         <w:ind w:firstLine="420"/>
-        <w:rPr>
-          <w:rFonts w:hint="eastAsia"/>
-        </w:rPr>
       </w:pPr>
       <w:r>
         <w:rPr>
@@ -33777,9 +33535,6 @@
     <w:p>
       <w:pPr>
         <w:ind w:firstLine="420"/>
-        <w:rPr>
-          <w:rFonts w:hint="eastAsia"/>
-        </w:rPr>
       </w:pPr>
       <w:r>
         <w:rPr>
@@ -34330,7 +34085,6 @@
           <w:p>
             <w:pPr>
               <w:rPr>
-                <w:rFonts w:hint="eastAsia"/>
                 <w:iCs/>
                 <w:color w:val="000000"/>
               </w:rPr>
@@ -34352,7 +34106,6 @@
           <w:p>
             <w:pPr>
               <w:rPr>
-                <w:rFonts w:hint="eastAsia"/>
                 <w:iCs/>
                 <w:color w:val="000000"/>
               </w:rPr>
@@ -34374,7 +34127,6 @@
           <w:p>
             <w:pPr>
               <w:rPr>
-                <w:rFonts w:hint="eastAsia"/>
                 <w:iCs/>
                 <w:color w:val="000000"/>
               </w:rPr>
@@ -34404,7 +34156,6 @@
             <w:pPr>
               <w:jc w:val="left"/>
               <w:rPr>
-                <w:rFonts w:hint="eastAsia"/>
                 <w:iCs/>
                 <w:color w:val="000000"/>
               </w:rPr>
@@ -34440,7 +34191,6 @@
         <w:pStyle w:val="ListParagraph"/>
         <w:ind w:left="420" w:firstLineChars="0" w:firstLine="0"/>
         <w:rPr>
-          <w:rFonts w:hint="eastAsia"/>
           <w:iCs/>
           <w:color w:val="000000"/>
         </w:rPr>
@@ -34463,7 +34213,6 @@
         </w:numPr>
         <w:ind w:firstLineChars="0"/>
         <w:rPr>
-          <w:rFonts w:hint="eastAsia"/>
           <w:iCs/>
           <w:color w:val="000000"/>
         </w:rPr>
@@ -34571,9 +34320,6 @@
           <w:numId w:val="135"/>
         </w:numPr>
         <w:ind w:left="360" w:firstLineChars="0" w:firstLine="0"/>
-        <w:rPr>
-          <w:rFonts w:hint="eastAsia"/>
-        </w:rPr>
       </w:pPr>
       <w:r>
         <w:rPr>
@@ -34626,9 +34372,6 @@
           <w:numId w:val="135"/>
         </w:numPr>
         <w:ind w:left="360" w:firstLineChars="0" w:firstLine="0"/>
-        <w:rPr>
-          <w:rFonts w:hint="eastAsia"/>
-        </w:rPr>
       </w:pPr>
       <w:r>
         <w:rPr>
@@ -34681,9 +34424,6 @@
           <w:numId w:val="135"/>
         </w:numPr>
         <w:ind w:left="360" w:firstLineChars="0" w:firstLine="0"/>
-        <w:rPr>
-          <w:rFonts w:hint="eastAsia"/>
-        </w:rPr>
       </w:pPr>
       <w:r>
         <w:rPr>
@@ -34736,9 +34476,6 @@
           <w:numId w:val="135"/>
         </w:numPr>
         <w:ind w:left="360" w:firstLineChars="0" w:firstLine="0"/>
-        <w:rPr>
-          <w:rFonts w:hint="eastAsia"/>
-        </w:rPr>
       </w:pPr>
       <w:r>
         <w:rPr>
@@ -34791,9 +34528,6 @@
           <w:numId w:val="135"/>
         </w:numPr>
         <w:ind w:left="360" w:firstLineChars="0" w:firstLine="0"/>
-        <w:rPr>
-          <w:rFonts w:hint="eastAsia"/>
-        </w:rPr>
       </w:pPr>
       <w:r>
         <w:rPr>
@@ -34818,9 +34552,6 @@
       <w:pPr>
         <w:pStyle w:val="ListParagraph"/>
         <w:ind w:left="360" w:firstLineChars="0" w:firstLine="0"/>
-        <w:rPr>
-          <w:rFonts w:hint="eastAsia"/>
-        </w:rPr>
       </w:pPr>
       <w:r>
         <w:rPr>
@@ -34837,14 +34568,12 @@
           <w:numId w:val="137"/>
         </w:numPr>
         <w:ind w:firstLineChars="0"/>
-        <w:rPr>
-          <w:rFonts w:hint="eastAsia"/>
-        </w:rPr>
-      </w:pPr>
-      <w:r>
-        <w:rPr>
-          <w:rFonts w:hint="eastAsia"/>
-        </w:rPr>
+      </w:pPr>
+      <w:r>
+        <w:rPr>
+          <w:rFonts w:hint="eastAsia"/>
+        </w:rPr>
+        <w:lastRenderedPageBreak/>
         <w:t>新增、修改、删除</w:t>
       </w:r>
       <w:r>
@@ -34868,15 +34597,11 @@
           <w:numId w:val="137"/>
         </w:numPr>
         <w:ind w:firstLineChars="0"/>
-        <w:rPr>
-          <w:rFonts w:hint="eastAsia"/>
-        </w:rPr>
-      </w:pPr>
-      <w:r>
-        <w:rPr>
-          <w:rFonts w:hint="eastAsia"/>
-        </w:rPr>
-        <w:lastRenderedPageBreak/>
+      </w:pPr>
+      <w:r>
+        <w:rPr>
+          <w:rFonts w:hint="eastAsia"/>
+        </w:rPr>
         <w:t>删除</w:t>
       </w:r>
       <w:r>
@@ -34936,9 +34661,6 @@
           <w:numId w:val="137"/>
         </w:numPr>
         <w:ind w:firstLineChars="0"/>
-        <w:rPr>
-          <w:rFonts w:hint="eastAsia"/>
-        </w:rPr>
       </w:pPr>
       <w:r>
         <w:rPr>
@@ -34996,7 +34718,6 @@
       <w:pPr>
         <w:ind w:left="105" w:hangingChars="50" w:hanging="105"/>
         <w:rPr>
-          <w:rFonts w:hint="eastAsia"/>
           <w:iCs/>
           <w:color w:val="000000"/>
         </w:rPr>
@@ -35059,7 +34780,6 @@
         </w:numPr>
         <w:ind w:firstLineChars="0"/>
         <w:rPr>
-          <w:rFonts w:hint="eastAsia"/>
           <w:iCs/>
           <w:color w:val="000000"/>
         </w:rPr>
@@ -35098,6 +34818,7 @@
         </w:numPr>
         <w:ind w:firstLineChars="0"/>
         <w:rPr>
+          <w:rFonts w:hint="eastAsia"/>
           <w:iCs/>
           <w:color w:val="000000"/>
         </w:rPr>
@@ -35125,6 +34846,28 @@
           <w:color w:val="000000"/>
         </w:rPr>
         <w:t>属性（验证不影响其它属性修改）</w:t>
+      </w:r>
+    </w:p>
+    <w:p>
+      <w:pPr>
+        <w:pStyle w:val="ListParagraph"/>
+        <w:numPr>
+          <w:ilvl w:val="0"/>
+          <w:numId w:val="138"/>
+        </w:numPr>
+        <w:ind w:firstLineChars="0"/>
+        <w:rPr>
+          <w:iCs/>
+          <w:color w:val="000000"/>
+        </w:rPr>
+      </w:pPr>
+      <w:r>
+        <w:rPr>
+          <w:rFonts w:hint="eastAsia"/>
+          <w:iCs/>
+          <w:color w:val="000000"/>
+        </w:rPr>
+        <w:t>存在修改失败属性，再次执行修改（失败后可再次执行修改）</w:t>
       </w:r>
     </w:p>
     <w:p>
@@ -35302,7 +35045,6 @@
               </w:numPr>
               <w:ind w:firstLineChars="0"/>
               <w:rPr>
-                <w:rFonts w:hint="eastAsia"/>
                 <w:iCs/>
                 <w:color w:val="000000"/>
               </w:rPr>
@@ -35616,7 +35358,7 @@
               <w:adjustRightInd w:val="0"/>
               <w:spacing w:line="276" w:lineRule="auto"/>
               <w:rPr>
-                <w:rFonts w:ascii="Arial" w:eastAsia="宋体" w:hAnsi="Arial" w:cs="Arial" w:hint="eastAsia"/>
+                <w:rFonts w:ascii="Arial" w:eastAsia="宋体" w:hAnsi="Arial" w:cs="Arial"/>
               </w:rPr>
             </w:pPr>
             <w:r>
@@ -35670,7 +35412,6 @@
               </w:numPr>
               <w:ind w:firstLineChars="0"/>
               <w:rPr>
-                <w:rFonts w:hint="eastAsia"/>
                 <w:szCs w:val="20"/>
               </w:rPr>
             </w:pPr>
@@ -35839,9 +35580,6 @@
               </w:numPr>
               <w:spacing w:line="276" w:lineRule="auto"/>
               <w:ind w:firstLineChars="0"/>
-              <w:rPr>
-                <w:rFonts w:hint="eastAsia"/>
-              </w:rPr>
             </w:pPr>
             <w:r>
               <w:rPr>
@@ -35870,71 +35608,65 @@
             <w:pPr>
               <w:spacing w:line="276" w:lineRule="auto"/>
               <w:rPr>
+                <w:rFonts w:ascii="Arial" w:hAnsi="Arial" w:cs="Arial"/>
+              </w:rPr>
+            </w:pPr>
+            <w:r>
+              <w:rPr>
                 <w:rFonts w:ascii="Arial" w:hAnsi="Arial" w:cs="Arial" w:hint="eastAsia"/>
               </w:rPr>
-            </w:pPr>
+              <w:t>1</w:t>
+            </w:r>
             <w:r>
               <w:rPr>
                 <w:rFonts w:ascii="Arial" w:hAnsi="Arial" w:cs="Arial" w:hint="eastAsia"/>
               </w:rPr>
-              <w:t>1</w:t>
+              <w:t>、非</w:t>
             </w:r>
             <w:r>
               <w:rPr>
                 <w:rFonts w:ascii="Arial" w:hAnsi="Arial" w:cs="Arial" w:hint="eastAsia"/>
               </w:rPr>
-              <w:t>、非</w:t>
+              <w:t>string</w:t>
             </w:r>
             <w:r>
               <w:rPr>
                 <w:rFonts w:ascii="Arial" w:hAnsi="Arial" w:cs="Arial" w:hint="eastAsia"/>
               </w:rPr>
-              <w:t>string</w:t>
+              <w:t>类型，如</w:t>
             </w:r>
             <w:r>
               <w:rPr>
                 <w:rFonts w:ascii="Arial" w:hAnsi="Arial" w:cs="Arial" w:hint="eastAsia"/>
               </w:rPr>
-              <w:t>类型，如</w:t>
-            </w:r>
+              <w:t>001</w:t>
+            </w:r>
+          </w:p>
+          <w:p>
+            <w:pPr>
+              <w:spacing w:line="276" w:lineRule="auto"/>
+              <w:rPr>
+                <w:rFonts w:ascii="Arial" w:hAnsi="Arial" w:cs="Arial"/>
+              </w:rPr>
+            </w:pPr>
             <w:r>
               <w:rPr>
                 <w:rFonts w:ascii="Arial" w:hAnsi="Arial" w:cs="Arial" w:hint="eastAsia"/>
               </w:rPr>
-              <w:t>001</w:t>
+              <w:t>2</w:t>
+            </w:r>
+            <w:r>
+              <w:rPr>
+                <w:rFonts w:ascii="Arial" w:hAnsi="Arial" w:cs="Arial" w:hint="eastAsia"/>
+              </w:rPr>
+              <w:t>、为空</w:t>
             </w:r>
           </w:p>
           <w:p>
             <w:pPr>
               <w:spacing w:line="276" w:lineRule="auto"/>
               <w:rPr>
-                <w:rFonts w:ascii="Arial" w:hAnsi="Arial" w:cs="Arial" w:hint="eastAsia"/>
-              </w:rPr>
-            </w:pPr>
-            <w:r>
-              <w:rPr>
-                <w:rFonts w:ascii="Arial" w:hAnsi="Arial" w:cs="Arial" w:hint="eastAsia"/>
-              </w:rPr>
-              <w:t>2</w:t>
-            </w:r>
-            <w:r>
-              <w:rPr>
-                <w:rFonts w:ascii="Arial" w:hAnsi="Arial" w:cs="Arial" w:hint="eastAsia"/>
-              </w:rPr>
-              <w:t>、</w:t>
-            </w:r>
-            <w:r>
-              <w:rPr>
-                <w:rFonts w:ascii="Arial" w:hAnsi="Arial" w:cs="Arial" w:hint="eastAsia"/>
-              </w:rPr>
-              <w:t>为空</w:t>
-            </w:r>
-          </w:p>
-          <w:p>
-            <w:pPr>
-              <w:spacing w:line="276" w:lineRule="auto"/>
-              <w:rPr>
-                <w:rFonts w:ascii="Arial" w:hAnsi="Arial" w:cs="Arial" w:hint="eastAsia"/>
+                <w:rFonts w:ascii="Arial" w:hAnsi="Arial" w:cs="Arial"/>
               </w:rPr>
             </w:pPr>
             <w:r>
@@ -36143,13 +35875,7 @@
               <w:rPr>
                 <w:rFonts w:ascii="Arial" w:hAnsi="Arial" w:cs="Arial" w:hint="eastAsia"/>
               </w:rPr>
-              <w:t>、</w:t>
-            </w:r>
-            <w:r>
-              <w:rPr>
-                <w:rFonts w:ascii="Arial" w:hAnsi="Arial" w:cs="Arial" w:hint="eastAsia"/>
-              </w:rPr>
-              <w:t>输入参数</w:t>
+              <w:t>、输入参数</w:t>
             </w:r>
           </w:p>
           <w:p>
@@ -36217,11 +35943,9 @@
               <w:autoSpaceDN w:val="0"/>
               <w:adjustRightInd w:val="0"/>
               <w:jc w:val="left"/>
-              <w:rPr>
-                <w:rFonts w:hint="eastAsia"/>
-              </w:rPr>
-            </w:pPr>
-            <w:r>
+            </w:pPr>
+            <w:r>
+              <w:lastRenderedPageBreak/>
               <w:t>P</w:t>
             </w:r>
             <w:r>
@@ -36245,7 +35969,6 @@
               </w:numPr>
               <w:ind w:firstLineChars="0"/>
               <w:rPr>
-                <w:rFonts w:hint="eastAsia"/>
                 <w:szCs w:val="20"/>
               </w:rPr>
             </w:pPr>
@@ -36273,7 +35996,6 @@
               </w:numPr>
               <w:ind w:firstLineChars="0"/>
               <w:rPr>
-                <w:rFonts w:hint="eastAsia"/>
                 <w:szCs w:val="20"/>
               </w:rPr>
             </w:pPr>
@@ -36289,15 +36011,7 @@
                 <w:rFonts w:hint="eastAsia"/>
                 <w:szCs w:val="20"/>
               </w:rPr>
-              <w:t xml:space="preserve"> 0, 4096, </w:t>
-            </w:r>
-            <w:r>
-              <w:rPr>
-                <w:rFonts w:hint="eastAsia"/>
-                <w:szCs w:val="20"/>
-              </w:rPr>
-              <w:lastRenderedPageBreak/>
-              <w:t xml:space="preserve">8192, 16384, 32768, 65536 </w:t>
+              <w:t xml:space="preserve"> 0, 4096, 8192, 16384, 32768, 65536 </w:t>
             </w:r>
             <w:r>
               <w:rPr>
@@ -36328,15 +36042,11 @@
               </w:numPr>
               <w:spacing w:line="276" w:lineRule="auto"/>
               <w:ind w:firstLineChars="0"/>
-              <w:rPr>
-                <w:rFonts w:hint="eastAsia"/>
-              </w:rPr>
-            </w:pPr>
-            <w:r>
-              <w:rPr>
-                <w:rFonts w:hint="eastAsia"/>
-              </w:rPr>
-              <w:lastRenderedPageBreak/>
+            </w:pPr>
+            <w:r>
+              <w:rPr>
+                <w:rFonts w:hint="eastAsia"/>
+              </w:rPr>
               <w:t>有效取值：</w:t>
             </w:r>
             <w:r>
@@ -36355,9 +36065,6 @@
               </w:numPr>
               <w:spacing w:line="276" w:lineRule="auto"/>
               <w:ind w:firstLineChars="0"/>
-              <w:rPr>
-                <w:rFonts w:hint="eastAsia"/>
-              </w:rPr>
             </w:pPr>
             <w:r>
               <w:rPr>
@@ -36381,7 +36088,7 @@
               <w:spacing w:line="276" w:lineRule="auto"/>
               <w:ind w:firstLineChars="0"/>
               <w:rPr>
-                <w:rFonts w:ascii="Arial" w:hAnsi="Arial" w:cs="Arial" w:hint="eastAsia"/>
+                <w:rFonts w:ascii="Arial" w:hAnsi="Arial" w:cs="Arial"/>
               </w:rPr>
             </w:pPr>
             <w:r>
@@ -36401,7 +36108,7 @@
               <w:spacing w:line="276" w:lineRule="auto"/>
               <w:ind w:firstLineChars="0"/>
               <w:rPr>
-                <w:rFonts w:ascii="Arial" w:hAnsi="Arial" w:cs="Arial" w:hint="eastAsia"/>
+                <w:rFonts w:ascii="Arial" w:hAnsi="Arial" w:cs="Arial"/>
               </w:rPr>
             </w:pPr>
             <w:r>
@@ -36434,7 +36141,6 @@
               <w:rPr>
                 <w:rFonts w:ascii="Arial" w:hAnsi="Arial" w:cs="Arial" w:hint="eastAsia"/>
               </w:rPr>
-              <w:lastRenderedPageBreak/>
               <w:t>非</w:t>
             </w:r>
             <w:r>
@@ -36484,7 +36190,6 @@
               <w:rPr>
                 <w:rFonts w:hint="eastAsia"/>
               </w:rPr>
-              <w:lastRenderedPageBreak/>
               <w:t>LobPageSize</w:t>
             </w:r>
           </w:p>
@@ -36579,9 +36284,6 @@
               </w:numPr>
               <w:spacing w:line="276" w:lineRule="auto"/>
               <w:ind w:firstLineChars="0"/>
-              <w:rPr>
-                <w:rFonts w:hint="eastAsia"/>
-              </w:rPr>
             </w:pPr>
             <w:r>
               <w:rPr>
@@ -36611,9 +36313,6 @@
               </w:numPr>
               <w:spacing w:line="276" w:lineRule="auto"/>
               <w:ind w:firstLineChars="0"/>
-              <w:rPr>
-                <w:rFonts w:hint="eastAsia"/>
-              </w:rPr>
             </w:pPr>
             <w:r>
               <w:rPr>
@@ -36637,7 +36336,7 @@
               <w:spacing w:line="276" w:lineRule="auto"/>
               <w:ind w:firstLineChars="0"/>
               <w:rPr>
-                <w:rFonts w:ascii="Arial" w:hAnsi="Arial" w:cs="Arial" w:hint="eastAsia"/>
+                <w:rFonts w:ascii="Arial" w:hAnsi="Arial" w:cs="Arial"/>
               </w:rPr>
             </w:pPr>
             <w:r>
@@ -36657,7 +36356,7 @@
               <w:spacing w:line="276" w:lineRule="auto"/>
               <w:ind w:firstLineChars="0"/>
               <w:rPr>
-                <w:rFonts w:ascii="Arial" w:hAnsi="Arial" w:cs="Arial" w:hint="eastAsia"/>
+                <w:rFonts w:ascii="Arial" w:hAnsi="Arial" w:cs="Arial"/>
               </w:rPr>
             </w:pPr>
             <w:r>
@@ -36740,9 +36439,6 @@
               <w:autoSpaceDN w:val="0"/>
               <w:adjustRightInd w:val="0"/>
               <w:jc w:val="left"/>
-              <w:rPr>
-                <w:rFonts w:hint="eastAsia"/>
-              </w:rPr>
             </w:pPr>
             <w:r>
               <w:rPr>
@@ -36759,7 +36455,6 @@
           <w:p>
             <w:pPr>
               <w:rPr>
-                <w:rFonts w:hint="eastAsia"/>
                 <w:szCs w:val="20"/>
               </w:rPr>
             </w:pPr>
@@ -36800,9 +36495,6 @@
           <w:p>
             <w:pPr>
               <w:spacing w:line="276" w:lineRule="auto"/>
-              <w:rPr>
-                <w:rFonts w:hint="eastAsia"/>
-              </w:rPr>
             </w:pPr>
             <w:r>
               <w:rPr>
@@ -36832,9 +36524,6 @@
           <w:p>
             <w:pPr>
               <w:spacing w:line="276" w:lineRule="auto"/>
-              <w:rPr>
-                <w:rFonts w:hint="eastAsia"/>
-              </w:rPr>
             </w:pPr>
             <w:r>
               <w:rPr>
@@ -36858,7 +36547,7 @@
             <w:pPr>
               <w:spacing w:line="276" w:lineRule="auto"/>
               <w:rPr>
-                <w:rFonts w:ascii="Arial" w:hAnsi="Arial" w:cs="Arial" w:hint="eastAsia"/>
+                <w:rFonts w:ascii="Arial" w:hAnsi="Arial" w:cs="Arial"/>
               </w:rPr>
             </w:pPr>
             <w:r>
@@ -36948,9 +36637,6 @@
           <w:numId w:val="74"/>
         </w:numPr>
         <w:ind w:firstLineChars="0"/>
-        <w:rPr>
-          <w:rFonts w:hint="eastAsia"/>
-        </w:rPr>
       </w:pPr>
       <w:r>
         <w:rPr>
@@ -36964,9 +36650,6 @@
         <w:pStyle w:val="ListParagraph"/>
         <w:spacing w:line="276" w:lineRule="auto"/>
         <w:ind w:left="840" w:firstLineChars="0"/>
-        <w:rPr>
-          <w:rFonts w:hint="eastAsia"/>
-        </w:rPr>
       </w:pPr>
       <w:r>
         <w:rPr>
@@ -37289,7 +36972,7 @@
       <w:pPr>
         <w:ind w:firstLine="420"/>
         <w:rPr>
-          <w:rFonts w:ascii="Arial" w:hAnsi="Arial" w:cs="Arial" w:hint="eastAsia"/>
+          <w:rFonts w:ascii="Arial" w:hAnsi="Arial" w:cs="Arial"/>
           <w:color w:val="555555"/>
           <w:sz w:val="14"/>
           <w:szCs w:val="14"/>
@@ -37308,9 +36991,6 @@
     <w:p>
       <w:pPr>
         <w:ind w:firstLine="420"/>
-        <w:rPr>
-          <w:rFonts w:hint="eastAsia"/>
-        </w:rPr>
       </w:pPr>
       <w:r>
         <w:rPr>
@@ -37322,9 +37002,6 @@
     <w:p>
       <w:pPr>
         <w:ind w:firstLine="420"/>
-        <w:rPr>
-          <w:rFonts w:hint="eastAsia"/>
-        </w:rPr>
       </w:pPr>
       <w:r>
         <w:rPr>
@@ -37424,6 +37101,7 @@
                 <w:iCs/>
                 <w:color w:val="000000"/>
               </w:rPr>
+              <w:lastRenderedPageBreak/>
               <w:t>测试项</w:t>
             </w:r>
           </w:p>
@@ -37445,6 +37123,7 @@
                 <w:iCs/>
                 <w:color w:val="000000"/>
               </w:rPr>
+              <w:lastRenderedPageBreak/>
               <w:t>测试点</w:t>
             </w:r>
             <w:r>
@@ -37563,6 +37242,7 @@
                 <w:iCs/>
                 <w:color w:val="000000"/>
               </w:rPr>
+              <w:lastRenderedPageBreak/>
               <w:t>D</w:t>
             </w:r>
             <w:r>
@@ -37689,7 +37369,6 @@
                 <w:iCs/>
                 <w:color w:val="000000"/>
               </w:rPr>
-              <w:lastRenderedPageBreak/>
               <w:t>修改组是否为</w:t>
             </w:r>
             <w:r>
@@ -37715,11 +37394,6 @@
             <w:tcW w:w="2126" w:type="dxa"/>
           </w:tcPr>
           <w:p>
-            <w:pPr>
-              <w:rPr>
-                <w:rFonts w:hint="eastAsia"/>
-              </w:rPr>
-            </w:pPr>
             <w:r>
               <w:t>C</w:t>
             </w:r>
@@ -37742,11 +37416,6 @@
             <w:tcW w:w="1843" w:type="dxa"/>
           </w:tcPr>
           <w:p>
-            <w:pPr>
-              <w:rPr>
-                <w:rFonts w:hint="eastAsia"/>
-              </w:rPr>
-            </w:pPr>
             <w:r>
               <w:rPr>
                 <w:rFonts w:hint="eastAsia"/>
@@ -37805,7 +37474,6 @@
             <w:pPr>
               <w:jc w:val="left"/>
               <w:rPr>
-                <w:rFonts w:hint="eastAsia"/>
                 <w:iCs/>
                 <w:color w:val="000000"/>
               </w:rPr>
@@ -37844,11 +37512,6 @@
             <w:tcW w:w="1843" w:type="dxa"/>
           </w:tcPr>
           <w:p>
-            <w:pPr>
-              <w:rPr>
-                <w:rFonts w:hint="eastAsia"/>
-              </w:rPr>
-            </w:pPr>
             <w:r>
               <w:rPr>
                 <w:rFonts w:hint="eastAsia"/>
@@ -37995,7 +37658,6 @@
           <w:p>
             <w:pPr>
               <w:rPr>
-                <w:rFonts w:hint="eastAsia"/>
                 <w:iCs/>
                 <w:color w:val="000000"/>
               </w:rPr>
@@ -38017,7 +37679,6 @@
           <w:p>
             <w:pPr>
               <w:rPr>
-                <w:rFonts w:hint="eastAsia"/>
                 <w:iCs/>
                 <w:color w:val="000000"/>
               </w:rPr>
@@ -38039,7 +37700,6 @@
           <w:p>
             <w:pPr>
               <w:rPr>
-                <w:rFonts w:hint="eastAsia"/>
                 <w:iCs/>
                 <w:color w:val="000000"/>
               </w:rPr>
@@ -38062,7 +37722,6 @@
             <w:pPr>
               <w:jc w:val="left"/>
               <w:rPr>
-                <w:rFonts w:hint="eastAsia"/>
                 <w:iCs/>
                 <w:color w:val="000000"/>
               </w:rPr>
@@ -38113,7 +37772,6 @@
         <w:pStyle w:val="ListParagraph"/>
         <w:ind w:left="420" w:firstLineChars="0" w:firstLine="0"/>
         <w:rPr>
-          <w:rFonts w:hint="eastAsia"/>
           <w:iCs/>
           <w:color w:val="000000"/>
         </w:rPr>
@@ -38135,9 +37793,6 @@
           <w:numId w:val="151"/>
         </w:numPr>
         <w:ind w:left="420" w:firstLineChars="0" w:firstLine="0"/>
-        <w:rPr>
-          <w:rFonts w:hint="eastAsia"/>
-        </w:rPr>
       </w:pPr>
       <w:r>
         <w:rPr>
@@ -38180,9 +37835,6 @@
           <w:numId w:val="151"/>
         </w:numPr>
         <w:ind w:left="420" w:firstLineChars="0" w:firstLine="0"/>
-        <w:rPr>
-          <w:rFonts w:hint="eastAsia"/>
-        </w:rPr>
       </w:pPr>
       <w:r>
         <w:rPr>
@@ -38232,9 +37884,6 @@
           <w:numId w:val="151"/>
         </w:numPr>
         <w:ind w:left="420" w:firstLineChars="0" w:firstLine="0"/>
-        <w:rPr>
-          <w:rFonts w:hint="eastAsia"/>
-        </w:rPr>
       </w:pPr>
       <w:r>
         <w:rPr>
@@ -38295,9 +37944,6 @@
           <w:numId w:val="152"/>
         </w:numPr>
         <w:ind w:left="360" w:firstLineChars="0" w:firstLine="0"/>
-        <w:rPr>
-          <w:rFonts w:hint="eastAsia"/>
-        </w:rPr>
       </w:pPr>
       <w:r>
         <w:rPr>
@@ -38350,9 +37996,6 @@
           <w:numId w:val="152"/>
         </w:numPr>
         <w:ind w:left="360" w:firstLineChars="0" w:firstLine="0"/>
-        <w:rPr>
-          <w:rFonts w:hint="eastAsia"/>
-        </w:rPr>
       </w:pPr>
       <w:r>
         <w:rPr>
@@ -38399,9 +38042,6 @@
           <w:numId w:val="152"/>
         </w:numPr>
         <w:ind w:left="360" w:firstLineChars="0" w:firstLine="0"/>
-        <w:rPr>
-          <w:rFonts w:hint="eastAsia"/>
-        </w:rPr>
       </w:pPr>
       <w:r>
         <w:rPr>
@@ -38472,9 +38112,6 @@
           <w:numId w:val="152"/>
         </w:numPr>
         <w:ind w:left="360" w:firstLineChars="0" w:firstLine="0"/>
-        <w:rPr>
-          <w:rFonts w:hint="eastAsia"/>
-        </w:rPr>
       </w:pPr>
       <w:r>
         <w:rPr>
@@ -38529,9 +38166,6 @@
       <w:pPr>
         <w:pStyle w:val="ListParagraph"/>
         <w:ind w:left="360" w:firstLineChars="0" w:firstLine="0"/>
-        <w:rPr>
-          <w:rFonts w:hint="eastAsia"/>
-        </w:rPr>
       </w:pPr>
       <w:r>
         <w:rPr>
@@ -38548,9 +38182,6 @@
           <w:numId w:val="160"/>
         </w:numPr>
         <w:ind w:firstLineChars="0"/>
-        <w:rPr>
-          <w:rFonts w:hint="eastAsia"/>
-        </w:rPr>
       </w:pPr>
       <w:r>
         <w:rPr>
@@ -38579,9 +38210,6 @@
           <w:numId w:val="160"/>
         </w:numPr>
         <w:ind w:firstLineChars="0"/>
-        <w:rPr>
-          <w:rFonts w:hint="eastAsia"/>
-        </w:rPr>
       </w:pPr>
       <w:r>
         <w:rPr>
@@ -38615,11 +38243,6 @@
       </w:r>
     </w:p>
     <w:p>
-      <w:pPr>
-        <w:rPr>
-          <w:rFonts w:hint="eastAsia"/>
-        </w:rPr>
-      </w:pPr>
       <w:r>
         <w:rPr>
           <w:rFonts w:hint="eastAsia"/>
@@ -38693,7 +38316,7 @@
       <w:pPr>
         <w:ind w:firstLine="420"/>
         <w:rPr>
-          <w:rFonts w:ascii="Arial" w:hAnsi="Arial" w:cs="Arial" w:hint="eastAsia"/>
+          <w:rFonts w:ascii="Arial" w:hAnsi="Arial" w:cs="Arial"/>
           <w:color w:val="555555"/>
           <w:sz w:val="14"/>
           <w:szCs w:val="14"/>
@@ -38712,9 +38335,6 @@
     <w:p>
       <w:pPr>
         <w:ind w:firstLine="420"/>
-        <w:rPr>
-          <w:rFonts w:hint="eastAsia"/>
-        </w:rPr>
       </w:pPr>
       <w:r>
         <w:rPr>
@@ -38727,9 +38347,6 @@
       <w:pPr>
         <w:pStyle w:val="ListParagraph"/>
         <w:ind w:left="420" w:firstLineChars="0" w:firstLine="0"/>
-        <w:rPr>
-          <w:rFonts w:hint="eastAsia"/>
-        </w:rPr>
       </w:pPr>
       <w:r>
         <w:rPr>
@@ -38788,9 +38405,6 @@
           <w:numId w:val="153"/>
         </w:numPr>
         <w:ind w:firstLineChars="0"/>
-        <w:rPr>
-          <w:rFonts w:hint="eastAsia"/>
-        </w:rPr>
       </w:pPr>
       <w:r>
         <w:rPr>
@@ -38867,9 +38481,6 @@
           <w:numId w:val="153"/>
         </w:numPr>
         <w:ind w:firstLineChars="0"/>
-        <w:rPr>
-          <w:rFonts w:hint="eastAsia"/>
-        </w:rPr>
       </w:pPr>
       <w:r>
         <w:rPr>
@@ -38963,11 +38574,6 @@
       </w:r>
     </w:p>
     <w:p>
-      <w:pPr>
-        <w:rPr>
-          <w:rFonts w:hint="eastAsia"/>
-        </w:rPr>
-      </w:pPr>
       <w:r>
         <w:rPr>
           <w:rFonts w:hint="eastAsia"/>
@@ -38990,9 +38596,6 @@
     <w:p>
       <w:pPr>
         <w:ind w:firstLine="420"/>
-        <w:rPr>
-          <w:rFonts w:hint="eastAsia"/>
-        </w:rPr>
       </w:pPr>
       <w:r>
         <w:rPr>
@@ -39004,14 +38607,12 @@
     <w:p>
       <w:pPr>
         <w:ind w:firstLine="420"/>
-        <w:rPr>
-          <w:rFonts w:hint="eastAsia"/>
-        </w:rPr>
-      </w:pPr>
-      <w:r>
-        <w:rPr>
-          <w:rFonts w:hint="eastAsia"/>
-        </w:rPr>
+      </w:pPr>
+      <w:r>
+        <w:rPr>
+          <w:rFonts w:hint="eastAsia"/>
+        </w:rPr>
+        <w:lastRenderedPageBreak/>
         <w:t>格式：</w:t>
       </w:r>
       <w:r>
@@ -39033,9 +38634,6 @@
     <w:p>
       <w:pPr>
         <w:ind w:firstLine="420"/>
-        <w:rPr>
-          <w:rFonts w:hint="eastAsia"/>
-        </w:rPr>
       </w:pPr>
       <w:r>
         <w:rPr>
@@ -39047,9 +38645,6 @@
     <w:p>
       <w:pPr>
         <w:ind w:firstLine="420"/>
-        <w:rPr>
-          <w:rFonts w:hint="eastAsia"/>
-        </w:rPr>
       </w:pPr>
       <w:r>
         <w:rPr>
@@ -39066,15 +38661,11 @@
           <w:numId w:val="154"/>
         </w:numPr>
         <w:ind w:firstLineChars="0"/>
-        <w:rPr>
-          <w:rFonts w:hint="eastAsia"/>
-        </w:rPr>
-      </w:pPr>
-      <w:r>
-        <w:rPr>
-          <w:rFonts w:hint="eastAsia"/>
-        </w:rPr>
-        <w:lastRenderedPageBreak/>
+      </w:pPr>
+      <w:r>
+        <w:rPr>
+          <w:rFonts w:hint="eastAsia"/>
+        </w:rPr>
         <w:t>修改</w:t>
       </w:r>
       <w:r>
@@ -39151,7 +38742,6 @@
       <w:pPr>
         <w:ind w:left="105" w:hangingChars="50" w:hanging="105"/>
         <w:rPr>
-          <w:rFonts w:hint="eastAsia"/>
           <w:iCs/>
           <w:color w:val="000000"/>
         </w:rPr>
@@ -39214,7 +38804,6 @@
         </w:numPr>
         <w:ind w:firstLineChars="0"/>
         <w:rPr>
-          <w:rFonts w:hint="eastAsia"/>
           <w:iCs/>
           <w:color w:val="000000"/>
         </w:rPr>
@@ -39528,6 +39117,7 @@
               </w:numPr>
               <w:ind w:firstLineChars="0"/>
               <w:rPr>
+                <w:rFonts w:hint="eastAsia"/>
                 <w:iCs/>
                 <w:color w:val="000000"/>
               </w:rPr>
@@ -39539,6 +39129,38 @@
                 <w:color w:val="000000"/>
               </w:rPr>
               <w:t>并发修改不同属性值</w:t>
+            </w:r>
+          </w:p>
+          <w:p>
+            <w:pPr>
+              <w:rPr>
+                <w:iCs/>
+                <w:color w:val="000000"/>
+              </w:rPr>
+            </w:pPr>
+            <w:r>
+              <w:rPr>
+                <w:rFonts w:hint="eastAsia"/>
+                <w:iCs/>
+                <w:color w:val="000000"/>
+              </w:rPr>
+              <w:t>2</w:t>
+            </w:r>
+            <w:r>
+              <w:rPr>
+                <w:rFonts w:hint="eastAsia"/>
+                <w:iCs/>
+                <w:color w:val="000000"/>
+              </w:rPr>
+              <w:t>、</w:t>
+            </w:r>
+            <w:r>
+              <w:rPr>
+                <w:rFonts w:hint="eastAsia"/>
+                <w:iCs/>
+                <w:color w:val="000000"/>
+              </w:rPr>
+              <w:t>存在修改失败属性，再次执行修改（失败后可再次执行修改）</w:t>
             </w:r>
           </w:p>
         </w:tc>
@@ -39740,7 +39362,7 @@
               <w:adjustRightInd w:val="0"/>
               <w:spacing w:line="276" w:lineRule="auto"/>
               <w:rPr>
-                <w:rFonts w:ascii="Arial" w:eastAsia="宋体" w:hAnsi="Arial" w:cs="Arial" w:hint="eastAsia"/>
+                <w:rFonts w:ascii="Arial" w:eastAsia="宋体" w:hAnsi="Arial" w:cs="Arial"/>
               </w:rPr>
             </w:pPr>
             <w:r>
@@ -39830,9 +39452,6 @@
               </w:numPr>
               <w:spacing w:line="276" w:lineRule="auto"/>
               <w:ind w:firstLineChars="0"/>
-              <w:rPr>
-                <w:rFonts w:hint="eastAsia"/>
-              </w:rPr>
             </w:pPr>
             <w:r>
               <w:rPr>
@@ -39861,76 +39480,52 @@
             <w:pPr>
               <w:spacing w:line="276" w:lineRule="auto"/>
               <w:rPr>
+                <w:rFonts w:ascii="Arial" w:hAnsi="Arial" w:cs="Arial"/>
+              </w:rPr>
+            </w:pPr>
+            <w:r>
+              <w:rPr>
                 <w:rFonts w:ascii="Arial" w:hAnsi="Arial" w:cs="Arial" w:hint="eastAsia"/>
               </w:rPr>
-            </w:pPr>
+              <w:t>1</w:t>
+            </w:r>
             <w:r>
               <w:rPr>
                 <w:rFonts w:ascii="Arial" w:hAnsi="Arial" w:cs="Arial" w:hint="eastAsia"/>
               </w:rPr>
-              <w:t>1</w:t>
+              <w:t>、非数组类型，如“</w:t>
             </w:r>
             <w:r>
               <w:rPr>
                 <w:rFonts w:ascii="Arial" w:hAnsi="Arial" w:cs="Arial" w:hint="eastAsia"/>
               </w:rPr>
-              <w:t>、非</w:t>
+              <w:t>group1</w:t>
             </w:r>
             <w:r>
               <w:rPr>
                 <w:rFonts w:ascii="Arial" w:hAnsi="Arial" w:cs="Arial" w:hint="eastAsia"/>
               </w:rPr>
-              <w:t>数组</w:t>
-            </w:r>
+              <w:t>”</w:t>
+            </w:r>
+          </w:p>
+          <w:p>
+            <w:pPr>
+              <w:spacing w:line="276" w:lineRule="auto"/>
+              <w:rPr>
+                <w:rFonts w:ascii="Arial" w:hAnsi="Arial" w:cs="Arial"/>
+              </w:rPr>
+            </w:pPr>
             <w:r>
               <w:rPr>
                 <w:rFonts w:ascii="Arial" w:hAnsi="Arial" w:cs="Arial" w:hint="eastAsia"/>
               </w:rPr>
-              <w:t>类型，如</w:t>
+              <w:t>2</w:t>
             </w:r>
             <w:r>
               <w:rPr>
                 <w:rFonts w:ascii="Arial" w:hAnsi="Arial" w:cs="Arial" w:hint="eastAsia"/>
               </w:rPr>
-              <w:t>“</w:t>
-            </w:r>
-            <w:r>
-              <w:rPr>
-                <w:rFonts w:ascii="Arial" w:hAnsi="Arial" w:cs="Arial" w:hint="eastAsia"/>
-              </w:rPr>
-              <w:t>group1</w:t>
-            </w:r>
-            <w:r>
-              <w:rPr>
-                <w:rFonts w:ascii="Arial" w:hAnsi="Arial" w:cs="Arial" w:hint="eastAsia"/>
-              </w:rPr>
-              <w:t>”</w:t>
-            </w:r>
-          </w:p>
-          <w:p>
-            <w:pPr>
-              <w:spacing w:line="276" w:lineRule="auto"/>
-              <w:rPr>
-                <w:rFonts w:ascii="Arial" w:hAnsi="Arial" w:cs="Arial"/>
-              </w:rPr>
-            </w:pPr>
-            <w:r>
-              <w:rPr>
-                <w:rFonts w:ascii="Arial" w:hAnsi="Arial" w:cs="Arial" w:hint="eastAsia"/>
-              </w:rPr>
-              <w:t>2</w:t>
-            </w:r>
-            <w:r>
-              <w:rPr>
-                <w:rFonts w:ascii="Arial" w:hAnsi="Arial" w:cs="Arial" w:hint="eastAsia"/>
-              </w:rPr>
-              <w:t>、</w:t>
-            </w:r>
-            <w:r>
-              <w:rPr>
-                <w:rFonts w:ascii="Arial" w:hAnsi="Arial" w:cs="Arial" w:hint="eastAsia"/>
-              </w:rPr>
-              <w:t>为空</w:t>
+              <w:t>、为空</w:t>
             </w:r>
           </w:p>
         </w:tc>
@@ -40058,13 +39653,7 @@
               <w:rPr>
                 <w:rFonts w:ascii="Arial" w:hAnsi="Arial" w:cs="Arial" w:hint="eastAsia"/>
               </w:rPr>
-              <w:t>、</w:t>
-            </w:r>
-            <w:r>
-              <w:rPr>
-                <w:rFonts w:ascii="Arial" w:hAnsi="Arial" w:cs="Arial" w:hint="eastAsia"/>
-              </w:rPr>
-              <w:t>输入参数</w:t>
+              <w:t>、输入参数</w:t>
             </w:r>
           </w:p>
           <w:p>
@@ -40086,9 +39675,6 @@
               <w:autoSpaceDN w:val="0"/>
               <w:adjustRightInd w:val="0"/>
               <w:jc w:val="left"/>
-              <w:rPr>
-                <w:rFonts w:hint="eastAsia"/>
-              </w:rPr>
             </w:pPr>
           </w:p>
           <w:p>
@@ -40113,9 +39699,6 @@
               <w:autoSpaceDN w:val="0"/>
               <w:adjustRightInd w:val="0"/>
               <w:jc w:val="left"/>
-              <w:rPr>
-                <w:rFonts w:hint="eastAsia"/>
-              </w:rPr>
             </w:pPr>
             <w:r>
               <w:rPr>
@@ -40204,9 +39787,6 @@
               </w:numPr>
               <w:spacing w:line="276" w:lineRule="auto"/>
               <w:ind w:firstLineChars="0"/>
-              <w:rPr>
-                <w:rFonts w:hint="eastAsia"/>
-              </w:rPr>
             </w:pPr>
             <w:r>
               <w:rPr>
@@ -40235,7 +39815,7 @@
             <w:pPr>
               <w:spacing w:line="276" w:lineRule="auto"/>
               <w:rPr>
-                <w:rFonts w:ascii="Arial" w:hAnsi="Arial" w:cs="Arial" w:hint="eastAsia"/>
+                <w:rFonts w:ascii="Arial" w:hAnsi="Arial" w:cs="Arial"/>
               </w:rPr>
             </w:pPr>
             <w:r>
@@ -40294,9 +39874,6 @@
               <w:autoSpaceDN w:val="0"/>
               <w:adjustRightInd w:val="0"/>
               <w:jc w:val="left"/>
-              <w:rPr>
-                <w:rFonts w:hint="eastAsia"/>
-              </w:rPr>
             </w:pPr>
           </w:p>
         </w:tc>
@@ -40380,14 +39957,7 @@
                 <w:rFonts w:hint="eastAsia"/>
                 <w:szCs w:val="20"/>
               </w:rPr>
-              <w:t>类型，</w:t>
-            </w:r>
-            <w:r>
-              <w:rPr>
-                <w:rFonts w:hint="eastAsia"/>
-                <w:szCs w:val="20"/>
-              </w:rPr>
-              <w:t>非必</w:t>
+              <w:t>类型，非必</w:t>
             </w:r>
             <w:r>
               <w:rPr>
@@ -40411,9 +39981,6 @@
               </w:numPr>
               <w:spacing w:line="276" w:lineRule="auto"/>
               <w:ind w:firstLineChars="0"/>
-              <w:rPr>
-                <w:rFonts w:hint="eastAsia"/>
-              </w:rPr>
             </w:pPr>
             <w:r>
               <w:rPr>
@@ -40454,58 +40021,52 @@
             <w:pPr>
               <w:spacing w:line="276" w:lineRule="auto"/>
               <w:rPr>
+                <w:rFonts w:ascii="Arial" w:hAnsi="Arial" w:cs="Arial"/>
+              </w:rPr>
+            </w:pPr>
+            <w:r>
+              <w:rPr>
                 <w:rFonts w:ascii="Arial" w:hAnsi="Arial" w:cs="Arial" w:hint="eastAsia"/>
               </w:rPr>
-            </w:pPr>
+              <w:t>1</w:t>
+            </w:r>
             <w:r>
               <w:rPr>
                 <w:rFonts w:ascii="Arial" w:hAnsi="Arial" w:cs="Arial" w:hint="eastAsia"/>
               </w:rPr>
-              <w:t>1</w:t>
+              <w:t>、非数组类型，如“</w:t>
             </w:r>
             <w:r>
               <w:rPr>
                 <w:rFonts w:ascii="Arial" w:hAnsi="Arial" w:cs="Arial" w:hint="eastAsia"/>
               </w:rPr>
-              <w:t>、非数组类型，如“</w:t>
+              <w:t>group1</w:t>
             </w:r>
             <w:r>
               <w:rPr>
                 <w:rFonts w:ascii="Arial" w:hAnsi="Arial" w:cs="Arial" w:hint="eastAsia"/>
               </w:rPr>
-              <w:t>group1</w:t>
-            </w:r>
+              <w:t>”</w:t>
+            </w:r>
+          </w:p>
+          <w:p>
+            <w:pPr>
+              <w:spacing w:line="276" w:lineRule="auto"/>
+              <w:rPr>
+                <w:rFonts w:ascii="Arial" w:hAnsi="Arial" w:cs="Arial"/>
+              </w:rPr>
+            </w:pPr>
             <w:r>
               <w:rPr>
                 <w:rFonts w:ascii="Arial" w:hAnsi="Arial" w:cs="Arial" w:hint="eastAsia"/>
               </w:rPr>
-              <w:t>”</w:t>
-            </w:r>
-          </w:p>
-          <w:p>
-            <w:pPr>
-              <w:spacing w:line="276" w:lineRule="auto"/>
-              <w:rPr>
-                <w:rFonts w:ascii="Arial" w:hAnsi="Arial" w:cs="Arial"/>
-              </w:rPr>
-            </w:pPr>
+              <w:t>2</w:t>
+            </w:r>
             <w:r>
               <w:rPr>
                 <w:rFonts w:ascii="Arial" w:hAnsi="Arial" w:cs="Arial" w:hint="eastAsia"/>
               </w:rPr>
-              <w:t>2</w:t>
-            </w:r>
-            <w:r>
-              <w:rPr>
-                <w:rFonts w:ascii="Arial" w:hAnsi="Arial" w:cs="Arial" w:hint="eastAsia"/>
-              </w:rPr>
-              <w:t>、为空</w:t>
-            </w:r>
-            <w:r>
-              <w:rPr>
-                <w:rFonts w:ascii="Arial" w:hAnsi="Arial" w:cs="Arial" w:hint="eastAsia"/>
-              </w:rPr>
-              <w:t>值</w:t>
+              <w:t>、为空值</w:t>
             </w:r>
           </w:p>
         </w:tc>
@@ -40537,14 +40098,12 @@
               <w:autoSpaceDN w:val="0"/>
               <w:adjustRightInd w:val="0"/>
               <w:jc w:val="left"/>
-              <w:rPr>
-                <w:rFonts w:hint="eastAsia"/>
-              </w:rPr>
-            </w:pPr>
-            <w:r>
-              <w:rPr>
-                <w:rFonts w:hint="eastAsia"/>
-              </w:rPr>
+            </w:pPr>
+            <w:r>
+              <w:rPr>
+                <w:rFonts w:hint="eastAsia"/>
+              </w:rPr>
+              <w:lastRenderedPageBreak/>
               <w:t>AutoSplit</w:t>
             </w:r>
           </w:p>
@@ -40586,13 +40145,7 @@
               <w:t>类型，非必填</w:t>
             </w:r>
           </w:p>
-          <w:p>
-            <w:pPr>
-              <w:rPr>
-                <w:rFonts w:hint="eastAsia"/>
-              </w:rPr>
-            </w:pPr>
-          </w:p>
+          <w:p/>
         </w:tc>
         <w:tc>
           <w:tcPr>
@@ -40607,9 +40160,6 @@
               </w:numPr>
               <w:spacing w:line="276" w:lineRule="auto"/>
               <w:ind w:firstLineChars="0"/>
-              <w:rPr>
-                <w:rFonts w:hint="eastAsia"/>
-              </w:rPr>
             </w:pPr>
             <w:r>
               <w:rPr>
@@ -40657,9 +40207,6 @@
               </w:numPr>
               <w:spacing w:line="276" w:lineRule="auto"/>
               <w:ind w:firstLineChars="0"/>
-              <w:rPr>
-                <w:rFonts w:hint="eastAsia"/>
-              </w:rPr>
             </w:pPr>
             <w:r>
               <w:rPr>
@@ -40683,7 +40230,7 @@
               <w:spacing w:line="276" w:lineRule="auto"/>
               <w:ind w:firstLineChars="0"/>
               <w:rPr>
-                <w:rFonts w:ascii="Arial" w:hAnsi="Arial" w:cs="Arial" w:hint="eastAsia"/>
+                <w:rFonts w:ascii="Arial" w:hAnsi="Arial" w:cs="Arial"/>
               </w:rPr>
             </w:pPr>
             <w:r>
@@ -40760,22 +40307,12 @@
               <w:autoSpaceDN w:val="0"/>
               <w:adjustRightInd w:val="0"/>
               <w:jc w:val="left"/>
-              <w:rPr>
-                <w:rFonts w:hint="eastAsia"/>
-              </w:rPr>
-            </w:pPr>
-            <w:r>
-              <w:rPr>
-                <w:rFonts w:hint="eastAsia"/>
-              </w:rPr>
-              <w:lastRenderedPageBreak/>
-              <w:t>Auto</w:t>
-            </w:r>
-            <w:r>
-              <w:rPr>
-                <w:rFonts w:hint="eastAsia"/>
-              </w:rPr>
-              <w:t>Rebalance</w:t>
+            </w:pPr>
+            <w:r>
+              <w:rPr>
+                <w:rFonts w:hint="eastAsia"/>
+              </w:rPr>
+              <w:t>AutoRebalance</w:t>
             </w:r>
           </w:p>
         </w:tc>
@@ -40816,13 +40353,7 @@
               <w:t>类型，非必填</w:t>
             </w:r>
           </w:p>
-          <w:p>
-            <w:pPr>
-              <w:rPr>
-                <w:rFonts w:hint="eastAsia"/>
-              </w:rPr>
-            </w:pPr>
-          </w:p>
+          <w:p/>
         </w:tc>
         <w:tc>
           <w:tcPr>
@@ -40837,9 +40368,6 @@
               </w:numPr>
               <w:spacing w:line="276" w:lineRule="auto"/>
               <w:ind w:firstLineChars="0"/>
-              <w:rPr>
-                <w:rFonts w:hint="eastAsia"/>
-              </w:rPr>
             </w:pPr>
             <w:r>
               <w:rPr>
@@ -40887,9 +40415,6 @@
               </w:numPr>
               <w:spacing w:line="276" w:lineRule="auto"/>
               <w:ind w:firstLineChars="0"/>
-              <w:rPr>
-                <w:rFonts w:hint="eastAsia"/>
-              </w:rPr>
             </w:pPr>
             <w:r>
               <w:rPr>
@@ -40913,7 +40438,7 @@
               <w:spacing w:line="276" w:lineRule="auto"/>
               <w:ind w:firstLineChars="0"/>
               <w:rPr>
-                <w:rFonts w:ascii="Arial" w:hAnsi="Arial" w:cs="Arial" w:hint="eastAsia"/>
+                <w:rFonts w:ascii="Arial" w:hAnsi="Arial" w:cs="Arial"/>
               </w:rPr>
             </w:pPr>
             <w:r>
@@ -40972,9 +40497,6 @@
               <w:autoSpaceDN w:val="0"/>
               <w:adjustRightInd w:val="0"/>
               <w:jc w:val="left"/>
-              <w:rPr>
-                <w:rFonts w:hint="eastAsia"/>
-              </w:rPr>
             </w:pPr>
           </w:p>
         </w:tc>
@@ -40988,9 +40510,6 @@
           <w:numId w:val="75"/>
         </w:numPr>
         <w:ind w:firstLineChars="0"/>
-        <w:rPr>
-          <w:rFonts w:hint="eastAsia"/>
-        </w:rPr>
       </w:pPr>
       <w:r>
         <w:rPr>
@@ -41222,11 +40741,6 @@
       <w:bookmarkEnd w:id="15"/>
     </w:p>
     <w:p>
-      <w:pPr>
-        <w:rPr>
-          <w:rFonts w:hint="eastAsia"/>
-        </w:rPr>
-      </w:pPr>
       <w:r>
         <w:rPr>
           <w:rFonts w:hint="eastAsia"/>
@@ -41260,9 +40774,6 @@
           <w:numId w:val="169"/>
         </w:numPr>
         <w:ind w:firstLineChars="0"/>
-        <w:rPr>
-          <w:rFonts w:hint="eastAsia"/>
-        </w:rPr>
       </w:pPr>
       <w:r>
         <w:rPr>
@@ -41279,9 +40790,6 @@
           <w:numId w:val="169"/>
         </w:numPr>
         <w:ind w:firstLineChars="0"/>
-        <w:rPr>
-          <w:rFonts w:hint="eastAsia"/>
-        </w:rPr>
       </w:pPr>
       <w:r>
         <w:rPr>
@@ -41322,9 +40830,6 @@
           <w:numId w:val="169"/>
         </w:numPr>
         <w:ind w:firstLineChars="0"/>
-        <w:rPr>
-          <w:rFonts w:hint="eastAsia"/>
-        </w:rPr>
       </w:pPr>
       <w:r>
         <w:rPr>
@@ -41500,6 +41005,7 @@
         <w:rPr>
           <w:rFonts w:hint="eastAsia"/>
         </w:rPr>
+        <w:lastRenderedPageBreak/>
         <w:t>自动化实现参考测试用例操作步骤实现</w:t>
       </w:r>
       <w:r>
@@ -41524,7 +41030,6 @@
         <w:rPr>
           <w:rFonts w:cs="Arial"/>
         </w:rPr>
-        <w:lastRenderedPageBreak/>
         <w:t>详细测试方法</w:t>
       </w:r>
       <w:bookmarkEnd w:id="19"/>
@@ -41811,7 +41316,7 @@
               <w:ind w:firstLineChars="0"/>
               <w:cnfStyle w:val="000000100000"/>
               <w:rPr>
-                <w:rFonts w:ascii="Arial" w:hAnsi="Arial" w:cs="Arial" w:hint="eastAsia"/>
+                <w:rFonts w:ascii="Arial" w:hAnsi="Arial" w:cs="Arial"/>
                 <w:sz w:val="20"/>
                 <w:szCs w:val="20"/>
               </w:rPr>
@@ -42065,7 +41570,7 @@
               <w:ind w:firstLineChars="0"/>
               <w:cnfStyle w:val="000000010000"/>
               <w:rPr>
-                <w:rFonts w:ascii="Arial" w:hAnsi="Arial" w:cs="Arial" w:hint="eastAsia"/>
+                <w:rFonts w:ascii="Arial" w:hAnsi="Arial" w:cs="Arial"/>
                 <w:sz w:val="20"/>
                 <w:szCs w:val="20"/>
               </w:rPr>
@@ -42350,7 +41855,7 @@
               <w:ind w:firstLineChars="0"/>
               <w:cnfStyle w:val="000000100000"/>
               <w:rPr>
-                <w:rFonts w:ascii="Arial" w:hAnsi="Arial" w:cs="Arial" w:hint="eastAsia"/>
+                <w:rFonts w:ascii="Arial" w:hAnsi="Arial" w:cs="Arial"/>
                 <w:sz w:val="20"/>
                 <w:szCs w:val="20"/>
               </w:rPr>
@@ -42375,18 +41880,26 @@
               <w:ind w:firstLineChars="0"/>
               <w:cnfStyle w:val="000000100000"/>
               <w:rPr>
+                <w:rFonts w:ascii="Arial" w:hAnsi="Arial" w:cs="Arial"/>
+                <w:sz w:val="20"/>
+                <w:szCs w:val="20"/>
+              </w:rPr>
+            </w:pPr>
+            <w:r>
+              <w:rPr>
                 <w:rFonts w:ascii="Arial" w:hAnsi="Arial" w:cs="Arial" w:hint="eastAsia"/>
                 <w:sz w:val="20"/>
                 <w:szCs w:val="20"/>
               </w:rPr>
-            </w:pPr>
+              <w:t>执行</w:t>
+            </w:r>
             <w:r>
               <w:rPr>
                 <w:rFonts w:ascii="Arial" w:hAnsi="Arial" w:cs="Arial" w:hint="eastAsia"/>
                 <w:sz w:val="20"/>
                 <w:szCs w:val="20"/>
               </w:rPr>
-              <w:t>执行</w:t>
+              <w:t>setAttributes</w:t>
             </w:r>
             <w:r>
               <w:rPr>
@@ -42394,7 +41907,7 @@
                 <w:sz w:val="20"/>
                 <w:szCs w:val="20"/>
               </w:rPr>
-              <w:t>setAttributes</w:t>
+              <w:t>修改</w:t>
             </w:r>
             <w:r>
               <w:rPr>
@@ -42402,7 +41915,7 @@
                 <w:sz w:val="20"/>
                 <w:szCs w:val="20"/>
               </w:rPr>
-              <w:t>修改</w:t>
+              <w:t>cl</w:t>
             </w:r>
             <w:r>
               <w:rPr>
@@ -42410,7 +41923,7 @@
                 <w:sz w:val="20"/>
                 <w:szCs w:val="20"/>
               </w:rPr>
-              <w:t>cl</w:t>
+              <w:t>多个属性信息（如</w:t>
             </w:r>
             <w:r>
               <w:rPr>
@@ -42418,7 +41931,7 @@
                 <w:sz w:val="20"/>
                 <w:szCs w:val="20"/>
               </w:rPr>
-              <w:t>多个属性信息（如</w:t>
+              <w:t>shardingKey</w:t>
             </w:r>
             <w:r>
               <w:rPr>
@@ -42426,7 +41939,7 @@
                 <w:sz w:val="20"/>
                 <w:szCs w:val="20"/>
               </w:rPr>
-              <w:t>shardingKey</w:t>
+              <w:t>、</w:t>
             </w:r>
             <w:r>
               <w:rPr>
@@ -42434,14 +41947,7 @@
                 <w:sz w:val="20"/>
                 <w:szCs w:val="20"/>
               </w:rPr>
-              <w:t>、</w:t>
-            </w:r>
-            <w:r>
-              <w:rPr>
-                <w:rFonts w:ascii="Arial" w:hAnsi="Arial" w:cs="Arial" w:hint="eastAsia"/>
-                <w:sz w:val="20"/>
-                <w:szCs w:val="20"/>
-              </w:rPr>
+              <w:lastRenderedPageBreak/>
               <w:t>Relpsize</w:t>
             </w:r>
             <w:r>
@@ -42499,6 +42005,7 @@
                 <w:sz w:val="20"/>
                 <w:szCs w:val="20"/>
               </w:rPr>
+              <w:lastRenderedPageBreak/>
               <w:t>1</w:t>
             </w:r>
             <w:r>
@@ -42672,7 +42179,7 @@
               <w:ind w:firstLineChars="0"/>
               <w:cnfStyle w:val="000000010000"/>
               <w:rPr>
-                <w:rFonts w:ascii="Arial" w:hAnsi="Arial" w:cs="Arial" w:hint="eastAsia"/>
+                <w:rFonts w:ascii="Arial" w:hAnsi="Arial" w:cs="Arial"/>
                 <w:sz w:val="20"/>
                 <w:szCs w:val="20"/>
               </w:rPr>
@@ -42729,7 +42236,7 @@
               <w:ind w:firstLineChars="0"/>
               <w:cnfStyle w:val="000000010000"/>
               <w:rPr>
-                <w:rFonts w:ascii="Arial" w:hAnsi="Arial" w:cs="Arial" w:hint="eastAsia"/>
+                <w:rFonts w:ascii="Arial" w:hAnsi="Arial" w:cs="Arial"/>
                 <w:sz w:val="20"/>
                 <w:szCs w:val="20"/>
               </w:rPr>
@@ -43023,15 +42530,7 @@
                 <w:sz w:val="20"/>
                 <w:szCs w:val="20"/>
               </w:rPr>
-              <w:t>domain</w:t>
-            </w:r>
-            <w:r>
-              <w:rPr>
-                <w:rFonts w:ascii="Arial" w:hAnsi="Arial" w:cs="Arial" w:hint="eastAsia"/>
-                <w:sz w:val="20"/>
-                <w:szCs w:val="20"/>
-              </w:rPr>
-              <w:t>.setAttributes</w:t>
+              <w:t>domain.setAttributes</w:t>
             </w:r>
             <w:r>
               <w:rPr>
@@ -43074,18 +42573,26 @@
               <w:ind w:firstLineChars="0"/>
               <w:cnfStyle w:val="000000100000"/>
               <w:rPr>
+                <w:rFonts w:ascii="Arial" w:hAnsi="Arial" w:cs="Arial"/>
+                <w:sz w:val="20"/>
+                <w:szCs w:val="20"/>
+              </w:rPr>
+            </w:pPr>
+            <w:r>
+              <w:rPr>
                 <w:rFonts w:ascii="Arial" w:hAnsi="Arial" w:cs="Arial" w:hint="eastAsia"/>
                 <w:sz w:val="20"/>
                 <w:szCs w:val="20"/>
               </w:rPr>
-            </w:pPr>
+              <w:t>创建</w:t>
+            </w:r>
             <w:r>
               <w:rPr>
                 <w:rFonts w:ascii="Arial" w:hAnsi="Arial" w:cs="Arial" w:hint="eastAsia"/>
                 <w:sz w:val="20"/>
                 <w:szCs w:val="20"/>
               </w:rPr>
-              <w:t>创建</w:t>
+              <w:t>domain</w:t>
             </w:r>
             <w:r>
               <w:rPr>
@@ -43093,23 +42600,7 @@
                 <w:sz w:val="20"/>
                 <w:szCs w:val="20"/>
               </w:rPr>
-              <w:t>domain</w:t>
-            </w:r>
-            <w:r>
-              <w:rPr>
-                <w:rFonts w:ascii="Arial" w:hAnsi="Arial" w:cs="Arial" w:hint="eastAsia"/>
-                <w:sz w:val="20"/>
-                <w:szCs w:val="20"/>
-              </w:rPr>
-              <w:t>，指定</w:t>
-            </w:r>
-            <w:r>
-              <w:rPr>
-                <w:rFonts w:ascii="Arial" w:hAnsi="Arial" w:cs="Arial" w:hint="eastAsia"/>
-                <w:sz w:val="20"/>
-                <w:szCs w:val="20"/>
-              </w:rPr>
-              <w:t>多个数据组</w:t>
+              <w:t>，指定多个数据组</w:t>
             </w:r>
           </w:p>
           <w:p>
@@ -43123,18 +42614,26 @@
               <w:ind w:firstLineChars="0"/>
               <w:cnfStyle w:val="000000100000"/>
               <w:rPr>
+                <w:rFonts w:ascii="Arial" w:hAnsi="Arial" w:cs="Arial"/>
+                <w:sz w:val="20"/>
+                <w:szCs w:val="20"/>
+              </w:rPr>
+            </w:pPr>
+            <w:r>
+              <w:rPr>
                 <w:rFonts w:ascii="Arial" w:hAnsi="Arial" w:cs="Arial" w:hint="eastAsia"/>
                 <w:sz w:val="20"/>
                 <w:szCs w:val="20"/>
               </w:rPr>
-            </w:pPr>
+              <w:t>执行</w:t>
+            </w:r>
             <w:r>
               <w:rPr>
                 <w:rFonts w:ascii="Arial" w:hAnsi="Arial" w:cs="Arial" w:hint="eastAsia"/>
                 <w:sz w:val="20"/>
                 <w:szCs w:val="20"/>
               </w:rPr>
-              <w:t>执行</w:t>
+              <w:t>setAttributes</w:t>
             </w:r>
             <w:r>
               <w:rPr>
@@ -43142,7 +42641,7 @@
                 <w:sz w:val="20"/>
                 <w:szCs w:val="20"/>
               </w:rPr>
-              <w:t>setAttributes</w:t>
+              <w:t>修改</w:t>
             </w:r>
             <w:r>
               <w:rPr>
@@ -43150,7 +42649,7 @@
                 <w:sz w:val="20"/>
                 <w:szCs w:val="20"/>
               </w:rPr>
-              <w:t>修改</w:t>
+              <w:t>domain</w:t>
             </w:r>
             <w:r>
               <w:rPr>
@@ -43158,31 +42657,7 @@
                 <w:sz w:val="20"/>
                 <w:szCs w:val="20"/>
               </w:rPr>
-              <w:t>domain</w:t>
-            </w:r>
-            <w:r>
-              <w:rPr>
-                <w:rFonts w:ascii="Arial" w:hAnsi="Arial" w:cs="Arial" w:hint="eastAsia"/>
-                <w:sz w:val="20"/>
-                <w:szCs w:val="20"/>
-              </w:rPr>
-              <w:t>属性信息（如</w:t>
-            </w:r>
-            <w:r>
-              <w:rPr>
-                <w:rFonts w:ascii="Arial" w:hAnsi="Arial" w:cs="Arial" w:hint="eastAsia"/>
-                <w:sz w:val="20"/>
-                <w:szCs w:val="20"/>
-              </w:rPr>
-              <w:t>删除部分组</w:t>
-            </w:r>
-            <w:r>
-              <w:rPr>
-                <w:rFonts w:ascii="Arial" w:hAnsi="Arial" w:cs="Arial" w:hint="eastAsia"/>
-                <w:sz w:val="20"/>
-                <w:szCs w:val="20"/>
-              </w:rPr>
-              <w:t>）</w:t>
+              <w:t>属性信息（如删除部分组）</w:t>
             </w:r>
           </w:p>
           <w:p>
@@ -43196,7 +42671,7 @@
               <w:ind w:firstLineChars="0"/>
               <w:cnfStyle w:val="000000100000"/>
               <w:rPr>
-                <w:rFonts w:ascii="Arial" w:hAnsi="Arial" w:cs="Arial" w:hint="eastAsia"/>
+                <w:rFonts w:ascii="Arial" w:hAnsi="Arial" w:cs="Arial"/>
                 <w:sz w:val="20"/>
                 <w:szCs w:val="20"/>
               </w:rPr>
@@ -43221,7 +42696,7 @@
               <w:ind w:firstLineChars="0"/>
               <w:cnfStyle w:val="000000100000"/>
               <w:rPr>
-                <w:rFonts w:ascii="Arial" w:hAnsi="Arial" w:cs="Arial" w:hint="eastAsia"/>
+                <w:rFonts w:ascii="Arial" w:hAnsi="Arial" w:cs="Arial"/>
                 <w:sz w:val="20"/>
                 <w:szCs w:val="20"/>
               </w:rPr>
@@ -43292,7 +42767,7 @@
               <w:ind w:firstLineChars="0"/>
               <w:cnfStyle w:val="000000100000"/>
               <w:rPr>
-                <w:rFonts w:ascii="Arial" w:hAnsi="Arial" w:cs="Arial" w:hint="eastAsia"/>
+                <w:rFonts w:ascii="Arial" w:hAnsi="Arial" w:cs="Arial"/>
                 <w:sz w:val="20"/>
                 <w:szCs w:val="20"/>
               </w:rPr>
@@ -61411,21 +60886,6 @@
 </file>
 
 <file path=customXml/item1.xml><?xml version="1.0" encoding="utf-8"?>
-<p:properties xmlns:p="http://schemas.microsoft.com/office/2006/metadata/properties" xmlns:xsi="http://www.w3.org/2001/XMLSchema-instance">
-  <documentManagement/>
-</p:properties>
-</file>
-
-<file path=customXml/item2.xml><?xml version="1.0" encoding="utf-8"?>
-<?mso-contentType ?>
-<FormTemplates xmlns="http://schemas.microsoft.com/sharepoint/v3/contenttype/forms">
-  <Display>DocumentLibraryForm</Display>
-  <Edit>DocumentLibraryForm</Edit>
-  <New>DocumentLibraryForm</New>
-</FormTemplates>
-</file>
-
-<file path=customXml/item3.xml><?xml version="1.0" encoding="utf-8"?>
 <ct:contentTypeSchema xmlns:ct="http://schemas.microsoft.com/office/2006/metadata/contentType" xmlns:ma="http://schemas.microsoft.com/office/2006/metadata/properties/metaAttributes" ct:_="" ma:_="" ma:contentTypeName="Document" ma:contentTypeID="0x010100C9D738FE56F9DD4F818CEE0622FC80C0" ma:contentTypeVersion="0" ma:contentTypeDescription="Create a new document." ma:contentTypeScope="" ma:versionID="c733d375e9f13075cc482d188b8bae2c">
   <xsd:schema xmlns:xsd="http://www.w3.org/2001/XMLSchema" xmlns:p="http://schemas.microsoft.com/office/2006/metadata/properties" targetNamespace="http://schemas.microsoft.com/office/2006/metadata/properties" ma:root="true" ma:fieldsID="4aeb20c0e3442673af7ee10786458764">
     <xsd:element name="properties">
@@ -61474,27 +60934,26 @@
 </ct:contentTypeSchema>
 </file>
 
+<file path=customXml/item2.xml><?xml version="1.0" encoding="utf-8"?>
+<?mso-contentType ?>
+<FormTemplates xmlns="http://schemas.microsoft.com/sharepoint/v3/contenttype/forms">
+  <Display>DocumentLibraryForm</Display>
+  <Edit>DocumentLibraryForm</Edit>
+  <New>DocumentLibraryForm</New>
+</FormTemplates>
+</file>
+
+<file path=customXml/item3.xml><?xml version="1.0" encoding="utf-8"?>
+<p:properties xmlns:p="http://schemas.microsoft.com/office/2006/metadata/properties" xmlns:xsi="http://www.w3.org/2001/XMLSchema-instance">
+  <documentManagement/>
+</p:properties>
+</file>
+
 <file path=customXml/item4.xml><?xml version="1.0" encoding="utf-8"?>
 <b:Sources xmlns:b="http://schemas.openxmlformats.org/officeDocument/2006/bibliography" xmlns="http://schemas.openxmlformats.org/officeDocument/2006/bibliography" SelectedStyle="\APA.XSL" StyleName="APA"/>
 </file>
 
 <file path=customXml/itemProps1.xml><?xml version="1.0" encoding="utf-8"?>
-<ds:datastoreItem xmlns:ds="http://schemas.openxmlformats.org/officeDocument/2006/customXml" ds:itemID="{283A67FA-FB68-40D1-A1FD-BD4AEE599422}">
-  <ds:schemaRefs>
-    <ds:schemaRef ds:uri="http://schemas.microsoft.com/office/2006/metadata/properties"/>
-  </ds:schemaRefs>
-</ds:datastoreItem>
-</file>
-
-<file path=customXml/itemProps2.xml><?xml version="1.0" encoding="utf-8"?>
-<ds:datastoreItem xmlns:ds="http://schemas.openxmlformats.org/officeDocument/2006/customXml" ds:itemID="{9C2CE626-7193-49AD-BC45-D7AF4DFA65A4}">
-  <ds:schemaRefs>
-    <ds:schemaRef ds:uri="http://schemas.microsoft.com/sharepoint/v3/contenttype/forms"/>
-  </ds:schemaRefs>
-</ds:datastoreItem>
-</file>
-
-<file path=customXml/itemProps3.xml><?xml version="1.0" encoding="utf-8"?>
 <ds:datastoreItem xmlns:ds="http://schemas.openxmlformats.org/officeDocument/2006/customXml" ds:itemID="{94CFB702-9C76-4C98-BCB1-FF31686087A1}">
   <ds:schemaRefs>
     <ds:schemaRef ds:uri="http://schemas.microsoft.com/office/2006/metadata/contentType"/>
@@ -61509,6 +60968,22 @@
 </ds:datastoreItem>
 </file>
 
+<file path=customXml/itemProps2.xml><?xml version="1.0" encoding="utf-8"?>
+<ds:datastoreItem xmlns:ds="http://schemas.openxmlformats.org/officeDocument/2006/customXml" ds:itemID="{9C2CE626-7193-49AD-BC45-D7AF4DFA65A4}">
+  <ds:schemaRefs>
+    <ds:schemaRef ds:uri="http://schemas.microsoft.com/sharepoint/v3/contenttype/forms"/>
+  </ds:schemaRefs>
+</ds:datastoreItem>
+</file>
+
+<file path=customXml/itemProps3.xml><?xml version="1.0" encoding="utf-8"?>
+<ds:datastoreItem xmlns:ds="http://schemas.openxmlformats.org/officeDocument/2006/customXml" ds:itemID="{283A67FA-FB68-40D1-A1FD-BD4AEE599422}">
+  <ds:schemaRefs>
+    <ds:schemaRef ds:uri="http://schemas.microsoft.com/office/2006/metadata/properties"/>
+  </ds:schemaRefs>
+</ds:datastoreItem>
+</file>
+
 <file path=customXml/itemProps4.xml><?xml version="1.0" encoding="utf-8"?>
 <ds:datastoreItem xmlns:ds="http://schemas.openxmlformats.org/officeDocument/2006/customXml" ds:itemID="{0694A551-2EE6-4CF2-8171-91033EC66AF8}">
   <ds:schemaRefs>

--- a/internal_doc/05.测试设计/story/alter/Story_Alter改进测试设计.docx
+++ b/internal_doc/05.测试设计/story/alter/Story_Alter改进测试设计.docx
@@ -5331,7 +5331,14 @@
                 <w:rFonts w:hint="eastAsia"/>
                 <w:szCs w:val="20"/>
               </w:rPr>
-              <w:t>，非必填</w:t>
+              <w:t>，</w:t>
+            </w:r>
+            <w:r>
+              <w:rPr>
+                <w:rFonts w:hint="eastAsia"/>
+                <w:szCs w:val="20"/>
+              </w:rPr>
+              <w:t>必填</w:t>
             </w:r>
           </w:p>
           <w:p>
@@ -12009,8 +12016,8 @@
         <w:lastRenderedPageBreak/>
         <w:drawing>
           <wp:inline distT="0" distB="0" distL="0" distR="0">
-            <wp:extent cx="5274310" cy="6066336"/>
-            <wp:effectExtent l="19050" t="0" r="2540" b="0"/>
+            <wp:extent cx="5989690" cy="6067425"/>
+            <wp:effectExtent l="0" t="0" r="0" b="0"/>
             <wp:docPr id="2" name="Picture 1"/>
             <wp:cNvGraphicFramePr>
               <a:graphicFrameLocks xmlns:a="http://schemas.openxmlformats.org/drawingml/2006/main" noChangeAspect="1"/>
@@ -12034,7 +12041,7 @@
                   <pic:spPr bwMode="auto">
                     <a:xfrm>
                       <a:off x="0" y="0"/>
-                      <a:ext cx="5274310" cy="6066336"/>
+                      <a:ext cx="5988615" cy="6066336"/>
                     </a:xfrm>
                     <a:prstGeom prst="rect">
                       <a:avLst/>
@@ -14613,6 +14620,12 @@
         <w:rPr>
           <w:rFonts w:hint="eastAsia"/>
         </w:rPr>
+        <w:t>a</w:t>
+      </w:r>
+      <w:r>
+        <w:rPr>
+          <w:rFonts w:hint="eastAsia"/>
+        </w:rPr>
         <w:t>dd</w:t>
       </w:r>
       <w:r>
@@ -15210,7 +15223,19 @@
         <w:rPr>
           <w:rFonts w:hint="eastAsia"/>
         </w:rPr>
-        <w:t>（）功能由原有自动化用例保证，本次不再验证。由于</w:t>
+        <w:t>（）功能由原有自动化用例保证，本次不再验证</w:t>
+      </w:r>
+      <w:r>
+        <w:rPr>
+          <w:rFonts w:hint="eastAsia"/>
+        </w:rPr>
+        <w:t>，只是补充验证更新功能</w:t>
+      </w:r>
+      <w:r>
+        <w:rPr>
+          <w:rFonts w:hint="eastAsia"/>
+        </w:rPr>
+        <w:t>。由于</w:t>
       </w:r>
       <w:r>
         <w:rPr>
@@ -15412,11 +15437,22 @@
         </w:numPr>
         <w:ind w:firstLineChars="0"/>
       </w:pPr>
+      <w:commentRangeStart w:id="14"/>
       <w:r>
         <w:rPr>
           <w:rFonts w:hint="eastAsia"/>
         </w:rPr>
         <w:t>alter collection</w:t>
+      </w:r>
+      <w:commentRangeEnd w:id="14"/>
+      <w:r>
+        <w:rPr>
+          <w:rStyle w:val="CommentReference"/>
+          <w:rFonts w:asciiTheme="minorHAnsi" w:eastAsiaTheme="minorEastAsia" w:hAnsiTheme="minorHAnsi" w:cstheme="minorBidi"/>
+          <w:snapToGrid/>
+          <w:kern w:val="2"/>
+        </w:rPr>
+        <w:commentReference w:id="14"/>
       </w:r>
     </w:p>
     <w:p>
@@ -15657,11 +15693,19 @@
         </w:rPr>
         <w:t>、</w:t>
       </w:r>
+      <w:commentRangeStart w:id="15"/>
       <w:r>
         <w:rPr>
           <w:rFonts w:hint="eastAsia"/>
         </w:rPr>
         <w:t>shardingKey</w:t>
+      </w:r>
+      <w:commentRangeEnd w:id="15"/>
+      <w:r>
+        <w:rPr>
+          <w:rStyle w:val="CommentReference"/>
+        </w:rPr>
+        <w:commentReference w:id="15"/>
       </w:r>
     </w:p>
     <w:p>
@@ -16965,6 +17009,7 @@
           <w:color w:val="000000"/>
         </w:rPr>
       </w:pPr>
+      <w:commentRangeStart w:id="16"/>
       <w:r>
         <w:rPr>
           <w:rFonts w:hint="eastAsia"/>
@@ -16988,6 +17033,16 @@
           <w:color w:val="000000"/>
         </w:rPr>
         <w:t>字段</w:t>
+      </w:r>
+      <w:commentRangeEnd w:id="16"/>
+      <w:r>
+        <w:rPr>
+          <w:rStyle w:val="CommentReference"/>
+          <w:rFonts w:asciiTheme="minorHAnsi" w:eastAsiaTheme="minorEastAsia" w:hAnsiTheme="minorHAnsi" w:cstheme="minorBidi"/>
+          <w:snapToGrid/>
+          <w:kern w:val="2"/>
+        </w:rPr>
+        <w:commentReference w:id="16"/>
       </w:r>
       <w:r>
         <w:rPr>
@@ -21939,6 +21994,12 @@
           <w:rFonts w:hint="eastAsia"/>
         </w:rPr>
         <w:tab/>
+      </w:r>
+      <w:commentRangeStart w:id="17"/>
+      <w:r>
+        <w:rPr>
+          <w:rFonts w:hint="eastAsia"/>
+        </w:rPr>
         <w:t>snappy</w:t>
       </w:r>
       <w:r>
@@ -21981,6 +22042,16 @@
         </w:rPr>
         <w:t>没有数据</w:t>
       </w:r>
+      <w:commentRangeEnd w:id="17"/>
+      <w:r>
+        <w:rPr>
+          <w:rStyle w:val="CommentReference"/>
+          <w:rFonts w:asciiTheme="minorHAnsi" w:eastAsiaTheme="minorEastAsia" w:hAnsiTheme="minorHAnsi" w:cstheme="minorBidi"/>
+          <w:snapToGrid/>
+          <w:kern w:val="2"/>
+        </w:rPr>
+        <w:commentReference w:id="17"/>
+      </w:r>
     </w:p>
     <w:p>
       <w:pPr>
@@ -22002,15 +22073,15 @@
           <w:color w:val="000000"/>
         </w:rPr>
         <w:tab/>
-        <w:t>lzw</w:t>
-      </w:r>
+      </w:r>
+      <w:commentRangeStart w:id="18"/>
       <w:r>
         <w:rPr>
           <w:rFonts w:hint="eastAsia"/>
           <w:iCs/>
           <w:color w:val="000000"/>
         </w:rPr>
-        <w:t>修改为</w:t>
+        <w:t>lzw</w:t>
       </w:r>
       <w:r>
         <w:rPr>
@@ -22018,7 +22089,7 @@
           <w:iCs/>
           <w:color w:val="000000"/>
         </w:rPr>
-        <w:t>snappy</w:t>
+        <w:t>修改为</w:t>
       </w:r>
       <w:r>
         <w:rPr>
@@ -22026,7 +22097,7 @@
           <w:iCs/>
           <w:color w:val="000000"/>
         </w:rPr>
-        <w:t>：</w:t>
+        <w:t>snappy</w:t>
       </w:r>
       <w:r>
         <w:rPr>
@@ -22034,7 +22105,7 @@
           <w:iCs/>
           <w:color w:val="000000"/>
         </w:rPr>
-        <w:t>cl</w:t>
+        <w:t>：</w:t>
       </w:r>
       <w:r>
         <w:rPr>
@@ -22042,7 +22113,25 @@
           <w:iCs/>
           <w:color w:val="000000"/>
         </w:rPr>
+        <w:t>cl</w:t>
+      </w:r>
+      <w:r>
+        <w:rPr>
+          <w:rFonts w:hint="eastAsia"/>
+          <w:iCs/>
+          <w:color w:val="000000"/>
+        </w:rPr>
         <w:t>中没有字典</w:t>
+      </w:r>
+      <w:commentRangeEnd w:id="18"/>
+      <w:r>
+        <w:rPr>
+          <w:rStyle w:val="CommentReference"/>
+          <w:rFonts w:asciiTheme="minorHAnsi" w:eastAsiaTheme="minorEastAsia" w:hAnsiTheme="minorHAnsi" w:cstheme="minorBidi"/>
+          <w:snapToGrid/>
+          <w:kern w:val="2"/>
+        </w:rPr>
+        <w:commentReference w:id="18"/>
       </w:r>
     </w:p>
     <w:p>
@@ -25689,6 +25778,7 @@
           <w:color w:val="000000"/>
         </w:rPr>
       </w:pPr>
+      <w:commentRangeStart w:id="19"/>
       <w:r>
         <w:rPr>
           <w:rFonts w:hint="eastAsia"/>
@@ -25696,6 +25786,16 @@
           <w:color w:val="000000"/>
         </w:rPr>
         <w:t>ReplSize</w:t>
+      </w:r>
+      <w:commentRangeEnd w:id="19"/>
+      <w:r>
+        <w:rPr>
+          <w:rStyle w:val="CommentReference"/>
+          <w:rFonts w:asciiTheme="minorHAnsi" w:eastAsiaTheme="minorEastAsia" w:hAnsiTheme="minorHAnsi" w:cstheme="minorBidi"/>
+          <w:snapToGrid/>
+          <w:kern w:val="2"/>
+        </w:rPr>
+        <w:commentReference w:id="19"/>
       </w:r>
     </w:p>
     <w:p>
@@ -25927,7 +26027,7 @@
           <w:iCs/>
           <w:color w:val="000000"/>
         </w:rPr>
-        <w:t>fasle</w:t>
+        <w:t>false</w:t>
       </w:r>
       <w:r>
         <w:rPr>
@@ -26899,7 +26999,6 @@
               </w:numPr>
               <w:ind w:firstLineChars="0"/>
               <w:rPr>
-                <w:rFonts w:hint="eastAsia"/>
                 <w:iCs/>
                 <w:color w:val="000000"/>
               </w:rPr>
@@ -27682,7 +27781,14 @@
                 <w:rFonts w:hint="eastAsia"/>
                 <w:szCs w:val="20"/>
               </w:rPr>
-              <w:t>，非必填</w:t>
+              <w:t>，</w:t>
+            </w:r>
+            <w:r>
+              <w:rPr>
+                <w:rFonts w:hint="eastAsia"/>
+                <w:szCs w:val="20"/>
+              </w:rPr>
+              <w:t>必填</w:t>
             </w:r>
           </w:p>
           <w:p>
@@ -27897,14 +28003,215 @@
             <w:pPr>
               <w:spacing w:line="276" w:lineRule="auto"/>
             </w:pPr>
-            <w:r>
-              <w:rPr>
-                <w:rFonts w:hint="eastAsia"/>
+          </w:p>
+        </w:tc>
+        <w:tc>
+          <w:tcPr>
+            <w:tcW w:w="2095" w:type="dxa"/>
+          </w:tcPr>
+          <w:p>
+            <w:pPr>
+              <w:spacing w:line="276" w:lineRule="auto"/>
+              <w:rPr>
+                <w:rFonts w:ascii="Arial" w:hAnsi="Arial" w:cs="Arial"/>
+              </w:rPr>
+            </w:pPr>
+            <w:r>
+              <w:rPr>
+                <w:rFonts w:ascii="Arial" w:hAnsi="Arial" w:cs="Arial" w:hint="eastAsia"/>
+              </w:rPr>
+              <w:t>1</w:t>
+            </w:r>
+            <w:r>
+              <w:rPr>
+                <w:rFonts w:ascii="Arial" w:hAnsi="Arial" w:cs="Arial" w:hint="eastAsia"/>
+              </w:rPr>
+              <w:t>、字段值无效，如</w:t>
+            </w:r>
+            <w:r>
+              <w:rPr>
+                <w:rFonts w:ascii="Arial" w:hAnsi="Arial" w:cs="Arial" w:hint="eastAsia"/>
+              </w:rPr>
+              <w:t>{a</w:t>
+            </w:r>
+            <w:r>
+              <w:rPr>
+                <w:rFonts w:ascii="Arial" w:hAnsi="Arial" w:cs="Arial" w:hint="eastAsia"/>
+              </w:rPr>
+              <w:t>：</w:t>
+            </w:r>
+            <w:r>
+              <w:rPr>
+                <w:rFonts w:ascii="Arial" w:hAnsi="Arial" w:cs="Arial" w:hint="eastAsia"/>
+              </w:rPr>
+              <w:t>0}</w:t>
+            </w:r>
+          </w:p>
+          <w:p>
+            <w:pPr>
+              <w:spacing w:line="276" w:lineRule="auto"/>
+              <w:rPr>
+                <w:rFonts w:ascii="Arial" w:hAnsi="Arial" w:cs="Arial"/>
+              </w:rPr>
+            </w:pPr>
+            <w:r>
+              <w:rPr>
+                <w:rFonts w:ascii="Arial" w:hAnsi="Arial" w:cs="Arial" w:hint="eastAsia"/>
+              </w:rPr>
+              <w:t>2</w:t>
+            </w:r>
+            <w:r>
+              <w:rPr>
+                <w:rFonts w:ascii="Arial" w:hAnsi="Arial" w:cs="Arial" w:hint="eastAsia"/>
+              </w:rPr>
+              <w:t>、字段值非</w:t>
+            </w:r>
+            <w:r>
+              <w:rPr>
+                <w:rFonts w:ascii="Arial" w:hAnsi="Arial" w:cs="Arial" w:hint="eastAsia"/>
+              </w:rPr>
+              <w:t>int</w:t>
+            </w:r>
+            <w:r>
+              <w:rPr>
+                <w:rFonts w:ascii="Arial" w:hAnsi="Arial" w:cs="Arial" w:hint="eastAsia"/>
+              </w:rPr>
+              <w:t>类型，如</w:t>
+            </w:r>
+            <w:r>
+              <w:rPr>
+                <w:rFonts w:ascii="Arial" w:hAnsi="Arial" w:cs="Arial" w:hint="eastAsia"/>
+              </w:rPr>
+              <w:t>{a:</w:t>
+            </w:r>
+            <w:r>
+              <w:rPr>
+                <w:rFonts w:ascii="Arial" w:hAnsi="Arial" w:cs="Arial"/>
+              </w:rPr>
+              <w:t>’</w:t>
+            </w:r>
+            <w:r>
+              <w:rPr>
+                <w:rFonts w:ascii="Arial" w:hAnsi="Arial" w:cs="Arial" w:hint="eastAsia"/>
+              </w:rPr>
+              <w:t>1</w:t>
+            </w:r>
+            <w:r>
+              <w:rPr>
+                <w:rFonts w:ascii="Arial" w:hAnsi="Arial" w:cs="Arial"/>
+              </w:rPr>
+              <w:t>’</w:t>
+            </w:r>
+            <w:r>
+              <w:rPr>
+                <w:rFonts w:ascii="Arial" w:hAnsi="Arial" w:cs="Arial" w:hint="eastAsia"/>
+              </w:rPr>
+              <w:t>}</w:t>
+            </w:r>
+          </w:p>
+          <w:p>
+            <w:pPr>
+              <w:spacing w:line="276" w:lineRule="auto"/>
+              <w:rPr>
+                <w:rFonts w:ascii="Arial" w:hAnsi="Arial" w:cs="Arial"/>
+              </w:rPr>
+            </w:pPr>
+            <w:r>
+              <w:rPr>
+                <w:rFonts w:ascii="Arial" w:hAnsi="Arial" w:cs="Arial" w:hint="eastAsia"/>
               </w:rPr>
               <w:t>3</w:t>
             </w:r>
             <w:r>
               <w:rPr>
+                <w:rFonts w:ascii="Arial" w:hAnsi="Arial" w:cs="Arial" w:hint="eastAsia"/>
+              </w:rPr>
+              <w:t>、空串，如</w:t>
+            </w:r>
+            <w:r>
+              <w:rPr>
+                <w:rFonts w:ascii="Arial" w:hAnsi="Arial" w:cs="Arial" w:hint="eastAsia"/>
+              </w:rPr>
+              <w:t>{}</w:t>
+            </w:r>
+          </w:p>
+          <w:p>
+            <w:pPr>
+              <w:spacing w:line="276" w:lineRule="auto"/>
+              <w:rPr>
+                <w:rFonts w:ascii="Arial" w:hAnsi="Arial" w:cs="Arial"/>
+              </w:rPr>
+            </w:pPr>
+            <w:r>
+              <w:rPr>
+                <w:rFonts w:ascii="Arial" w:hAnsi="Arial" w:cs="Arial" w:hint="eastAsia"/>
+              </w:rPr>
+              <w:t>4</w:t>
+            </w:r>
+            <w:r>
+              <w:rPr>
+                <w:rFonts w:ascii="Arial" w:hAnsi="Arial" w:cs="Arial" w:hint="eastAsia"/>
+              </w:rPr>
+              <w:t>、字段名为空，如</w:t>
+            </w:r>
+            <w:r>
+              <w:rPr>
+                <w:rFonts w:ascii="Arial" w:hAnsi="Arial" w:cs="Arial" w:hint="eastAsia"/>
+              </w:rPr>
+              <w:t>{</w:t>
+            </w:r>
+            <w:r>
+              <w:rPr>
+                <w:rFonts w:ascii="Arial" w:hAnsi="Arial" w:cs="Arial" w:hint="eastAsia"/>
+              </w:rPr>
+              <w:t>：</w:t>
+            </w:r>
+            <w:r>
+              <w:rPr>
+                <w:rFonts w:ascii="Arial" w:hAnsi="Arial" w:cs="Arial" w:hint="eastAsia"/>
+              </w:rPr>
+              <w:t>1}</w:t>
+            </w:r>
+          </w:p>
+          <w:p>
+            <w:pPr>
+              <w:spacing w:line="276" w:lineRule="auto"/>
+              <w:rPr>
+                <w:rFonts w:ascii="Arial" w:hAnsi="Arial" w:cs="Arial"/>
+              </w:rPr>
+            </w:pPr>
+            <w:r>
+              <w:rPr>
+                <w:rFonts w:ascii="Arial" w:hAnsi="Arial" w:cs="Arial" w:hint="eastAsia"/>
+              </w:rPr>
+              <w:t>5</w:t>
+            </w:r>
+            <w:r>
+              <w:rPr>
+                <w:rFonts w:ascii="Arial" w:hAnsi="Arial" w:cs="Arial" w:hint="eastAsia"/>
+              </w:rPr>
+              <w:t>、字段名包含</w:t>
+            </w:r>
+            <w:r>
+              <w:rPr>
+                <w:rFonts w:ascii="Arial" w:hAnsi="Arial" w:cs="Arial" w:hint="eastAsia"/>
+              </w:rPr>
+              <w:t>$</w:t>
+            </w:r>
+            <w:r>
+              <w:rPr>
+                <w:rFonts w:ascii="Arial" w:hAnsi="Arial" w:cs="Arial" w:hint="eastAsia"/>
+              </w:rPr>
+              <w:t>字符</w:t>
+            </w:r>
+            <w:r>
+              <w:rPr>
+                <w:rFonts w:hint="eastAsia"/>
+              </w:rPr>
+              <w:t>6</w:t>
+            </w:r>
+            <w:r>
+              <w:rPr>
                 <w:rFonts w:hint="eastAsia"/>
               </w:rPr>
               <w:t>、参数为空（不指定</w:t>
@@ -27920,207 +28227,6 @@
                 <w:rFonts w:hint="eastAsia"/>
               </w:rPr>
               <w:t>）</w:t>
-            </w:r>
-          </w:p>
-        </w:tc>
-        <w:tc>
-          <w:tcPr>
-            <w:tcW w:w="2095" w:type="dxa"/>
-          </w:tcPr>
-          <w:p>
-            <w:pPr>
-              <w:spacing w:line="276" w:lineRule="auto"/>
-              <w:rPr>
-                <w:rFonts w:ascii="Arial" w:hAnsi="Arial" w:cs="Arial"/>
-              </w:rPr>
-            </w:pPr>
-            <w:r>
-              <w:rPr>
-                <w:rFonts w:ascii="Arial" w:hAnsi="Arial" w:cs="Arial" w:hint="eastAsia"/>
-              </w:rPr>
-              <w:t>1</w:t>
-            </w:r>
-            <w:r>
-              <w:rPr>
-                <w:rFonts w:ascii="Arial" w:hAnsi="Arial" w:cs="Arial" w:hint="eastAsia"/>
-              </w:rPr>
-              <w:t>、字段值无效，如</w:t>
-            </w:r>
-            <w:r>
-              <w:rPr>
-                <w:rFonts w:ascii="Arial" w:hAnsi="Arial" w:cs="Arial" w:hint="eastAsia"/>
-              </w:rPr>
-              <w:t>{a</w:t>
-            </w:r>
-            <w:r>
-              <w:rPr>
-                <w:rFonts w:ascii="Arial" w:hAnsi="Arial" w:cs="Arial" w:hint="eastAsia"/>
-              </w:rPr>
-              <w:t>：</w:t>
-            </w:r>
-            <w:r>
-              <w:rPr>
-                <w:rFonts w:ascii="Arial" w:hAnsi="Arial" w:cs="Arial" w:hint="eastAsia"/>
-              </w:rPr>
-              <w:t>0}</w:t>
-            </w:r>
-          </w:p>
-          <w:p>
-            <w:pPr>
-              <w:spacing w:line="276" w:lineRule="auto"/>
-              <w:rPr>
-                <w:rFonts w:ascii="Arial" w:hAnsi="Arial" w:cs="Arial"/>
-              </w:rPr>
-            </w:pPr>
-            <w:r>
-              <w:rPr>
-                <w:rFonts w:ascii="Arial" w:hAnsi="Arial" w:cs="Arial" w:hint="eastAsia"/>
-              </w:rPr>
-              <w:t>2</w:t>
-            </w:r>
-            <w:r>
-              <w:rPr>
-                <w:rFonts w:ascii="Arial" w:hAnsi="Arial" w:cs="Arial" w:hint="eastAsia"/>
-              </w:rPr>
-              <w:t>、字段值非</w:t>
-            </w:r>
-            <w:r>
-              <w:rPr>
-                <w:rFonts w:ascii="Arial" w:hAnsi="Arial" w:cs="Arial" w:hint="eastAsia"/>
-              </w:rPr>
-              <w:t>int</w:t>
-            </w:r>
-            <w:r>
-              <w:rPr>
-                <w:rFonts w:ascii="Arial" w:hAnsi="Arial" w:cs="Arial" w:hint="eastAsia"/>
-              </w:rPr>
-              <w:t>类型，如</w:t>
-            </w:r>
-            <w:r>
-              <w:rPr>
-                <w:rFonts w:ascii="Arial" w:hAnsi="Arial" w:cs="Arial" w:hint="eastAsia"/>
-              </w:rPr>
-              <w:t>{a:</w:t>
-            </w:r>
-            <w:r>
-              <w:rPr>
-                <w:rFonts w:ascii="Arial" w:hAnsi="Arial" w:cs="Arial"/>
-              </w:rPr>
-              <w:t>’</w:t>
-            </w:r>
-            <w:r>
-              <w:rPr>
-                <w:rFonts w:ascii="Arial" w:hAnsi="Arial" w:cs="Arial" w:hint="eastAsia"/>
-              </w:rPr>
-              <w:t>1</w:t>
-            </w:r>
-            <w:r>
-              <w:rPr>
-                <w:rFonts w:ascii="Arial" w:hAnsi="Arial" w:cs="Arial"/>
-              </w:rPr>
-              <w:t>’</w:t>
-            </w:r>
-            <w:r>
-              <w:rPr>
-                <w:rFonts w:ascii="Arial" w:hAnsi="Arial" w:cs="Arial" w:hint="eastAsia"/>
-              </w:rPr>
-              <w:t>}</w:t>
-            </w:r>
-          </w:p>
-          <w:p>
-            <w:pPr>
-              <w:spacing w:line="276" w:lineRule="auto"/>
-              <w:rPr>
-                <w:rFonts w:ascii="Arial" w:hAnsi="Arial" w:cs="Arial"/>
-              </w:rPr>
-            </w:pPr>
-            <w:r>
-              <w:rPr>
-                <w:rFonts w:ascii="Arial" w:hAnsi="Arial" w:cs="Arial" w:hint="eastAsia"/>
-              </w:rPr>
-              <w:t>3</w:t>
-            </w:r>
-            <w:r>
-              <w:rPr>
-                <w:rFonts w:ascii="Arial" w:hAnsi="Arial" w:cs="Arial" w:hint="eastAsia"/>
-              </w:rPr>
-              <w:t>、空串，如</w:t>
-            </w:r>
-            <w:r>
-              <w:rPr>
-                <w:rFonts w:ascii="Arial" w:hAnsi="Arial" w:cs="Arial" w:hint="eastAsia"/>
-              </w:rPr>
-              <w:t>{}</w:t>
-            </w:r>
-          </w:p>
-          <w:p>
-            <w:pPr>
-              <w:spacing w:line="276" w:lineRule="auto"/>
-              <w:rPr>
-                <w:rFonts w:ascii="Arial" w:hAnsi="Arial" w:cs="Arial"/>
-              </w:rPr>
-            </w:pPr>
-            <w:r>
-              <w:rPr>
-                <w:rFonts w:ascii="Arial" w:hAnsi="Arial" w:cs="Arial" w:hint="eastAsia"/>
-              </w:rPr>
-              <w:t>4</w:t>
-            </w:r>
-            <w:r>
-              <w:rPr>
-                <w:rFonts w:ascii="Arial" w:hAnsi="Arial" w:cs="Arial" w:hint="eastAsia"/>
-              </w:rPr>
-              <w:t>、字段名为空，如</w:t>
-            </w:r>
-            <w:r>
-              <w:rPr>
-                <w:rFonts w:ascii="Arial" w:hAnsi="Arial" w:cs="Arial" w:hint="eastAsia"/>
-              </w:rPr>
-              <w:t>{</w:t>
-            </w:r>
-            <w:r>
-              <w:rPr>
-                <w:rFonts w:ascii="Arial" w:hAnsi="Arial" w:cs="Arial" w:hint="eastAsia"/>
-              </w:rPr>
-              <w:t>：</w:t>
-            </w:r>
-            <w:r>
-              <w:rPr>
-                <w:rFonts w:ascii="Arial" w:hAnsi="Arial" w:cs="Arial" w:hint="eastAsia"/>
-              </w:rPr>
-              <w:t>1}</w:t>
-            </w:r>
-          </w:p>
-          <w:p>
-            <w:pPr>
-              <w:spacing w:line="276" w:lineRule="auto"/>
-              <w:rPr>
-                <w:rFonts w:ascii="Arial" w:hAnsi="Arial" w:cs="Arial"/>
-              </w:rPr>
-            </w:pPr>
-            <w:r>
-              <w:rPr>
-                <w:rFonts w:ascii="Arial" w:hAnsi="Arial" w:cs="Arial" w:hint="eastAsia"/>
-              </w:rPr>
-              <w:t>5</w:t>
-            </w:r>
-            <w:r>
-              <w:rPr>
-                <w:rFonts w:ascii="Arial" w:hAnsi="Arial" w:cs="Arial" w:hint="eastAsia"/>
-              </w:rPr>
-              <w:t>、字段名包含</w:t>
-            </w:r>
-            <w:r>
-              <w:rPr>
-                <w:rFonts w:ascii="Arial" w:hAnsi="Arial" w:cs="Arial" w:hint="eastAsia"/>
-              </w:rPr>
-              <w:t>$</w:t>
-            </w:r>
-            <w:r>
-              <w:rPr>
-                <w:rFonts w:ascii="Arial" w:hAnsi="Arial" w:cs="Arial" w:hint="eastAsia"/>
-              </w:rPr>
-              <w:t>字符</w:t>
             </w:r>
           </w:p>
         </w:tc>
@@ -29240,7 +29346,7 @@
               <w:pStyle w:val="ListParagraph"/>
               <w:numPr>
                 <w:ilvl w:val="0"/>
-                <w:numId w:val="108"/>
+                <w:numId w:val="172"/>
               </w:numPr>
               <w:ind w:firstLineChars="0"/>
               <w:rPr>
@@ -29267,7 +29373,7 @@
               <w:pStyle w:val="ListParagraph"/>
               <w:numPr>
                 <w:ilvl w:val="0"/>
-                <w:numId w:val="108"/>
+                <w:numId w:val="172"/>
               </w:numPr>
               <w:ind w:firstLineChars="0"/>
               <w:rPr>
@@ -29341,7 +29447,7 @@
               <w:pStyle w:val="ListParagraph"/>
               <w:numPr>
                 <w:ilvl w:val="0"/>
-                <w:numId w:val="108"/>
+                <w:numId w:val="172"/>
               </w:numPr>
               <w:ind w:firstLineChars="0"/>
               <w:rPr>
@@ -30036,7 +30142,7 @@
               <w:pStyle w:val="ListParagraph"/>
               <w:numPr>
                 <w:ilvl w:val="0"/>
-                <w:numId w:val="109"/>
+                <w:numId w:val="173"/>
               </w:numPr>
               <w:ind w:firstLineChars="0"/>
               <w:rPr>
@@ -30069,7 +30175,7 @@
               <w:pStyle w:val="ListParagraph"/>
               <w:numPr>
                 <w:ilvl w:val="0"/>
-                <w:numId w:val="109"/>
+                <w:numId w:val="173"/>
               </w:numPr>
               <w:ind w:firstLineChars="0"/>
               <w:rPr>
@@ -32844,11 +32950,81 @@
         </w:rPr>
         <w:t>；其它属性修改失败不回滚。</w:t>
       </w:r>
+    </w:p>
+    <w:p>
+      <w:pPr>
+        <w:pStyle w:val="ListParagraph"/>
+        <w:numPr>
+          <w:ilvl w:val="0"/>
+          <w:numId w:val="75"/>
+        </w:numPr>
+        <w:ind w:firstLineChars="0"/>
+      </w:pPr>
+      <w:r>
+        <w:rPr>
+          <w:rFonts w:hint="eastAsia"/>
+        </w:rPr>
+        <w:t>原</w:t>
+      </w:r>
+      <w:r>
+        <w:rPr>
+          <w:rFonts w:hint="eastAsia"/>
+        </w:rPr>
+        <w:t>alter()</w:t>
+      </w:r>
+      <w:r>
+        <w:rPr>
+          <w:rFonts w:hint="eastAsia"/>
+        </w:rPr>
+        <w:t>接口功能</w:t>
+      </w:r>
       <w:r>
         <w:rPr>
           <w:rFonts w:hint="eastAsia"/>
         </w:rPr>
         <w:t xml:space="preserve"> </w:t>
+      </w:r>
+    </w:p>
+    <w:p>
+      <w:pPr>
+        <w:pStyle w:val="ListParagraph"/>
+        <w:ind w:left="420" w:firstLineChars="0" w:firstLine="0"/>
+      </w:pPr>
+      <w:r>
+        <w:rPr>
+          <w:rFonts w:hint="eastAsia"/>
+        </w:rPr>
+        <w:t>alter()</w:t>
+      </w:r>
+      <w:r>
+        <w:rPr>
+          <w:rFonts w:hint="eastAsia"/>
+        </w:rPr>
+        <w:t>主要关注本次有更新的</w:t>
+      </w:r>
+      <w:r>
+        <w:rPr>
+          <w:rFonts w:hint="eastAsia"/>
+        </w:rPr>
+        <w:t>cl</w:t>
+      </w:r>
+      <w:r>
+        <w:rPr>
+          <w:rFonts w:hint="eastAsia"/>
+        </w:rPr>
+        <w:t>属性，只验证符合修改条件下每类属性修改基本功能，未变更功能由原有自动化用例覆盖；本次新增参数校验参考</w:t>
+      </w:r>
+      <w:r>
+        <w:rPr>
+          <w:rFonts w:hint="eastAsia"/>
+        </w:rPr>
+        <w:t>setAttributes()</w:t>
+      </w:r>
+      <w:r>
+        <w:rPr>
+          <w:rFonts w:hint="eastAsia"/>
+        </w:rPr>
+        <w:t>接口参数校验。</w:t>
       </w:r>
     </w:p>
     <w:p>
@@ -32860,11 +33036,22 @@
         </w:numPr>
         <w:ind w:firstLineChars="0"/>
       </w:pPr>
+      <w:commentRangeStart w:id="20"/>
       <w:r>
         <w:rPr>
           <w:rFonts w:hint="eastAsia"/>
         </w:rPr>
         <w:t>alter collection space</w:t>
+      </w:r>
+      <w:commentRangeEnd w:id="20"/>
+      <w:r>
+        <w:rPr>
+          <w:rStyle w:val="CommentReference"/>
+          <w:rFonts w:asciiTheme="minorHAnsi" w:eastAsiaTheme="minorEastAsia" w:hAnsiTheme="minorHAnsi" w:cstheme="minorBidi"/>
+          <w:snapToGrid/>
+          <w:kern w:val="2"/>
+        </w:rPr>
+        <w:commentReference w:id="20"/>
       </w:r>
     </w:p>
     <w:p>
@@ -32932,6 +33119,7 @@
         <w:rPr>
           <w:rFonts w:hint="eastAsia"/>
         </w:rPr>
+        <w:lastRenderedPageBreak/>
         <w:t>1</w:t>
       </w:r>
       <w:r>
@@ -33029,7 +33217,6 @@
         <w:rPr>
           <w:rFonts w:hint="eastAsia"/>
         </w:rPr>
-        <w:lastRenderedPageBreak/>
         <w:t>2</w:t>
       </w:r>
       <w:r>
@@ -34481,6 +34668,7 @@
         <w:rPr>
           <w:rFonts w:hint="eastAsia"/>
         </w:rPr>
+        <w:lastRenderedPageBreak/>
         <w:t>修改</w:t>
       </w:r>
       <w:r>
@@ -34573,7 +34761,6 @@
         <w:rPr>
           <w:rFonts w:hint="eastAsia"/>
         </w:rPr>
-        <w:lastRenderedPageBreak/>
         <w:t>新增、修改、删除</w:t>
       </w:r>
       <w:r>
@@ -34655,34 +34842,6 @@
     </w:p>
     <w:p>
       <w:pPr>
-        <w:pStyle w:val="ListParagraph"/>
-        <w:numPr>
-          <w:ilvl w:val="0"/>
-          <w:numId w:val="137"/>
-        </w:numPr>
-        <w:ind w:firstLineChars="0"/>
-      </w:pPr>
-      <w:r>
-        <w:rPr>
-          <w:rFonts w:hint="eastAsia"/>
-        </w:rPr>
-        <w:t>修改</w:t>
-      </w:r>
-      <w:r>
-        <w:rPr>
-          <w:rFonts w:hint="eastAsia"/>
-        </w:rPr>
-        <w:t>domain</w:t>
-      </w:r>
-      <w:r>
-        <w:rPr>
-          <w:rFonts w:hint="eastAsia"/>
-        </w:rPr>
-        <w:t>名重复</w:t>
-      </w:r>
-    </w:p>
-    <w:p>
-      <w:pPr>
         <w:ind w:firstLineChars="50" w:firstLine="105"/>
         <w:rPr>
           <w:iCs/>
@@ -34818,7 +34977,6 @@
         </w:numPr>
         <w:ind w:firstLineChars="0"/>
         <w:rPr>
-          <w:rFonts w:hint="eastAsia"/>
           <w:iCs/>
           <w:color w:val="000000"/>
         </w:rPr>
@@ -35921,6 +36079,7 @@
               <w:rPr>
                 <w:rFonts w:hint="eastAsia"/>
               </w:rPr>
+              <w:lastRenderedPageBreak/>
               <w:t>接口：</w:t>
             </w:r>
             <w:r>
@@ -35945,7 +36104,6 @@
               <w:jc w:val="left"/>
             </w:pPr>
             <w:r>
-              <w:lastRenderedPageBreak/>
               <w:t>P</w:t>
             </w:r>
             <w:r>
@@ -37031,7 +37189,14 @@
         <w:rPr>
           <w:rFonts w:hint="eastAsia"/>
         </w:rPr>
-        <w:t>信息等方面分析测试点：</w:t>
+        <w:t>信息等方面分</w:t>
+      </w:r>
+      <w:r>
+        <w:rPr>
+          <w:rFonts w:hint="eastAsia"/>
+        </w:rPr>
+        <w:lastRenderedPageBreak/>
+        <w:t>析测试点：</w:t>
       </w:r>
     </w:p>
     <w:tbl>
@@ -37101,7 +37266,6 @@
                 <w:iCs/>
                 <w:color w:val="000000"/>
               </w:rPr>
-              <w:lastRenderedPageBreak/>
               <w:t>测试项</w:t>
             </w:r>
           </w:p>
@@ -37123,7 +37287,6 @@
                 <w:iCs/>
                 <w:color w:val="000000"/>
               </w:rPr>
-              <w:lastRenderedPageBreak/>
               <w:t>测试点</w:t>
             </w:r>
             <w:r>
@@ -37242,7 +37405,6 @@
                 <w:iCs/>
                 <w:color w:val="000000"/>
               </w:rPr>
-              <w:lastRenderedPageBreak/>
               <w:t>D</w:t>
             </w:r>
             <w:r>
@@ -38578,6 +38740,7 @@
         <w:rPr>
           <w:rFonts w:hint="eastAsia"/>
         </w:rPr>
+        <w:lastRenderedPageBreak/>
         <w:t>4</w:t>
       </w:r>
       <w:r>
@@ -38612,7 +38775,6 @@
         <w:rPr>
           <w:rFonts w:hint="eastAsia"/>
         </w:rPr>
-        <w:lastRenderedPageBreak/>
         <w:t>格式：</w:t>
       </w:r>
       <w:r>
@@ -39117,7 +39279,6 @@
               </w:numPr>
               <w:ind w:firstLineChars="0"/>
               <w:rPr>
-                <w:rFonts w:hint="eastAsia"/>
                 <w:iCs/>
                 <w:color w:val="000000"/>
               </w:rPr>
@@ -39603,16 +39764,36 @@
           </w:tcPr>
           <w:p>
             <w:pPr>
-              <w:rPr>
-                <w:szCs w:val="20"/>
-              </w:rPr>
-            </w:pPr>
-            <w:r>
-              <w:rPr>
-                <w:rFonts w:hint="eastAsia"/>
-                <w:szCs w:val="20"/>
-              </w:rPr>
-              <w:t>无参数</w:t>
+              <w:pStyle w:val="ListParagraph"/>
+              <w:numPr>
+                <w:ilvl w:val="0"/>
+                <w:numId w:val="175"/>
+              </w:numPr>
+              <w:ind w:firstLineChars="0"/>
+              <w:rPr>
+                <w:szCs w:val="20"/>
+              </w:rPr>
+            </w:pPr>
+            <w:r>
+              <w:rPr>
+                <w:rFonts w:hint="eastAsia"/>
+                <w:szCs w:val="20"/>
+              </w:rPr>
+              <w:t>array</w:t>
+            </w:r>
+            <w:r>
+              <w:rPr>
+                <w:rFonts w:hint="eastAsia"/>
+                <w:szCs w:val="20"/>
+              </w:rPr>
+              <w:t>类型，</w:t>
+            </w:r>
+            <w:r>
+              <w:rPr>
+                <w:rFonts w:hint="eastAsia"/>
+                <w:szCs w:val="20"/>
+              </w:rPr>
+              <w:t>必填</w:t>
             </w:r>
           </w:p>
         </w:tc>
@@ -39622,14 +39803,31 @@
           </w:tcPr>
           <w:p>
             <w:pPr>
+              <w:pStyle w:val="ListParagraph"/>
+              <w:numPr>
+                <w:ilvl w:val="0"/>
+                <w:numId w:val="176"/>
+              </w:numPr>
               <w:spacing w:line="276" w:lineRule="auto"/>
-            </w:pPr>
-            <w:r>
-              <w:rPr>
-                <w:rFonts w:hint="eastAsia"/>
-              </w:rPr>
-              <w:t>无参数</w:t>
-            </w:r>
+              <w:ind w:firstLineChars="0"/>
+            </w:pPr>
+            <w:r>
+              <w:rPr>
+                <w:rFonts w:hint="eastAsia"/>
+              </w:rPr>
+              <w:t>满足条件</w:t>
+            </w:r>
+            <w:r>
+              <w:rPr>
+                <w:rFonts w:hint="eastAsia"/>
+              </w:rPr>
+              <w:t>groups</w:t>
+            </w:r>
+          </w:p>
+          <w:p>
+            <w:pPr>
+              <w:spacing w:line="276" w:lineRule="auto"/>
+            </w:pPr>
           </w:p>
         </w:tc>
         <w:tc>
@@ -39653,7 +39851,19 @@
               <w:rPr>
                 <w:rFonts w:ascii="Arial" w:hAnsi="Arial" w:cs="Arial" w:hint="eastAsia"/>
               </w:rPr>
-              <w:t>、输入参数</w:t>
+              <w:t>、非数组类型，如“</w:t>
+            </w:r>
+            <w:r>
+              <w:rPr>
+                <w:rFonts w:ascii="Arial" w:hAnsi="Arial" w:cs="Arial" w:hint="eastAsia"/>
+              </w:rPr>
+              <w:t>group1</w:t>
+            </w:r>
+            <w:r>
+              <w:rPr>
+                <w:rFonts w:ascii="Arial" w:hAnsi="Arial" w:cs="Arial" w:hint="eastAsia"/>
+              </w:rPr>
+              <w:t>”</w:t>
             </w:r>
           </w:p>
           <w:p>
@@ -39663,6 +39873,18 @@
                 <w:rFonts w:ascii="Arial" w:hAnsi="Arial" w:cs="Arial"/>
               </w:rPr>
             </w:pPr>
+            <w:r>
+              <w:rPr>
+                <w:rFonts w:ascii="Arial" w:hAnsi="Arial" w:cs="Arial" w:hint="eastAsia"/>
+              </w:rPr>
+              <w:t>2</w:t>
+            </w:r>
+            <w:r>
+              <w:rPr>
+                <w:rFonts w:ascii="Arial" w:hAnsi="Arial" w:cs="Arial" w:hint="eastAsia"/>
+              </w:rPr>
+              <w:t>、为空</w:t>
+            </w:r>
           </w:p>
         </w:tc>
         <w:tc>
@@ -39744,7 +39966,7 @@
               <w:pStyle w:val="ListParagraph"/>
               <w:numPr>
                 <w:ilvl w:val="0"/>
-                <w:numId w:val="158"/>
+                <w:numId w:val="175"/>
               </w:numPr>
               <w:ind w:firstLineChars="0"/>
               <w:rPr>
@@ -39783,7 +40005,7 @@
               <w:pStyle w:val="ListParagraph"/>
               <w:numPr>
                 <w:ilvl w:val="0"/>
-                <w:numId w:val="159"/>
+                <w:numId w:val="176"/>
               </w:numPr>
               <w:spacing w:line="276" w:lineRule="auto"/>
               <w:ind w:firstLineChars="0"/>
@@ -39925,6 +40147,7 @@
               <w:rPr>
                 <w:rFonts w:hint="eastAsia"/>
               </w:rPr>
+              <w:lastRenderedPageBreak/>
               <w:t>Groups</w:t>
             </w:r>
           </w:p>
@@ -40103,7 +40326,6 @@
               <w:rPr>
                 <w:rFonts w:hint="eastAsia"/>
               </w:rPr>
-              <w:lastRenderedPageBreak/>
               <w:t>AutoSplit</w:t>
             </w:r>
           </w:p>
@@ -40593,6 +40815,82 @@
     </w:p>
     <w:p>
       <w:pPr>
+        <w:pStyle w:val="ListParagraph"/>
+        <w:numPr>
+          <w:ilvl w:val="0"/>
+          <w:numId w:val="75"/>
+        </w:numPr>
+        <w:ind w:firstLineChars="0"/>
+      </w:pPr>
+      <w:r>
+        <w:rPr>
+          <w:rFonts w:hint="eastAsia"/>
+        </w:rPr>
+        <w:t>原</w:t>
+      </w:r>
+      <w:r>
+        <w:rPr>
+          <w:rFonts w:hint="eastAsia"/>
+        </w:rPr>
+        <w:t>alter()</w:t>
+      </w:r>
+      <w:r>
+        <w:rPr>
+          <w:rFonts w:hint="eastAsia"/>
+        </w:rPr>
+        <w:t>接口功能</w:t>
+      </w:r>
+      <w:r>
+        <w:rPr>
+          <w:rFonts w:hint="eastAsia"/>
+        </w:rPr>
+        <w:t xml:space="preserve"> </w:t>
+      </w:r>
+    </w:p>
+    <w:p>
+      <w:pPr>
+        <w:pStyle w:val="ListParagraph"/>
+        <w:ind w:left="420" w:firstLineChars="0" w:firstLine="0"/>
+      </w:pPr>
+      <w:r>
+        <w:rPr>
+          <w:rFonts w:hint="eastAsia"/>
+        </w:rPr>
+        <w:t>alter()</w:t>
+      </w:r>
+      <w:r>
+        <w:rPr>
+          <w:rFonts w:hint="eastAsia"/>
+        </w:rPr>
+        <w:t>主要关注本次有更新的</w:t>
+      </w:r>
+      <w:r>
+        <w:rPr>
+          <w:rFonts w:hint="eastAsia"/>
+        </w:rPr>
+        <w:t>domain</w:t>
+      </w:r>
+      <w:r>
+        <w:rPr>
+          <w:rFonts w:hint="eastAsia"/>
+        </w:rPr>
+        <w:t>属性，只验证符合修改条件下属性修改基本功能，未变更功能由原有自动化用例覆盖；本次新增参数校验参考</w:t>
+      </w:r>
+      <w:r>
+        <w:rPr>
+          <w:rFonts w:hint="eastAsia"/>
+        </w:rPr>
+        <w:t>setAttributes()</w:t>
+      </w:r>
+      <w:r>
+        <w:rPr>
+          <w:rFonts w:hint="eastAsia"/>
+        </w:rPr>
+        <w:t>接口参数校验。</w:t>
+      </w:r>
+    </w:p>
+    <w:p>
+      <w:pPr>
         <w:spacing w:line="276" w:lineRule="auto"/>
         <w:ind w:firstLine="420"/>
       </w:pPr>
@@ -40700,7 +40998,7 @@
           <w:rFonts w:ascii="Arial" w:hAnsi="Arial" w:cs="Arial"/>
         </w:rPr>
       </w:pPr>
-      <w:bookmarkStart w:id="14" w:name="_Toc502217315"/>
+      <w:bookmarkStart w:id="21" w:name="_Toc502217315"/>
       <w:r>
         <w:rPr>
           <w:rFonts w:ascii="Arial" w:hAnsi="Arial" w:cs="Arial"/>
@@ -40713,7 +41011,7 @@
         </w:rPr>
         <w:t>分析和设计</w:t>
       </w:r>
-      <w:bookmarkEnd w:id="14"/>
+      <w:bookmarkEnd w:id="21"/>
     </w:p>
     <w:p>
       <w:r>
@@ -40731,14 +41029,14 @@
           <w:rFonts w:ascii="Arial" w:hAnsi="Arial" w:cs="Arial"/>
         </w:rPr>
       </w:pPr>
-      <w:bookmarkStart w:id="15" w:name="_Toc502217316"/>
+      <w:bookmarkStart w:id="22" w:name="_Toc502217316"/>
       <w:r>
         <w:rPr>
           <w:rFonts w:ascii="Arial" w:hAnsi="Arial" w:cs="Arial"/>
         </w:rPr>
         <w:t>兼容性分析和设计</w:t>
       </w:r>
-      <w:bookmarkEnd w:id="15"/>
+      <w:bookmarkEnd w:id="22"/>
     </w:p>
     <w:p>
       <w:r>
@@ -40779,7 +41077,19 @@
         <w:rPr>
           <w:rFonts w:hint="eastAsia"/>
         </w:rPr>
-        <w:t>旧版本上数据无压缩，升级后修改为压缩（覆盖两种压缩类型）</w:t>
+        <w:t>旧版本上</w:t>
+      </w:r>
+      <w:r>
+        <w:rPr>
+          <w:rFonts w:hint="eastAsia"/>
+        </w:rPr>
+        <w:t>未开启压缩</w:t>
+      </w:r>
+      <w:r>
+        <w:rPr>
+          <w:rFonts w:hint="eastAsia"/>
+        </w:rPr>
+        <w:t>压缩，升级后修改为压缩（覆盖两种压缩类型）</w:t>
       </w:r>
     </w:p>
     <w:p>
@@ -40910,11 +41220,12 @@
           <w:rFonts w:ascii="Arial" w:hAnsi="Arial" w:cs="Arial"/>
         </w:rPr>
       </w:pPr>
-      <w:bookmarkStart w:id="16" w:name="_Toc502217317"/>
+      <w:bookmarkStart w:id="23" w:name="_Toc502217317"/>
       <w:r>
         <w:rPr>
           <w:rFonts w:ascii="Arial" w:hAnsi="Arial" w:cs="Arial"/>
         </w:rPr>
+        <w:lastRenderedPageBreak/>
         <w:t>与其它</w:t>
       </w:r>
       <w:r>
@@ -40929,7 +41240,7 @@
         </w:rPr>
         <w:t>和特性交互分析和设计</w:t>
       </w:r>
-      <w:bookmarkEnd w:id="16"/>
+      <w:bookmarkEnd w:id="23"/>
     </w:p>
     <w:p>
       <w:r>
@@ -40947,14 +41258,14 @@
           <w:rFonts w:cs="Arial"/>
         </w:rPr>
       </w:pPr>
-      <w:bookmarkStart w:id="17" w:name="_Toc502217318"/>
+      <w:bookmarkStart w:id="24" w:name="_Toc502217318"/>
       <w:r>
         <w:rPr>
           <w:rFonts w:cs="Arial"/>
         </w:rPr>
         <w:t>可测试性分析</w:t>
       </w:r>
-      <w:bookmarkEnd w:id="17"/>
+      <w:bookmarkEnd w:id="24"/>
     </w:p>
     <w:p>
       <w:pPr>
@@ -40964,14 +41275,14 @@
           <w:rFonts w:cs="Arial"/>
         </w:rPr>
       </w:pPr>
-      <w:bookmarkStart w:id="18" w:name="_Toc502217319"/>
+      <w:bookmarkStart w:id="25" w:name="_Toc502217319"/>
       <w:r>
         <w:rPr>
           <w:rFonts w:cs="Arial"/>
         </w:rPr>
         <w:t>自动化分析和设计</w:t>
       </w:r>
-      <w:bookmarkEnd w:id="18"/>
+      <w:bookmarkEnd w:id="25"/>
     </w:p>
     <w:p>
       <w:pPr>
@@ -41005,7 +41316,6 @@
         <w:rPr>
           <w:rFonts w:hint="eastAsia"/>
         </w:rPr>
-        <w:lastRenderedPageBreak/>
         <w:t>自动化实现参考测试用例操作步骤实现</w:t>
       </w:r>
       <w:r>
@@ -41025,14 +41335,14 @@
           <w:rFonts w:cs="Arial"/>
         </w:rPr>
       </w:pPr>
-      <w:bookmarkStart w:id="19" w:name="_Toc502217320"/>
+      <w:bookmarkStart w:id="26" w:name="_Toc502217320"/>
       <w:r>
         <w:rPr>
           <w:rFonts w:cs="Arial"/>
         </w:rPr>
         <w:t>详细测试方法</w:t>
       </w:r>
-      <w:bookmarkEnd w:id="19"/>
+      <w:bookmarkEnd w:id="26"/>
     </w:p>
     <w:p>
       <w:pPr>
@@ -41042,14 +41352,14 @@
           <w:rFonts w:ascii="Arial" w:hAnsi="Arial" w:cs="Arial"/>
         </w:rPr>
       </w:pPr>
-      <w:bookmarkStart w:id="20" w:name="_Toc502217321"/>
+      <w:bookmarkStart w:id="27" w:name="_Toc502217321"/>
       <w:r>
         <w:rPr>
           <w:rFonts w:ascii="Arial" w:hAnsi="Arial" w:cs="Arial"/>
         </w:rPr>
         <w:t>详细设计</w:t>
       </w:r>
-      <w:bookmarkEnd w:id="20"/>
+      <w:bookmarkEnd w:id="27"/>
     </w:p>
     <w:p>
       <w:r>
@@ -41073,14 +41383,14 @@
           <w:rFonts w:ascii="Arial" w:hAnsi="Arial" w:cs="Arial"/>
         </w:rPr>
       </w:pPr>
-      <w:bookmarkStart w:id="21" w:name="_Toc502217322"/>
+      <w:bookmarkStart w:id="28" w:name="_Toc502217322"/>
       <w:r>
         <w:rPr>
           <w:rFonts w:ascii="Arial" w:hAnsi="Arial" w:cs="Arial"/>
         </w:rPr>
         <w:t>验收测试用例</w:t>
       </w:r>
-      <w:bookmarkEnd w:id="21"/>
+      <w:bookmarkEnd w:id="28"/>
     </w:p>
     <w:p>
       <w:pPr>
@@ -41671,6 +41981,7 @@
                 <w:sz w:val="20"/>
                 <w:szCs w:val="20"/>
               </w:rPr>
+              <w:lastRenderedPageBreak/>
               <w:t>检查修改结果</w:t>
             </w:r>
           </w:p>
@@ -41701,6 +42012,7 @@
                 <w:sz w:val="20"/>
                 <w:szCs w:val="20"/>
               </w:rPr>
+              <w:lastRenderedPageBreak/>
               <w:t>修改成功，快照查看</w:t>
             </w:r>
             <w:r>
@@ -41780,6 +42092,7 @@
                 <w:sz w:val="20"/>
                 <w:szCs w:val="20"/>
               </w:rPr>
+              <w:lastRenderedPageBreak/>
               <w:t>TS003</w:t>
             </w:r>
           </w:p>
@@ -41947,7 +42260,6 @@
                 <w:sz w:val="20"/>
                 <w:szCs w:val="20"/>
               </w:rPr>
-              <w:lastRenderedPageBreak/>
               <w:t>Relpsize</w:t>
             </w:r>
             <w:r>
@@ -42005,7 +42317,6 @@
                 <w:sz w:val="20"/>
                 <w:szCs w:val="20"/>
               </w:rPr>
-              <w:lastRenderedPageBreak/>
               <w:t>1</w:t>
             </w:r>
             <w:r>
@@ -42101,7 +42412,6 @@
                 <w:sz w:val="20"/>
                 <w:szCs w:val="20"/>
               </w:rPr>
-              <w:lastRenderedPageBreak/>
               <w:t>TS004</w:t>
             </w:r>
           </w:p>
@@ -42867,12 +43177,12 @@
       </w:pPr>
     </w:p>
     <w:sectPr>
-      <w:headerReference w:type="even" r:id="rId15"/>
-      <w:headerReference w:type="default" r:id="rId16"/>
-      <w:footerReference w:type="even" r:id="rId17"/>
-      <w:footerReference w:type="default" r:id="rId18"/>
-      <w:headerReference w:type="first" r:id="rId19"/>
-      <w:footerReference w:type="first" r:id="rId20"/>
+      <w:headerReference w:type="even" r:id="rId16"/>
+      <w:headerReference w:type="default" r:id="rId17"/>
+      <w:footerReference w:type="even" r:id="rId18"/>
+      <w:footerReference w:type="default" r:id="rId19"/>
+      <w:headerReference w:type="first" r:id="rId20"/>
+      <w:footerReference w:type="first" r:id="rId21"/>
       <w:pgSz w:w="11906" w:h="16838"/>
       <w:pgMar w:top="1312" w:right="1800" w:bottom="1440" w:left="1800" w:header="779" w:footer="992" w:gutter="0"/>
       <w:cols w:space="425"/>
@@ -42880,6 +43190,256 @@
     </w:sectPr>
   </w:body>
 </w:document>
+</file>
+
+<file path=word/comments.xml><?xml version="1.0" encoding="utf-8"?>
+<w:comments xmlns:ve="http://schemas.openxmlformats.org/markup-compatibility/2006" xmlns:o="urn:schemas-microsoft-com:office:office" xmlns:r="http://schemas.openxmlformats.org/officeDocument/2006/relationships" xmlns:m="http://schemas.openxmlformats.org/officeDocument/2006/math" xmlns:v="urn:schemas-microsoft-com:vml" xmlns:wp="http://schemas.openxmlformats.org/drawingml/2006/wordprocessingDrawing" xmlns:w10="urn:schemas-microsoft-com:office:word" xmlns:w="http://schemas.openxmlformats.org/wordprocessingml/2006/main" xmlns:wne="http://schemas.microsoft.com/office/word/2006/wordml">
+  <w:comment w:id="14" w:author="wuyan" w:date="2018-04-09T09:20:00Z" w:initials="w">
+    <w:p>
+      <w:pPr>
+        <w:pStyle w:val="CommentText"/>
+      </w:pPr>
+      <w:r>
+        <w:rPr>
+          <w:rStyle w:val="CommentReference"/>
+        </w:rPr>
+        <w:annotationRef/>
+      </w:r>
+      <w:r>
+        <w:rPr>
+          <w:rFonts w:hint="eastAsia"/>
+        </w:rPr>
+        <w:t>分析具体同步备节点的属性</w:t>
+      </w:r>
+    </w:p>
+  </w:comment>
+  <w:comment w:id="15" w:author="wuyan" w:date="2018-04-09T09:54:00Z" w:initials="w">
+    <w:p>
+      <w:pPr>
+        <w:pStyle w:val="CommentText"/>
+        <w:numPr>
+          <w:ilvl w:val="0"/>
+          <w:numId w:val="174"/>
+        </w:numPr>
+      </w:pPr>
+      <w:r>
+        <w:rPr>
+          <w:rStyle w:val="CommentReference"/>
+        </w:rPr>
+        <w:annotationRef/>
+      </w:r>
+      <w:r>
+        <w:rPr>
+          <w:rFonts w:hint="eastAsia"/>
+        </w:rPr>
+        <w:t>原有</w:t>
+      </w:r>
+      <w:r>
+        <w:rPr>
+          <w:rFonts w:hint="eastAsia"/>
+        </w:rPr>
+        <w:t>shard</w:t>
+      </w:r>
+      <w:r>
+        <w:rPr>
+          <w:rFonts w:hint="eastAsia"/>
+        </w:rPr>
+        <w:t>索引正在被使用</w:t>
+      </w:r>
+    </w:p>
+    <w:p>
+      <w:pPr>
+        <w:pStyle w:val="CommentText"/>
+        <w:numPr>
+          <w:ilvl w:val="0"/>
+          <w:numId w:val="174"/>
+        </w:numPr>
+      </w:pPr>
+      <w:r>
+        <w:rPr>
+          <w:rFonts w:hint="eastAsia"/>
+        </w:rPr>
+        <w:t>并发修改</w:t>
+      </w:r>
+      <w:r>
+        <w:rPr>
+          <w:rFonts w:hint="eastAsia"/>
+        </w:rPr>
+        <w:t>shardingKey</w:t>
+      </w:r>
+      <w:r>
+        <w:rPr>
+          <w:rFonts w:hint="eastAsia"/>
+        </w:rPr>
+        <w:t>和创建唯一索引</w:t>
+      </w:r>
+    </w:p>
+    <w:p>
+      <w:pPr>
+        <w:pStyle w:val="CommentText"/>
+        <w:numPr>
+          <w:ilvl w:val="0"/>
+          <w:numId w:val="174"/>
+        </w:numPr>
+      </w:pPr>
+      <w:r>
+        <w:rPr>
+          <w:rFonts w:hint="eastAsia"/>
+        </w:rPr>
+        <w:t>普通表改分区表，普通表存在唯一索引</w:t>
+      </w:r>
+    </w:p>
+  </w:comment>
+  <w:comment w:id="16" w:author="wuyan" w:date="2018-04-09T09:16:00Z" w:initials="w">
+    <w:p>
+      <w:pPr>
+        <w:pStyle w:val="CommentText"/>
+      </w:pPr>
+      <w:r>
+        <w:rPr>
+          <w:rStyle w:val="CommentReference"/>
+        </w:rPr>
+        <w:annotationRef/>
+      </w:r>
+      <w:r>
+        <w:rPr>
+          <w:rFonts w:hint="eastAsia"/>
+        </w:rPr>
+        <w:t>存在唯一索引不能修改</w:t>
+      </w:r>
+    </w:p>
+  </w:comment>
+  <w:comment w:id="17" w:author="wuyan" w:date="2018-04-09T09:57:00Z" w:initials="w">
+    <w:p>
+      <w:pPr>
+        <w:pStyle w:val="CommentText"/>
+      </w:pPr>
+      <w:r>
+        <w:rPr>
+          <w:rStyle w:val="CommentReference"/>
+        </w:rPr>
+        <w:annotationRef/>
+      </w:r>
+      <w:r>
+        <w:rPr>
+          <w:rFonts w:hint="eastAsia"/>
+        </w:rPr>
+        <w:t>并发修改和</w:t>
+      </w:r>
+      <w:r>
+        <w:rPr>
+          <w:rFonts w:hint="eastAsia"/>
+        </w:rPr>
+        <w:t>truncate</w:t>
+      </w:r>
+    </w:p>
+  </w:comment>
+  <w:comment w:id="18" w:author="wuyan" w:date="2018-04-09T09:50:00Z" w:initials="w">
+    <w:p>
+      <w:pPr>
+        <w:pStyle w:val="CommentText"/>
+      </w:pPr>
+      <w:r>
+        <w:rPr>
+          <w:rStyle w:val="CommentReference"/>
+        </w:rPr>
+        <w:annotationRef/>
+      </w:r>
+      <w:r>
+        <w:rPr>
+          <w:rFonts w:hint="eastAsia"/>
+        </w:rPr>
+        <w:t>并发修改</w:t>
+      </w:r>
+      <w:r>
+        <w:rPr>
+          <w:rFonts w:hint="eastAsia"/>
+        </w:rPr>
+        <w:t>lzw</w:t>
+      </w:r>
+      <w:r>
+        <w:rPr>
+          <w:rFonts w:hint="eastAsia"/>
+        </w:rPr>
+        <w:t>和插入数据</w:t>
+      </w:r>
+    </w:p>
+  </w:comment>
+  <w:comment w:id="19" w:author="wuyan" w:date="2018-04-09T12:57:00Z" w:initials="w">
+    <w:p>
+      <w:pPr>
+        <w:pStyle w:val="CommentText"/>
+      </w:pPr>
+      <w:r>
+        <w:rPr>
+          <w:rStyle w:val="CommentReference"/>
+        </w:rPr>
+        <w:annotationRef/>
+      </w:r>
+      <w:r>
+        <w:rPr>
+          <w:rFonts w:hint="eastAsia"/>
+        </w:rPr>
+        <w:t>节点故障时，修改为较小值；结合新增节点</w:t>
+      </w:r>
+      <w:r>
+        <w:rPr>
+          <w:rFonts w:hint="eastAsia"/>
+        </w:rPr>
+        <w:t>修改为较大值</w:t>
+      </w:r>
+    </w:p>
+  </w:comment>
+  <w:comment w:id="20" w:author="wuyan" w:date="2018-04-09T09:49:00Z" w:initials="w">
+    <w:p>
+      <w:pPr>
+        <w:pStyle w:val="CommentText"/>
+      </w:pPr>
+      <w:r>
+        <w:rPr>
+          <w:rStyle w:val="CommentReference"/>
+        </w:rPr>
+        <w:annotationRef/>
+      </w:r>
+      <w:r>
+        <w:rPr>
+          <w:rFonts w:hint="eastAsia"/>
+        </w:rPr>
+        <w:t>补充</w:t>
+      </w:r>
+      <w:r>
+        <w:rPr>
+          <w:rFonts w:hint="eastAsia"/>
+        </w:rPr>
+        <w:t>alter</w:t>
+      </w:r>
+      <w:r>
+        <w:rPr>
+          <w:rFonts w:hint="eastAsia"/>
+        </w:rPr>
+        <w:t>接口功能；并发修改</w:t>
+      </w:r>
+      <w:r>
+        <w:rPr>
+          <w:rFonts w:hint="eastAsia"/>
+        </w:rPr>
+        <w:t>cs</w:t>
+      </w:r>
+      <w:r>
+        <w:rPr>
+          <w:rFonts w:hint="eastAsia"/>
+        </w:rPr>
+        <w:t>和创建</w:t>
+      </w:r>
+      <w:r>
+        <w:rPr>
+          <w:rFonts w:hint="eastAsia"/>
+        </w:rPr>
+        <w:t>cl</w:t>
+      </w:r>
+    </w:p>
+  </w:comment>
+</w:comments>
 </file>
 
 <file path=word/endnotes.xml><?xml version="1.0" encoding="utf-8"?>
@@ -42942,7 +43502,7 @@
               <w:rPr>
                 <w:noProof/>
               </w:rPr>
-              <w:t>2018-4-4</w:t>
+              <w:t>2018-4-10</w:t>
             </w:r>
           </w:fldSimple>
         </w:p>
@@ -45923,6 +46483,95 @@
     </w:lvl>
   </w:abstractNum>
   <w:abstractNum w:abstractNumId="31">
+    <w:nsid w:val="18133DD7"/>
+    <w:multiLevelType w:val="hybridMultilevel"/>
+    <w:tmpl w:val="591AD2A8"/>
+    <w:lvl w:ilvl="0" w:tplc="1AFC97DC">
+      <w:start w:val="1"/>
+      <w:numFmt w:val="decimal"/>
+      <w:lvlText w:val="%1、"/>
+      <w:lvlJc w:val="left"/>
+      <w:pPr>
+        <w:ind w:left="360" w:hanging="360"/>
+      </w:pPr>
+      <w:rPr>
+        <w:rFonts w:hint="default"/>
+      </w:rPr>
+    </w:lvl>
+    <w:lvl w:ilvl="1" w:tplc="04090019" w:tentative="1">
+      <w:start w:val="1"/>
+      <w:numFmt w:val="lowerLetter"/>
+      <w:lvlText w:val="%2)"/>
+      <w:lvlJc w:val="left"/>
+      <w:pPr>
+        <w:ind w:left="840" w:hanging="420"/>
+      </w:pPr>
+    </w:lvl>
+    <w:lvl w:ilvl="2" w:tplc="0409001B" w:tentative="1">
+      <w:start w:val="1"/>
+      <w:numFmt w:val="lowerRoman"/>
+      <w:lvlText w:val="%3."/>
+      <w:lvlJc w:val="right"/>
+      <w:pPr>
+        <w:ind w:left="1260" w:hanging="420"/>
+      </w:pPr>
+    </w:lvl>
+    <w:lvl w:ilvl="3" w:tplc="0409000F" w:tentative="1">
+      <w:start w:val="1"/>
+      <w:numFmt w:val="decimal"/>
+      <w:lvlText w:val="%4."/>
+      <w:lvlJc w:val="left"/>
+      <w:pPr>
+        <w:ind w:left="1680" w:hanging="420"/>
+      </w:pPr>
+    </w:lvl>
+    <w:lvl w:ilvl="4" w:tplc="04090019" w:tentative="1">
+      <w:start w:val="1"/>
+      <w:numFmt w:val="lowerLetter"/>
+      <w:lvlText w:val="%5)"/>
+      <w:lvlJc w:val="left"/>
+      <w:pPr>
+        <w:ind w:left="2100" w:hanging="420"/>
+      </w:pPr>
+    </w:lvl>
+    <w:lvl w:ilvl="5" w:tplc="0409001B" w:tentative="1">
+      <w:start w:val="1"/>
+      <w:numFmt w:val="lowerRoman"/>
+      <w:lvlText w:val="%6."/>
+      <w:lvlJc w:val="right"/>
+      <w:pPr>
+        <w:ind w:left="2520" w:hanging="420"/>
+      </w:pPr>
+    </w:lvl>
+    <w:lvl w:ilvl="6" w:tplc="0409000F" w:tentative="1">
+      <w:start w:val="1"/>
+      <w:numFmt w:val="decimal"/>
+      <w:lvlText w:val="%7."/>
+      <w:lvlJc w:val="left"/>
+      <w:pPr>
+        <w:ind w:left="2940" w:hanging="420"/>
+      </w:pPr>
+    </w:lvl>
+    <w:lvl w:ilvl="7" w:tplc="04090019" w:tentative="1">
+      <w:start w:val="1"/>
+      <w:numFmt w:val="lowerLetter"/>
+      <w:lvlText w:val="%8)"/>
+      <w:lvlJc w:val="left"/>
+      <w:pPr>
+        <w:ind w:left="3360" w:hanging="420"/>
+      </w:pPr>
+    </w:lvl>
+    <w:lvl w:ilvl="8" w:tplc="0409001B" w:tentative="1">
+      <w:start w:val="1"/>
+      <w:numFmt w:val="lowerRoman"/>
+      <w:lvlText w:val="%9."/>
+      <w:lvlJc w:val="right"/>
+      <w:pPr>
+        <w:ind w:left="3780" w:hanging="420"/>
+      </w:pPr>
+    </w:lvl>
+  </w:abstractNum>
+  <w:abstractNum w:abstractNumId="32">
     <w:nsid w:val="1837236F"/>
     <w:multiLevelType w:val="hybridMultilevel"/>
     <w:tmpl w:val="0378616A"/>
@@ -46011,7 +46660,7 @@
       </w:pPr>
     </w:lvl>
   </w:abstractNum>
-  <w:abstractNum w:abstractNumId="32">
+  <w:abstractNum w:abstractNumId="33">
     <w:nsid w:val="188C58D5"/>
     <w:multiLevelType w:val="hybridMultilevel"/>
     <w:tmpl w:val="78AE152C"/>
@@ -46100,7 +46749,7 @@
       </w:pPr>
     </w:lvl>
   </w:abstractNum>
-  <w:abstractNum w:abstractNumId="33">
+  <w:abstractNum w:abstractNumId="34">
     <w:nsid w:val="1AB66554"/>
     <w:multiLevelType w:val="singleLevel"/>
     <w:tmpl w:val="14382B24"/>
@@ -46121,7 +46770,7 @@
       </w:rPr>
     </w:lvl>
   </w:abstractNum>
-  <w:abstractNum w:abstractNumId="34">
+  <w:abstractNum w:abstractNumId="35">
     <w:nsid w:val="1B97293A"/>
     <w:multiLevelType w:val="hybridMultilevel"/>
     <w:tmpl w:val="32F65836"/>
@@ -46210,7 +46859,7 @@
       </w:pPr>
     </w:lvl>
   </w:abstractNum>
-  <w:abstractNum w:abstractNumId="35">
+  <w:abstractNum w:abstractNumId="36">
     <w:nsid w:val="1C1F0E19"/>
     <w:multiLevelType w:val="hybridMultilevel"/>
     <w:tmpl w:val="140C9162"/>
@@ -46299,7 +46948,7 @@
       </w:pPr>
     </w:lvl>
   </w:abstractNum>
-  <w:abstractNum w:abstractNumId="36">
+  <w:abstractNum w:abstractNumId="37">
     <w:nsid w:val="1C7D0C65"/>
     <w:multiLevelType w:val="hybridMultilevel"/>
     <w:tmpl w:val="7DD6E7D6"/>
@@ -46388,7 +47037,7 @@
       </w:pPr>
     </w:lvl>
   </w:abstractNum>
-  <w:abstractNum w:abstractNumId="37">
+  <w:abstractNum w:abstractNumId="38">
     <w:nsid w:val="1CBC1CDA"/>
     <w:multiLevelType w:val="hybridMultilevel"/>
     <w:tmpl w:val="AF70EE98"/>
@@ -46477,7 +47126,7 @@
       </w:pPr>
     </w:lvl>
   </w:abstractNum>
-  <w:abstractNum w:abstractNumId="38">
+  <w:abstractNum w:abstractNumId="39">
     <w:nsid w:val="1CD95AA8"/>
     <w:multiLevelType w:val="hybridMultilevel"/>
     <w:tmpl w:val="32F65836"/>
@@ -46566,7 +47215,7 @@
       </w:pPr>
     </w:lvl>
   </w:abstractNum>
-  <w:abstractNum w:abstractNumId="39">
+  <w:abstractNum w:abstractNumId="40">
     <w:nsid w:val="1D266FA3"/>
     <w:multiLevelType w:val="hybridMultilevel"/>
     <w:tmpl w:val="32F65836"/>
@@ -46655,7 +47304,7 @@
       </w:pPr>
     </w:lvl>
   </w:abstractNum>
-  <w:abstractNum w:abstractNumId="40">
+  <w:abstractNum w:abstractNumId="41">
     <w:nsid w:val="1DF57FEA"/>
     <w:multiLevelType w:val="hybridMultilevel"/>
     <w:tmpl w:val="1022467C"/>
@@ -46744,7 +47393,7 @@
       </w:pPr>
     </w:lvl>
   </w:abstractNum>
-  <w:abstractNum w:abstractNumId="41">
+  <w:abstractNum w:abstractNumId="42">
     <w:nsid w:val="1DF9096E"/>
     <w:multiLevelType w:val="hybridMultilevel"/>
     <w:tmpl w:val="1EC8611C"/>
@@ -46833,7 +47482,7 @@
       </w:pPr>
     </w:lvl>
   </w:abstractNum>
-  <w:abstractNum w:abstractNumId="42">
+  <w:abstractNum w:abstractNumId="43">
     <w:nsid w:val="1DFB4C86"/>
     <w:multiLevelType w:val="hybridMultilevel"/>
     <w:tmpl w:val="1022467C"/>
@@ -46922,7 +47571,7 @@
       </w:pPr>
     </w:lvl>
   </w:abstractNum>
-  <w:abstractNum w:abstractNumId="43">
+  <w:abstractNum w:abstractNumId="44">
     <w:nsid w:val="1E6823DA"/>
     <w:multiLevelType w:val="hybridMultilevel"/>
     <w:tmpl w:val="EF5AE248"/>
@@ -47011,7 +47660,7 @@
       </w:pPr>
     </w:lvl>
   </w:abstractNum>
-  <w:abstractNum w:abstractNumId="44">
+  <w:abstractNum w:abstractNumId="45">
     <w:nsid w:val="1EEE4352"/>
     <w:multiLevelType w:val="hybridMultilevel"/>
     <w:tmpl w:val="5E069970"/>
@@ -47097,7 +47746,7 @@
       </w:pPr>
     </w:lvl>
   </w:abstractNum>
-  <w:abstractNum w:abstractNumId="45">
+  <w:abstractNum w:abstractNumId="46">
     <w:nsid w:val="1F98503F"/>
     <w:multiLevelType w:val="hybridMultilevel"/>
     <w:tmpl w:val="1EC8611C"/>
@@ -47186,7 +47835,7 @@
       </w:pPr>
     </w:lvl>
   </w:abstractNum>
-  <w:abstractNum w:abstractNumId="46">
+  <w:abstractNum w:abstractNumId="47">
     <w:nsid w:val="200F049D"/>
     <w:multiLevelType w:val="hybridMultilevel"/>
     <w:tmpl w:val="792288DA"/>
@@ -47275,7 +47924,7 @@
       </w:pPr>
     </w:lvl>
   </w:abstractNum>
-  <w:abstractNum w:abstractNumId="47">
+  <w:abstractNum w:abstractNumId="48">
     <w:nsid w:val="207C6EAF"/>
     <w:multiLevelType w:val="hybridMultilevel"/>
     <w:tmpl w:val="1EC8611C"/>
@@ -47364,7 +48013,7 @@
       </w:pPr>
     </w:lvl>
   </w:abstractNum>
-  <w:abstractNum w:abstractNumId="48">
+  <w:abstractNum w:abstractNumId="49">
     <w:nsid w:val="20D36704"/>
     <w:multiLevelType w:val="hybridMultilevel"/>
     <w:tmpl w:val="32F65836"/>
@@ -47453,7 +48102,7 @@
       </w:pPr>
     </w:lvl>
   </w:abstractNum>
-  <w:abstractNum w:abstractNumId="49">
+  <w:abstractNum w:abstractNumId="50">
     <w:nsid w:val="21FE3360"/>
     <w:multiLevelType w:val="hybridMultilevel"/>
     <w:tmpl w:val="4B46311E"/>
@@ -47542,7 +48191,7 @@
       </w:pPr>
     </w:lvl>
   </w:abstractNum>
-  <w:abstractNum w:abstractNumId="50">
+  <w:abstractNum w:abstractNumId="51">
     <w:nsid w:val="221E06D2"/>
     <w:multiLevelType w:val="hybridMultilevel"/>
     <w:tmpl w:val="32F65836"/>
@@ -47631,7 +48280,7 @@
       </w:pPr>
     </w:lvl>
   </w:abstractNum>
-  <w:abstractNum w:abstractNumId="51">
+  <w:abstractNum w:abstractNumId="52">
     <w:nsid w:val="222228BB"/>
     <w:multiLevelType w:val="hybridMultilevel"/>
     <w:tmpl w:val="1EC8611C"/>
@@ -47720,7 +48369,7 @@
       </w:pPr>
     </w:lvl>
   </w:abstractNum>
-  <w:abstractNum w:abstractNumId="52">
+  <w:abstractNum w:abstractNumId="53">
     <w:nsid w:val="223876BF"/>
     <w:multiLevelType w:val="hybridMultilevel"/>
     <w:tmpl w:val="B5EE00A8"/>
@@ -47809,7 +48458,7 @@
       </w:pPr>
     </w:lvl>
   </w:abstractNum>
-  <w:abstractNum w:abstractNumId="53">
+  <w:abstractNum w:abstractNumId="54">
     <w:nsid w:val="2433008A"/>
     <w:multiLevelType w:val="hybridMultilevel"/>
     <w:tmpl w:val="EFDA16E6"/>
@@ -47895,7 +48544,7 @@
       </w:pPr>
     </w:lvl>
   </w:abstractNum>
-  <w:abstractNum w:abstractNumId="54">
+  <w:abstractNum w:abstractNumId="55">
     <w:nsid w:val="251B2BDB"/>
     <w:multiLevelType w:val="hybridMultilevel"/>
     <w:tmpl w:val="67BCEE80"/>
@@ -47981,7 +48630,7 @@
       </w:pPr>
     </w:lvl>
   </w:abstractNum>
-  <w:abstractNum w:abstractNumId="55">
+  <w:abstractNum w:abstractNumId="56">
     <w:nsid w:val="267802BF"/>
     <w:multiLevelType w:val="hybridMultilevel"/>
     <w:tmpl w:val="025E37B0"/>
@@ -48067,7 +48716,7 @@
       </w:pPr>
     </w:lvl>
   </w:abstractNum>
-  <w:abstractNum w:abstractNumId="56">
+  <w:abstractNum w:abstractNumId="57">
     <w:nsid w:val="26A7197C"/>
     <w:multiLevelType w:val="hybridMultilevel"/>
     <w:tmpl w:val="1EC8611C"/>
@@ -48156,7 +48805,7 @@
       </w:pPr>
     </w:lvl>
   </w:abstractNum>
-  <w:abstractNum w:abstractNumId="57">
+  <w:abstractNum w:abstractNumId="58">
     <w:nsid w:val="27437BE8"/>
     <w:multiLevelType w:val="hybridMultilevel"/>
     <w:tmpl w:val="1EC8611C"/>
@@ -48245,7 +48894,7 @@
       </w:pPr>
     </w:lvl>
   </w:abstractNum>
-  <w:abstractNum w:abstractNumId="58">
+  <w:abstractNum w:abstractNumId="59">
     <w:nsid w:val="28515455"/>
     <w:multiLevelType w:val="hybridMultilevel"/>
     <w:tmpl w:val="1166BED0"/>
@@ -48331,7 +48980,7 @@
       </w:pPr>
     </w:lvl>
   </w:abstractNum>
-  <w:abstractNum w:abstractNumId="59">
+  <w:abstractNum w:abstractNumId="60">
     <w:nsid w:val="2C32418B"/>
     <w:multiLevelType w:val="hybridMultilevel"/>
     <w:tmpl w:val="1166BED0"/>
@@ -48417,7 +49066,7 @@
       </w:pPr>
     </w:lvl>
   </w:abstractNum>
-  <w:abstractNum w:abstractNumId="60">
+  <w:abstractNum w:abstractNumId="61">
     <w:nsid w:val="2C7C40FD"/>
     <w:multiLevelType w:val="hybridMultilevel"/>
     <w:tmpl w:val="32F65836"/>
@@ -48506,7 +49155,7 @@
       </w:pPr>
     </w:lvl>
   </w:abstractNum>
-  <w:abstractNum w:abstractNumId="61">
+  <w:abstractNum w:abstractNumId="62">
     <w:nsid w:val="2D7D618D"/>
     <w:multiLevelType w:val="hybridMultilevel"/>
     <w:tmpl w:val="32F65836"/>
@@ -48595,7 +49244,7 @@
       </w:pPr>
     </w:lvl>
   </w:abstractNum>
-  <w:abstractNum w:abstractNumId="62">
+  <w:abstractNum w:abstractNumId="63">
     <w:nsid w:val="2E5B0A6D"/>
     <w:multiLevelType w:val="hybridMultilevel"/>
     <w:tmpl w:val="EF5AE248"/>
@@ -48684,7 +49333,7 @@
       </w:pPr>
     </w:lvl>
   </w:abstractNum>
-  <w:abstractNum w:abstractNumId="63">
+  <w:abstractNum w:abstractNumId="64">
     <w:nsid w:val="2EE665CA"/>
     <w:multiLevelType w:val="hybridMultilevel"/>
     <w:tmpl w:val="23665E3A"/>
@@ -48773,7 +49422,7 @@
       </w:pPr>
     </w:lvl>
   </w:abstractNum>
-  <w:abstractNum w:abstractNumId="64">
+  <w:abstractNum w:abstractNumId="65">
     <w:nsid w:val="2F093A7E"/>
     <w:multiLevelType w:val="hybridMultilevel"/>
     <w:tmpl w:val="2DBCE376"/>
@@ -48862,7 +49511,7 @@
       </w:pPr>
     </w:lvl>
   </w:abstractNum>
-  <w:abstractNum w:abstractNumId="65">
+  <w:abstractNum w:abstractNumId="66">
     <w:nsid w:val="329D7A91"/>
     <w:multiLevelType w:val="hybridMultilevel"/>
     <w:tmpl w:val="F74603E2"/>
@@ -48951,7 +49600,7 @@
       </w:pPr>
     </w:lvl>
   </w:abstractNum>
-  <w:abstractNum w:abstractNumId="66">
+  <w:abstractNum w:abstractNumId="67">
     <w:nsid w:val="336C7405"/>
     <w:multiLevelType w:val="hybridMultilevel"/>
     <w:tmpl w:val="1EC8611C"/>
@@ -49040,7 +49689,7 @@
       </w:pPr>
     </w:lvl>
   </w:abstractNum>
-  <w:abstractNum w:abstractNumId="67">
+  <w:abstractNum w:abstractNumId="68">
     <w:nsid w:val="337009CE"/>
     <w:multiLevelType w:val="hybridMultilevel"/>
     <w:tmpl w:val="140C9162"/>
@@ -49129,7 +49778,7 @@
       </w:pPr>
     </w:lvl>
   </w:abstractNum>
-  <w:abstractNum w:abstractNumId="68">
+  <w:abstractNum w:abstractNumId="69">
     <w:nsid w:val="33B84CE6"/>
     <w:multiLevelType w:val="hybridMultilevel"/>
     <w:tmpl w:val="5E069970"/>
@@ -49215,7 +49864,7 @@
       </w:pPr>
     </w:lvl>
   </w:abstractNum>
-  <w:abstractNum w:abstractNumId="69">
+  <w:abstractNum w:abstractNumId="70">
     <w:nsid w:val="33D35ADA"/>
     <w:multiLevelType w:val="hybridMultilevel"/>
     <w:tmpl w:val="2316537A"/>
@@ -49304,7 +49953,7 @@
       </w:pPr>
     </w:lvl>
   </w:abstractNum>
-  <w:abstractNum w:abstractNumId="70">
+  <w:abstractNum w:abstractNumId="71">
     <w:nsid w:val="33EF1A77"/>
     <w:multiLevelType w:val="hybridMultilevel"/>
     <w:tmpl w:val="591AD2A8"/>
@@ -49393,7 +50042,7 @@
       </w:pPr>
     </w:lvl>
   </w:abstractNum>
-  <w:abstractNum w:abstractNumId="71">
+  <w:abstractNum w:abstractNumId="72">
     <w:nsid w:val="343928C5"/>
     <w:multiLevelType w:val="hybridMultilevel"/>
     <w:tmpl w:val="5E069970"/>
@@ -49479,7 +50128,7 @@
       </w:pPr>
     </w:lvl>
   </w:abstractNum>
-  <w:abstractNum w:abstractNumId="72">
+  <w:abstractNum w:abstractNumId="73">
     <w:nsid w:val="34C3620F"/>
     <w:multiLevelType w:val="hybridMultilevel"/>
     <w:tmpl w:val="E3466F42"/>
@@ -49568,7 +50217,7 @@
       </w:pPr>
     </w:lvl>
   </w:abstractNum>
-  <w:abstractNum w:abstractNumId="73">
+  <w:abstractNum w:abstractNumId="74">
     <w:nsid w:val="36E65E22"/>
     <w:multiLevelType w:val="hybridMultilevel"/>
     <w:tmpl w:val="1EC8611C"/>
@@ -49657,7 +50306,7 @@
       </w:pPr>
     </w:lvl>
   </w:abstractNum>
-  <w:abstractNum w:abstractNumId="74">
+  <w:abstractNum w:abstractNumId="75">
     <w:nsid w:val="3747686B"/>
     <w:multiLevelType w:val="hybridMultilevel"/>
     <w:tmpl w:val="792288DA"/>
@@ -49746,7 +50395,7 @@
       </w:pPr>
     </w:lvl>
   </w:abstractNum>
-  <w:abstractNum w:abstractNumId="75">
+  <w:abstractNum w:abstractNumId="76">
     <w:nsid w:val="37A62ADD"/>
     <w:multiLevelType w:val="hybridMultilevel"/>
     <w:tmpl w:val="1EC8611C"/>
@@ -49835,7 +50484,7 @@
       </w:pPr>
     </w:lvl>
   </w:abstractNum>
-  <w:abstractNum w:abstractNumId="76">
+  <w:abstractNum w:abstractNumId="77">
     <w:nsid w:val="3996727C"/>
     <w:multiLevelType w:val="hybridMultilevel"/>
     <w:tmpl w:val="66A2AF92"/>
@@ -49948,7 +50597,7 @@
       </w:rPr>
     </w:lvl>
   </w:abstractNum>
-  <w:abstractNum w:abstractNumId="77">
+  <w:abstractNum w:abstractNumId="78">
     <w:nsid w:val="3AC560FD"/>
     <w:multiLevelType w:val="hybridMultilevel"/>
     <w:tmpl w:val="19425D60"/>
@@ -50037,7 +50686,7 @@
       </w:pPr>
     </w:lvl>
   </w:abstractNum>
-  <w:abstractNum w:abstractNumId="78">
+  <w:abstractNum w:abstractNumId="79">
     <w:nsid w:val="3BBA0479"/>
     <w:multiLevelType w:val="hybridMultilevel"/>
     <w:tmpl w:val="98CC6ABE"/>
@@ -50123,7 +50772,7 @@
       </w:pPr>
     </w:lvl>
   </w:abstractNum>
-  <w:abstractNum w:abstractNumId="79">
+  <w:abstractNum w:abstractNumId="80">
     <w:nsid w:val="3C6833A0"/>
     <w:multiLevelType w:val="hybridMultilevel"/>
     <w:tmpl w:val="1EC8611C"/>
@@ -50212,7 +50861,7 @@
       </w:pPr>
     </w:lvl>
   </w:abstractNum>
-  <w:abstractNum w:abstractNumId="80">
+  <w:abstractNum w:abstractNumId="81">
     <w:nsid w:val="3E307BC0"/>
     <w:multiLevelType w:val="hybridMultilevel"/>
     <w:tmpl w:val="591AD2A8"/>
@@ -50301,7 +50950,7 @@
       </w:pPr>
     </w:lvl>
   </w:abstractNum>
-  <w:abstractNum w:abstractNumId="81">
+  <w:abstractNum w:abstractNumId="82">
     <w:nsid w:val="3E482149"/>
     <w:multiLevelType w:val="hybridMultilevel"/>
     <w:tmpl w:val="AC081ABE"/>
@@ -50390,7 +51039,7 @@
       </w:pPr>
     </w:lvl>
   </w:abstractNum>
-  <w:abstractNum w:abstractNumId="82">
+  <w:abstractNum w:abstractNumId="83">
     <w:nsid w:val="3EB903EF"/>
     <w:multiLevelType w:val="hybridMultilevel"/>
     <w:tmpl w:val="1F2E85D6"/>
@@ -50476,7 +51125,7 @@
       </w:pPr>
     </w:lvl>
   </w:abstractNum>
-  <w:abstractNum w:abstractNumId="83">
+  <w:abstractNum w:abstractNumId="84">
     <w:nsid w:val="3F1D74A4"/>
     <w:multiLevelType w:val="hybridMultilevel"/>
     <w:tmpl w:val="2DBCE376"/>
@@ -50565,7 +51214,7 @@
       </w:pPr>
     </w:lvl>
   </w:abstractNum>
-  <w:abstractNum w:abstractNumId="84">
+  <w:abstractNum w:abstractNumId="85">
     <w:nsid w:val="3F334955"/>
     <w:multiLevelType w:val="hybridMultilevel"/>
     <w:tmpl w:val="88A00300"/>
@@ -50651,7 +51300,7 @@
       </w:pPr>
     </w:lvl>
   </w:abstractNum>
-  <w:abstractNum w:abstractNumId="85">
+  <w:abstractNum w:abstractNumId="86">
     <w:nsid w:val="40A707D7"/>
     <w:multiLevelType w:val="hybridMultilevel"/>
     <w:tmpl w:val="C39E24E8"/>
@@ -50740,7 +51389,7 @@
       </w:pPr>
     </w:lvl>
   </w:abstractNum>
-  <w:abstractNum w:abstractNumId="86">
+  <w:abstractNum w:abstractNumId="87">
     <w:nsid w:val="4154790C"/>
     <w:multiLevelType w:val="hybridMultilevel"/>
     <w:tmpl w:val="97B45ABA"/>
@@ -50829,7 +51478,7 @@
       </w:pPr>
     </w:lvl>
   </w:abstractNum>
-  <w:abstractNum w:abstractNumId="87">
+  <w:abstractNum w:abstractNumId="88">
     <w:nsid w:val="42DE7BC9"/>
     <w:multiLevelType w:val="hybridMultilevel"/>
     <w:tmpl w:val="32F65836"/>
@@ -50918,7 +51567,7 @@
       </w:pPr>
     </w:lvl>
   </w:abstractNum>
-  <w:abstractNum w:abstractNumId="88">
+  <w:abstractNum w:abstractNumId="89">
     <w:nsid w:val="42FE570A"/>
     <w:multiLevelType w:val="multilevel"/>
     <w:tmpl w:val="11FEBED6"/>
@@ -51086,7 +51735,7 @@
       </w:rPr>
     </w:lvl>
   </w:abstractNum>
-  <w:abstractNum w:abstractNumId="89">
+  <w:abstractNum w:abstractNumId="90">
     <w:nsid w:val="43974196"/>
     <w:multiLevelType w:val="hybridMultilevel"/>
     <w:tmpl w:val="0E86A60C"/>
@@ -51175,7 +51824,7 @@
       </w:pPr>
     </w:lvl>
   </w:abstractNum>
-  <w:abstractNum w:abstractNumId="90">
+  <w:abstractNum w:abstractNumId="91">
     <w:nsid w:val="43FB450B"/>
     <w:multiLevelType w:val="hybridMultilevel"/>
     <w:tmpl w:val="140C9162"/>
@@ -51264,7 +51913,7 @@
       </w:pPr>
     </w:lvl>
   </w:abstractNum>
-  <w:abstractNum w:abstractNumId="91">
+  <w:abstractNum w:abstractNumId="92">
     <w:nsid w:val="44053248"/>
     <w:multiLevelType w:val="hybridMultilevel"/>
     <w:tmpl w:val="19425D60"/>
@@ -51353,7 +52002,7 @@
       </w:pPr>
     </w:lvl>
   </w:abstractNum>
-  <w:abstractNum w:abstractNumId="92">
+  <w:abstractNum w:abstractNumId="93">
     <w:nsid w:val="44400653"/>
     <w:multiLevelType w:val="hybridMultilevel"/>
     <w:tmpl w:val="82E4086A"/>
@@ -51442,7 +52091,7 @@
       </w:pPr>
     </w:lvl>
   </w:abstractNum>
-  <w:abstractNum w:abstractNumId="93">
+  <w:abstractNum w:abstractNumId="94">
     <w:nsid w:val="44426A37"/>
     <w:multiLevelType w:val="hybridMultilevel"/>
     <w:tmpl w:val="7994A798"/>
@@ -51555,7 +52204,7 @@
       </w:rPr>
     </w:lvl>
   </w:abstractNum>
-  <w:abstractNum w:abstractNumId="94">
+  <w:abstractNum w:abstractNumId="95">
     <w:nsid w:val="45C42E13"/>
     <w:multiLevelType w:val="hybridMultilevel"/>
     <w:tmpl w:val="73ECB5AA"/>
@@ -51644,7 +52293,7 @@
       </w:pPr>
     </w:lvl>
   </w:abstractNum>
-  <w:abstractNum w:abstractNumId="95">
+  <w:abstractNum w:abstractNumId="96">
     <w:nsid w:val="472356D5"/>
     <w:multiLevelType w:val="hybridMultilevel"/>
     <w:tmpl w:val="1EC8611C"/>
@@ -51733,7 +52382,7 @@
       </w:pPr>
     </w:lvl>
   </w:abstractNum>
-  <w:abstractNum w:abstractNumId="96">
+  <w:abstractNum w:abstractNumId="97">
     <w:nsid w:val="473570F5"/>
     <w:multiLevelType w:val="hybridMultilevel"/>
     <w:tmpl w:val="EFDA16E6"/>
@@ -51819,7 +52468,7 @@
       </w:pPr>
     </w:lvl>
   </w:abstractNum>
-  <w:abstractNum w:abstractNumId="97">
+  <w:abstractNum w:abstractNumId="98">
     <w:nsid w:val="47A12517"/>
     <w:multiLevelType w:val="hybridMultilevel"/>
     <w:tmpl w:val="32F65836"/>
@@ -51908,7 +52557,7 @@
       </w:pPr>
     </w:lvl>
   </w:abstractNum>
-  <w:abstractNum w:abstractNumId="98">
+  <w:abstractNum w:abstractNumId="99">
     <w:nsid w:val="47B778CD"/>
     <w:multiLevelType w:val="hybridMultilevel"/>
     <w:tmpl w:val="98D6F66C"/>
@@ -51997,7 +52646,7 @@
       </w:pPr>
     </w:lvl>
   </w:abstractNum>
-  <w:abstractNum w:abstractNumId="99">
+  <w:abstractNum w:abstractNumId="100">
     <w:nsid w:val="4851104A"/>
     <w:multiLevelType w:val="hybridMultilevel"/>
     <w:tmpl w:val="78AE152C"/>
@@ -52086,7 +52735,7 @@
       </w:pPr>
     </w:lvl>
   </w:abstractNum>
-  <w:abstractNum w:abstractNumId="100">
+  <w:abstractNum w:abstractNumId="101">
     <w:nsid w:val="486B6C17"/>
     <w:multiLevelType w:val="hybridMultilevel"/>
     <w:tmpl w:val="3DE4BD6C"/>
@@ -52175,7 +52824,7 @@
       </w:pPr>
     </w:lvl>
   </w:abstractNum>
-  <w:abstractNum w:abstractNumId="101">
+  <w:abstractNum w:abstractNumId="102">
     <w:nsid w:val="489363DE"/>
     <w:multiLevelType w:val="hybridMultilevel"/>
     <w:tmpl w:val="02304846"/>
@@ -52261,7 +52910,7 @@
       </w:pPr>
     </w:lvl>
   </w:abstractNum>
-  <w:abstractNum w:abstractNumId="102">
+  <w:abstractNum w:abstractNumId="103">
     <w:nsid w:val="48D1438D"/>
     <w:multiLevelType w:val="hybridMultilevel"/>
     <w:tmpl w:val="591AD2A8"/>
@@ -52350,7 +52999,7 @@
       </w:pPr>
     </w:lvl>
   </w:abstractNum>
-  <w:abstractNum w:abstractNumId="103">
+  <w:abstractNum w:abstractNumId="104">
     <w:nsid w:val="48F51B70"/>
     <w:multiLevelType w:val="hybridMultilevel"/>
     <w:tmpl w:val="AF70EE98"/>
@@ -52439,7 +53088,7 @@
       </w:pPr>
     </w:lvl>
   </w:abstractNum>
-  <w:abstractNum w:abstractNumId="104">
+  <w:abstractNum w:abstractNumId="105">
     <w:nsid w:val="4A561982"/>
     <w:multiLevelType w:val="hybridMultilevel"/>
     <w:tmpl w:val="AC34BEDE"/>
@@ -52528,7 +53177,7 @@
       </w:pPr>
     </w:lvl>
   </w:abstractNum>
-  <w:abstractNum w:abstractNumId="105">
+  <w:abstractNum w:abstractNumId="106">
     <w:nsid w:val="4B7807D1"/>
     <w:multiLevelType w:val="hybridMultilevel"/>
     <w:tmpl w:val="1EC8611C"/>
@@ -52617,7 +53266,7 @@
       </w:pPr>
     </w:lvl>
   </w:abstractNum>
-  <w:abstractNum w:abstractNumId="106">
+  <w:abstractNum w:abstractNumId="107">
     <w:nsid w:val="4BAC586E"/>
     <w:multiLevelType w:val="hybridMultilevel"/>
     <w:tmpl w:val="1EC8611C"/>
@@ -52706,7 +53355,7 @@
       </w:pPr>
     </w:lvl>
   </w:abstractNum>
-  <w:abstractNum w:abstractNumId="107">
+  <w:abstractNum w:abstractNumId="108">
     <w:nsid w:val="4BD7407F"/>
     <w:multiLevelType w:val="hybridMultilevel"/>
     <w:tmpl w:val="EF5AE248"/>
@@ -52795,7 +53444,7 @@
       </w:pPr>
     </w:lvl>
   </w:abstractNum>
-  <w:abstractNum w:abstractNumId="108">
+  <w:abstractNum w:abstractNumId="109">
     <w:nsid w:val="4D2377D1"/>
     <w:multiLevelType w:val="hybridMultilevel"/>
     <w:tmpl w:val="AF70EE98"/>
@@ -52884,7 +53533,96 @@
       </w:pPr>
     </w:lvl>
   </w:abstractNum>
-  <w:abstractNum w:abstractNumId="109">
+  <w:abstractNum w:abstractNumId="110">
+    <w:nsid w:val="4D562C8B"/>
+    <w:multiLevelType w:val="hybridMultilevel"/>
+    <w:tmpl w:val="AC34BEDE"/>
+    <w:lvl w:ilvl="0" w:tplc="A15AAAEC">
+      <w:start w:val="1"/>
+      <w:numFmt w:val="decimal"/>
+      <w:lvlText w:val="%1、"/>
+      <w:lvlJc w:val="left"/>
+      <w:pPr>
+        <w:ind w:left="360" w:hanging="360"/>
+      </w:pPr>
+      <w:rPr>
+        <w:rFonts w:hint="default"/>
+      </w:rPr>
+    </w:lvl>
+    <w:lvl w:ilvl="1" w:tplc="04090019" w:tentative="1">
+      <w:start w:val="1"/>
+      <w:numFmt w:val="lowerLetter"/>
+      <w:lvlText w:val="%2)"/>
+      <w:lvlJc w:val="left"/>
+      <w:pPr>
+        <w:ind w:left="840" w:hanging="420"/>
+      </w:pPr>
+    </w:lvl>
+    <w:lvl w:ilvl="2" w:tplc="0409001B" w:tentative="1">
+      <w:start w:val="1"/>
+      <w:numFmt w:val="lowerRoman"/>
+      <w:lvlText w:val="%3."/>
+      <w:lvlJc w:val="right"/>
+      <w:pPr>
+        <w:ind w:left="1260" w:hanging="420"/>
+      </w:pPr>
+    </w:lvl>
+    <w:lvl w:ilvl="3" w:tplc="0409000F" w:tentative="1">
+      <w:start w:val="1"/>
+      <w:numFmt w:val="decimal"/>
+      <w:lvlText w:val="%4."/>
+      <w:lvlJc w:val="left"/>
+      <w:pPr>
+        <w:ind w:left="1680" w:hanging="420"/>
+      </w:pPr>
+    </w:lvl>
+    <w:lvl w:ilvl="4" w:tplc="04090019" w:tentative="1">
+      <w:start w:val="1"/>
+      <w:numFmt w:val="lowerLetter"/>
+      <w:lvlText w:val="%5)"/>
+      <w:lvlJc w:val="left"/>
+      <w:pPr>
+        <w:ind w:left="2100" w:hanging="420"/>
+      </w:pPr>
+    </w:lvl>
+    <w:lvl w:ilvl="5" w:tplc="0409001B" w:tentative="1">
+      <w:start w:val="1"/>
+      <w:numFmt w:val="lowerRoman"/>
+      <w:lvlText w:val="%6."/>
+      <w:lvlJc w:val="right"/>
+      <w:pPr>
+        <w:ind w:left="2520" w:hanging="420"/>
+      </w:pPr>
+    </w:lvl>
+    <w:lvl w:ilvl="6" w:tplc="0409000F" w:tentative="1">
+      <w:start w:val="1"/>
+      <w:numFmt w:val="decimal"/>
+      <w:lvlText w:val="%7."/>
+      <w:lvlJc w:val="left"/>
+      <w:pPr>
+        <w:ind w:left="2940" w:hanging="420"/>
+      </w:pPr>
+    </w:lvl>
+    <w:lvl w:ilvl="7" w:tplc="04090019" w:tentative="1">
+      <w:start w:val="1"/>
+      <w:numFmt w:val="lowerLetter"/>
+      <w:lvlText w:val="%8)"/>
+      <w:lvlJc w:val="left"/>
+      <w:pPr>
+        <w:ind w:left="3360" w:hanging="420"/>
+      </w:pPr>
+    </w:lvl>
+    <w:lvl w:ilvl="8" w:tplc="0409001B" w:tentative="1">
+      <w:start w:val="1"/>
+      <w:numFmt w:val="lowerRoman"/>
+      <w:lvlText w:val="%9."/>
+      <w:lvlJc w:val="right"/>
+      <w:pPr>
+        <w:ind w:left="3780" w:hanging="420"/>
+      </w:pPr>
+    </w:lvl>
+  </w:abstractNum>
+  <w:abstractNum w:abstractNumId="111">
     <w:nsid w:val="4EA962DF"/>
     <w:multiLevelType w:val="hybridMultilevel"/>
     <w:tmpl w:val="32F65836"/>
@@ -52973,7 +53711,7 @@
       </w:pPr>
     </w:lvl>
   </w:abstractNum>
-  <w:abstractNum w:abstractNumId="110">
+  <w:abstractNum w:abstractNumId="112">
     <w:nsid w:val="4FDF6DE3"/>
     <w:multiLevelType w:val="hybridMultilevel"/>
     <w:tmpl w:val="482A088E"/>
@@ -53062,7 +53800,7 @@
       </w:pPr>
     </w:lvl>
   </w:abstractNum>
-  <w:abstractNum w:abstractNumId="111">
+  <w:abstractNum w:abstractNumId="113">
     <w:nsid w:val="4FE24E60"/>
     <w:multiLevelType w:val="hybridMultilevel"/>
     <w:tmpl w:val="EFDA16E6"/>
@@ -53148,7 +53886,7 @@
       </w:pPr>
     </w:lvl>
   </w:abstractNum>
-  <w:abstractNum w:abstractNumId="112">
+  <w:abstractNum w:abstractNumId="114">
     <w:nsid w:val="5055013D"/>
     <w:multiLevelType w:val="hybridMultilevel"/>
     <w:tmpl w:val="513CBA4A"/>
@@ -53234,7 +53972,7 @@
       </w:pPr>
     </w:lvl>
   </w:abstractNum>
-  <w:abstractNum w:abstractNumId="113">
+  <w:abstractNum w:abstractNumId="115">
     <w:nsid w:val="50A875D5"/>
     <w:multiLevelType w:val="hybridMultilevel"/>
     <w:tmpl w:val="8F3690D4"/>
@@ -53323,7 +54061,7 @@
       </w:pPr>
     </w:lvl>
   </w:abstractNum>
-  <w:abstractNum w:abstractNumId="114">
+  <w:abstractNum w:abstractNumId="116">
     <w:nsid w:val="51236AA5"/>
     <w:multiLevelType w:val="hybridMultilevel"/>
     <w:tmpl w:val="E7F89B20"/>
@@ -53412,7 +54150,7 @@
       </w:pPr>
     </w:lvl>
   </w:abstractNum>
-  <w:abstractNum w:abstractNumId="115">
+  <w:abstractNum w:abstractNumId="117">
     <w:nsid w:val="52024FCB"/>
     <w:multiLevelType w:val="hybridMultilevel"/>
     <w:tmpl w:val="97B45ABA"/>
@@ -53501,7 +54239,7 @@
       </w:pPr>
     </w:lvl>
   </w:abstractNum>
-  <w:abstractNum w:abstractNumId="116">
+  <w:abstractNum w:abstractNumId="118">
     <w:nsid w:val="520546ED"/>
     <w:multiLevelType w:val="hybridMultilevel"/>
     <w:tmpl w:val="5E069970"/>
@@ -53587,7 +54325,7 @@
       </w:pPr>
     </w:lvl>
   </w:abstractNum>
-  <w:abstractNum w:abstractNumId="117">
+  <w:abstractNum w:abstractNumId="119">
     <w:nsid w:val="52BD5623"/>
     <w:multiLevelType w:val="hybridMultilevel"/>
     <w:tmpl w:val="49107F68"/>
@@ -53676,7 +54414,7 @@
       </w:pPr>
     </w:lvl>
   </w:abstractNum>
-  <w:abstractNum w:abstractNumId="118">
+  <w:abstractNum w:abstractNumId="120">
     <w:nsid w:val="52D57D9E"/>
     <w:multiLevelType w:val="hybridMultilevel"/>
     <w:tmpl w:val="820A29B2"/>
@@ -53765,7 +54503,96 @@
       </w:pPr>
     </w:lvl>
   </w:abstractNum>
-  <w:abstractNum w:abstractNumId="119">
+  <w:abstractNum w:abstractNumId="121">
+    <w:nsid w:val="53495784"/>
+    <w:multiLevelType w:val="hybridMultilevel"/>
+    <w:tmpl w:val="7DB866AE"/>
+    <w:lvl w:ilvl="0" w:tplc="1040B622">
+      <w:start w:val="1"/>
+      <w:numFmt w:val="decimal"/>
+      <w:lvlText w:val="%1、"/>
+      <w:lvlJc w:val="left"/>
+      <w:pPr>
+        <w:ind w:left="360" w:hanging="360"/>
+      </w:pPr>
+      <w:rPr>
+        <w:rFonts w:hint="default"/>
+      </w:rPr>
+    </w:lvl>
+    <w:lvl w:ilvl="1" w:tplc="04090019" w:tentative="1">
+      <w:start w:val="1"/>
+      <w:numFmt w:val="lowerLetter"/>
+      <w:lvlText w:val="%2)"/>
+      <w:lvlJc w:val="left"/>
+      <w:pPr>
+        <w:ind w:left="840" w:hanging="420"/>
+      </w:pPr>
+    </w:lvl>
+    <w:lvl w:ilvl="2" w:tplc="0409001B" w:tentative="1">
+      <w:start w:val="1"/>
+      <w:numFmt w:val="lowerRoman"/>
+      <w:lvlText w:val="%3."/>
+      <w:lvlJc w:val="right"/>
+      <w:pPr>
+        <w:ind w:left="1260" w:hanging="420"/>
+      </w:pPr>
+    </w:lvl>
+    <w:lvl w:ilvl="3" w:tplc="0409000F" w:tentative="1">
+      <w:start w:val="1"/>
+      <w:numFmt w:val="decimal"/>
+      <w:lvlText w:val="%4."/>
+      <w:lvlJc w:val="left"/>
+      <w:pPr>
+        <w:ind w:left="1680" w:hanging="420"/>
+      </w:pPr>
+    </w:lvl>
+    <w:lvl w:ilvl="4" w:tplc="04090019" w:tentative="1">
+      <w:start w:val="1"/>
+      <w:numFmt w:val="lowerLetter"/>
+      <w:lvlText w:val="%5)"/>
+      <w:lvlJc w:val="left"/>
+      <w:pPr>
+        <w:ind w:left="2100" w:hanging="420"/>
+      </w:pPr>
+    </w:lvl>
+    <w:lvl w:ilvl="5" w:tplc="0409001B" w:tentative="1">
+      <w:start w:val="1"/>
+      <w:numFmt w:val="lowerRoman"/>
+      <w:lvlText w:val="%6."/>
+      <w:lvlJc w:val="right"/>
+      <w:pPr>
+        <w:ind w:left="2520" w:hanging="420"/>
+      </w:pPr>
+    </w:lvl>
+    <w:lvl w:ilvl="6" w:tplc="0409000F" w:tentative="1">
+      <w:start w:val="1"/>
+      <w:numFmt w:val="decimal"/>
+      <w:lvlText w:val="%7."/>
+      <w:lvlJc w:val="left"/>
+      <w:pPr>
+        <w:ind w:left="2940" w:hanging="420"/>
+      </w:pPr>
+    </w:lvl>
+    <w:lvl w:ilvl="7" w:tplc="04090019" w:tentative="1">
+      <w:start w:val="1"/>
+      <w:numFmt w:val="lowerLetter"/>
+      <w:lvlText w:val="%8)"/>
+      <w:lvlJc w:val="left"/>
+      <w:pPr>
+        <w:ind w:left="3360" w:hanging="420"/>
+      </w:pPr>
+    </w:lvl>
+    <w:lvl w:ilvl="8" w:tplc="0409001B" w:tentative="1">
+      <w:start w:val="1"/>
+      <w:numFmt w:val="lowerRoman"/>
+      <w:lvlText w:val="%9."/>
+      <w:lvlJc w:val="right"/>
+      <w:pPr>
+        <w:ind w:left="3780" w:hanging="420"/>
+      </w:pPr>
+    </w:lvl>
+  </w:abstractNum>
+  <w:abstractNum w:abstractNumId="122">
     <w:nsid w:val="55462068"/>
     <w:multiLevelType w:val="hybridMultilevel"/>
     <w:tmpl w:val="AC34BEDE"/>
@@ -53854,7 +54681,7 @@
       </w:pPr>
     </w:lvl>
   </w:abstractNum>
-  <w:abstractNum w:abstractNumId="120">
+  <w:abstractNum w:abstractNumId="123">
     <w:nsid w:val="57441C66"/>
     <w:multiLevelType w:val="hybridMultilevel"/>
     <w:tmpl w:val="32F65836"/>
@@ -53943,7 +54770,7 @@
       </w:pPr>
     </w:lvl>
   </w:abstractNum>
-  <w:abstractNum w:abstractNumId="121">
+  <w:abstractNum w:abstractNumId="124">
     <w:nsid w:val="57A10E32"/>
     <w:multiLevelType w:val="hybridMultilevel"/>
     <w:tmpl w:val="32F65836"/>
@@ -54032,7 +54859,7 @@
       </w:pPr>
     </w:lvl>
   </w:abstractNum>
-  <w:abstractNum w:abstractNumId="122">
+  <w:abstractNum w:abstractNumId="125">
     <w:nsid w:val="58174531"/>
     <w:multiLevelType w:val="hybridMultilevel"/>
     <w:tmpl w:val="AF70EE98"/>
@@ -54121,7 +54948,7 @@
       </w:pPr>
     </w:lvl>
   </w:abstractNum>
-  <w:abstractNum w:abstractNumId="123">
+  <w:abstractNum w:abstractNumId="126">
     <w:nsid w:val="584B7620"/>
     <w:multiLevelType w:val="hybridMultilevel"/>
     <w:tmpl w:val="E9E8EB7E"/>
@@ -54210,7 +55037,7 @@
       </w:pPr>
     </w:lvl>
   </w:abstractNum>
-  <w:abstractNum w:abstractNumId="124">
+  <w:abstractNum w:abstractNumId="127">
     <w:nsid w:val="593A52A1"/>
     <w:multiLevelType w:val="hybridMultilevel"/>
     <w:tmpl w:val="5E069970"/>
@@ -54296,7 +55123,7 @@
       </w:pPr>
     </w:lvl>
   </w:abstractNum>
-  <w:abstractNum w:abstractNumId="125">
+  <w:abstractNum w:abstractNumId="128">
     <w:nsid w:val="59B11F24"/>
     <w:multiLevelType w:val="hybridMultilevel"/>
     <w:tmpl w:val="1EC8611C"/>
@@ -54385,7 +55212,7 @@
       </w:pPr>
     </w:lvl>
   </w:abstractNum>
-  <w:abstractNum w:abstractNumId="126">
+  <w:abstractNum w:abstractNumId="129">
     <w:nsid w:val="59B5319B"/>
     <w:multiLevelType w:val="hybridMultilevel"/>
     <w:tmpl w:val="D64E0784"/>
@@ -54471,7 +55298,7 @@
       </w:pPr>
     </w:lvl>
   </w:abstractNum>
-  <w:abstractNum w:abstractNumId="127">
+  <w:abstractNum w:abstractNumId="130">
     <w:nsid w:val="5A8F7B65"/>
     <w:multiLevelType w:val="hybridMultilevel"/>
     <w:tmpl w:val="6BE6B5CC"/>
@@ -54560,7 +55387,7 @@
       </w:pPr>
     </w:lvl>
   </w:abstractNum>
-  <w:abstractNum w:abstractNumId="128">
+  <w:abstractNum w:abstractNumId="131">
     <w:nsid w:val="5A94331F"/>
     <w:multiLevelType w:val="hybridMultilevel"/>
     <w:tmpl w:val="1EC8611C"/>
@@ -54649,7 +55476,7 @@
       </w:pPr>
     </w:lvl>
   </w:abstractNum>
-  <w:abstractNum w:abstractNumId="129">
+  <w:abstractNum w:abstractNumId="132">
     <w:nsid w:val="5AE26855"/>
     <w:multiLevelType w:val="hybridMultilevel"/>
     <w:tmpl w:val="67129A10"/>
@@ -54738,7 +55565,96 @@
       </w:pPr>
     </w:lvl>
   </w:abstractNum>
-  <w:abstractNum w:abstractNumId="130">
+  <w:abstractNum w:abstractNumId="133">
+    <w:nsid w:val="5B2F690A"/>
+    <w:multiLevelType w:val="hybridMultilevel"/>
+    <w:tmpl w:val="F74603E2"/>
+    <w:lvl w:ilvl="0" w:tplc="B0D8FE00">
+      <w:start w:val="1"/>
+      <w:numFmt w:val="decimal"/>
+      <w:lvlText w:val="%1、"/>
+      <w:lvlJc w:val="left"/>
+      <w:pPr>
+        <w:ind w:left="360" w:hanging="360"/>
+      </w:pPr>
+      <w:rPr>
+        <w:rFonts w:hint="default"/>
+      </w:rPr>
+    </w:lvl>
+    <w:lvl w:ilvl="1" w:tplc="04090019" w:tentative="1">
+      <w:start w:val="1"/>
+      <w:numFmt w:val="lowerLetter"/>
+      <w:lvlText w:val="%2)"/>
+      <w:lvlJc w:val="left"/>
+      <w:pPr>
+        <w:ind w:left="840" w:hanging="420"/>
+      </w:pPr>
+    </w:lvl>
+    <w:lvl w:ilvl="2" w:tplc="0409001B" w:tentative="1">
+      <w:start w:val="1"/>
+      <w:numFmt w:val="lowerRoman"/>
+      <w:lvlText w:val="%3."/>
+      <w:lvlJc w:val="right"/>
+      <w:pPr>
+        <w:ind w:left="1260" w:hanging="420"/>
+      </w:pPr>
+    </w:lvl>
+    <w:lvl w:ilvl="3" w:tplc="0409000F" w:tentative="1">
+      <w:start w:val="1"/>
+      <w:numFmt w:val="decimal"/>
+      <w:lvlText w:val="%4."/>
+      <w:lvlJc w:val="left"/>
+      <w:pPr>
+        <w:ind w:left="1680" w:hanging="420"/>
+      </w:pPr>
+    </w:lvl>
+    <w:lvl w:ilvl="4" w:tplc="04090019" w:tentative="1">
+      <w:start w:val="1"/>
+      <w:numFmt w:val="lowerLetter"/>
+      <w:lvlText w:val="%5)"/>
+      <w:lvlJc w:val="left"/>
+      <w:pPr>
+        <w:ind w:left="2100" w:hanging="420"/>
+      </w:pPr>
+    </w:lvl>
+    <w:lvl w:ilvl="5" w:tplc="0409001B" w:tentative="1">
+      <w:start w:val="1"/>
+      <w:numFmt w:val="lowerRoman"/>
+      <w:lvlText w:val="%6."/>
+      <w:lvlJc w:val="right"/>
+      <w:pPr>
+        <w:ind w:left="2520" w:hanging="420"/>
+      </w:pPr>
+    </w:lvl>
+    <w:lvl w:ilvl="6" w:tplc="0409000F" w:tentative="1">
+      <w:start w:val="1"/>
+      <w:numFmt w:val="decimal"/>
+      <w:lvlText w:val="%7."/>
+      <w:lvlJc w:val="left"/>
+      <w:pPr>
+        <w:ind w:left="2940" w:hanging="420"/>
+      </w:pPr>
+    </w:lvl>
+    <w:lvl w:ilvl="7" w:tplc="04090019" w:tentative="1">
+      <w:start w:val="1"/>
+      <w:numFmt w:val="lowerLetter"/>
+      <w:lvlText w:val="%8)"/>
+      <w:lvlJc w:val="left"/>
+      <w:pPr>
+        <w:ind w:left="3360" w:hanging="420"/>
+      </w:pPr>
+    </w:lvl>
+    <w:lvl w:ilvl="8" w:tplc="0409001B" w:tentative="1">
+      <w:start w:val="1"/>
+      <w:numFmt w:val="lowerRoman"/>
+      <w:lvlText w:val="%9."/>
+      <w:lvlJc w:val="right"/>
+      <w:pPr>
+        <w:ind w:left="3780" w:hanging="420"/>
+      </w:pPr>
+    </w:lvl>
+  </w:abstractNum>
+  <w:abstractNum w:abstractNumId="134">
     <w:nsid w:val="5BF7638E"/>
     <w:multiLevelType w:val="hybridMultilevel"/>
     <w:tmpl w:val="97B45ABA"/>
@@ -54827,7 +55743,7 @@
       </w:pPr>
     </w:lvl>
   </w:abstractNum>
-  <w:abstractNum w:abstractNumId="131">
+  <w:abstractNum w:abstractNumId="135">
     <w:nsid w:val="5E860B29"/>
     <w:multiLevelType w:val="hybridMultilevel"/>
     <w:tmpl w:val="1B8870BA"/>
@@ -54916,7 +55832,7 @@
       </w:pPr>
     </w:lvl>
   </w:abstractNum>
-  <w:abstractNum w:abstractNumId="132">
+  <w:abstractNum w:abstractNumId="136">
     <w:nsid w:val="601015A0"/>
     <w:multiLevelType w:val="hybridMultilevel"/>
     <w:tmpl w:val="26BAFA56"/>
@@ -55005,7 +55921,7 @@
       </w:pPr>
     </w:lvl>
   </w:abstractNum>
-  <w:abstractNum w:abstractNumId="133">
+  <w:abstractNum w:abstractNumId="137">
     <w:nsid w:val="60CF4387"/>
     <w:multiLevelType w:val="hybridMultilevel"/>
     <w:tmpl w:val="1EC8611C"/>
@@ -55094,7 +56010,7 @@
       </w:pPr>
     </w:lvl>
   </w:abstractNum>
-  <w:abstractNum w:abstractNumId="134">
+  <w:abstractNum w:abstractNumId="138">
     <w:nsid w:val="611B224A"/>
     <w:multiLevelType w:val="hybridMultilevel"/>
     <w:tmpl w:val="D06EBB16"/>
@@ -55183,7 +56099,7 @@
       </w:pPr>
     </w:lvl>
   </w:abstractNum>
-  <w:abstractNum w:abstractNumId="135">
+  <w:abstractNum w:abstractNumId="139">
     <w:nsid w:val="61AE1CB1"/>
     <w:multiLevelType w:val="hybridMultilevel"/>
     <w:tmpl w:val="5E069970"/>
@@ -55269,7 +56185,7 @@
       </w:pPr>
     </w:lvl>
   </w:abstractNum>
-  <w:abstractNum w:abstractNumId="136">
+  <w:abstractNum w:abstractNumId="140">
     <w:nsid w:val="62772C8C"/>
     <w:multiLevelType w:val="hybridMultilevel"/>
     <w:tmpl w:val="0E86A60C"/>
@@ -55358,7 +56274,7 @@
       </w:pPr>
     </w:lvl>
   </w:abstractNum>
-  <w:abstractNum w:abstractNumId="137">
+  <w:abstractNum w:abstractNumId="141">
     <w:nsid w:val="632E2627"/>
     <w:multiLevelType w:val="hybridMultilevel"/>
     <w:tmpl w:val="1EC8611C"/>
@@ -55447,7 +56363,7 @@
       </w:pPr>
     </w:lvl>
   </w:abstractNum>
-  <w:abstractNum w:abstractNumId="138">
+  <w:abstractNum w:abstractNumId="142">
     <w:nsid w:val="63546429"/>
     <w:multiLevelType w:val="multilevel"/>
     <w:tmpl w:val="FE4653A2"/>
@@ -55590,7 +56506,7 @@
       </w:rPr>
     </w:lvl>
   </w:abstractNum>
-  <w:abstractNum w:abstractNumId="139">
+  <w:abstractNum w:abstractNumId="143">
     <w:nsid w:val="63F74245"/>
     <w:multiLevelType w:val="hybridMultilevel"/>
     <w:tmpl w:val="5E069970"/>
@@ -55676,7 +56592,7 @@
       </w:pPr>
     </w:lvl>
   </w:abstractNum>
-  <w:abstractNum w:abstractNumId="140">
+  <w:abstractNum w:abstractNumId="144">
     <w:nsid w:val="679347AB"/>
     <w:multiLevelType w:val="hybridMultilevel"/>
     <w:tmpl w:val="519C223C"/>
@@ -55765,7 +56681,7 @@
       </w:pPr>
     </w:lvl>
   </w:abstractNum>
-  <w:abstractNum w:abstractNumId="141">
+  <w:abstractNum w:abstractNumId="145">
     <w:nsid w:val="68D45F46"/>
     <w:multiLevelType w:val="hybridMultilevel"/>
     <w:tmpl w:val="FE02587A"/>
@@ -55854,7 +56770,7 @@
       </w:pPr>
     </w:lvl>
   </w:abstractNum>
-  <w:abstractNum w:abstractNumId="142">
+  <w:abstractNum w:abstractNumId="146">
     <w:nsid w:val="6A5B7D2A"/>
     <w:multiLevelType w:val="hybridMultilevel"/>
     <w:tmpl w:val="7E121A62"/>
@@ -55943,7 +56859,7 @@
       </w:pPr>
     </w:lvl>
   </w:abstractNum>
-  <w:abstractNum w:abstractNumId="143">
+  <w:abstractNum w:abstractNumId="147">
     <w:nsid w:val="6B876B5C"/>
     <w:multiLevelType w:val="hybridMultilevel"/>
     <w:tmpl w:val="2DBCE376"/>
@@ -56032,7 +56948,7 @@
       </w:pPr>
     </w:lvl>
   </w:abstractNum>
-  <w:abstractNum w:abstractNumId="144">
+  <w:abstractNum w:abstractNumId="148">
     <w:nsid w:val="6BF2693F"/>
     <w:multiLevelType w:val="hybridMultilevel"/>
     <w:tmpl w:val="1EC8611C"/>
@@ -56121,7 +57037,7 @@
       </w:pPr>
     </w:lvl>
   </w:abstractNum>
-  <w:abstractNum w:abstractNumId="145">
+  <w:abstractNum w:abstractNumId="149">
     <w:nsid w:val="6C124095"/>
     <w:multiLevelType w:val="hybridMultilevel"/>
     <w:tmpl w:val="AF164D7C"/>
@@ -56207,7 +57123,7 @@
       </w:pPr>
     </w:lvl>
   </w:abstractNum>
-  <w:abstractNum w:abstractNumId="146">
+  <w:abstractNum w:abstractNumId="150">
     <w:nsid w:val="6C2336EE"/>
     <w:multiLevelType w:val="hybridMultilevel"/>
     <w:tmpl w:val="1EC8611C"/>
@@ -56296,7 +57212,7 @@
       </w:pPr>
     </w:lvl>
   </w:abstractNum>
-  <w:abstractNum w:abstractNumId="147">
+  <w:abstractNum w:abstractNumId="151">
     <w:nsid w:val="6D151E8F"/>
     <w:multiLevelType w:val="hybridMultilevel"/>
     <w:tmpl w:val="1F2E85D6"/>
@@ -56382,7 +57298,7 @@
       </w:pPr>
     </w:lvl>
   </w:abstractNum>
-  <w:abstractNum w:abstractNumId="148">
+  <w:abstractNum w:abstractNumId="152">
     <w:nsid w:val="6E447512"/>
     <w:multiLevelType w:val="hybridMultilevel"/>
     <w:tmpl w:val="82627916"/>
@@ -56471,7 +57387,7 @@
       </w:pPr>
     </w:lvl>
   </w:abstractNum>
-  <w:abstractNum w:abstractNumId="149">
+  <w:abstractNum w:abstractNumId="153">
     <w:nsid w:val="6E9B6EA9"/>
     <w:multiLevelType w:val="hybridMultilevel"/>
     <w:tmpl w:val="2316537A"/>
@@ -56560,7 +57476,7 @@
       </w:pPr>
     </w:lvl>
   </w:abstractNum>
-  <w:abstractNum w:abstractNumId="150">
+  <w:abstractNum w:abstractNumId="154">
     <w:nsid w:val="6EB44A87"/>
     <w:multiLevelType w:val="hybridMultilevel"/>
     <w:tmpl w:val="1EC8611C"/>
@@ -56649,7 +57565,7 @@
       </w:pPr>
     </w:lvl>
   </w:abstractNum>
-  <w:abstractNum w:abstractNumId="151">
+  <w:abstractNum w:abstractNumId="155">
     <w:nsid w:val="6EEE65CE"/>
     <w:multiLevelType w:val="hybridMultilevel"/>
     <w:tmpl w:val="2DBCE376"/>
@@ -56738,7 +57654,96 @@
       </w:pPr>
     </w:lvl>
   </w:abstractNum>
-  <w:abstractNum w:abstractNumId="152">
+  <w:abstractNum w:abstractNumId="156">
+    <w:nsid w:val="6F2704EB"/>
+    <w:multiLevelType w:val="hybridMultilevel"/>
+    <w:tmpl w:val="1EC8611C"/>
+    <w:lvl w:ilvl="0" w:tplc="DB025C44">
+      <w:start w:val="1"/>
+      <w:numFmt w:val="decimal"/>
+      <w:lvlText w:val="%1、"/>
+      <w:lvlJc w:val="left"/>
+      <w:pPr>
+        <w:ind w:left="435" w:hanging="435"/>
+      </w:pPr>
+      <w:rPr>
+        <w:rFonts w:hint="default"/>
+      </w:rPr>
+    </w:lvl>
+    <w:lvl w:ilvl="1" w:tplc="04090019" w:tentative="1">
+      <w:start w:val="1"/>
+      <w:numFmt w:val="lowerLetter"/>
+      <w:lvlText w:val="%2)"/>
+      <w:lvlJc w:val="left"/>
+      <w:pPr>
+        <w:ind w:left="840" w:hanging="420"/>
+      </w:pPr>
+    </w:lvl>
+    <w:lvl w:ilvl="2" w:tplc="0409001B" w:tentative="1">
+      <w:start w:val="1"/>
+      <w:numFmt w:val="lowerRoman"/>
+      <w:lvlText w:val="%3."/>
+      <w:lvlJc w:val="right"/>
+      <w:pPr>
+        <w:ind w:left="1260" w:hanging="420"/>
+      </w:pPr>
+    </w:lvl>
+    <w:lvl w:ilvl="3" w:tplc="0409000F" w:tentative="1">
+      <w:start w:val="1"/>
+      <w:numFmt w:val="decimal"/>
+      <w:lvlText w:val="%4."/>
+      <w:lvlJc w:val="left"/>
+      <w:pPr>
+        <w:ind w:left="1680" w:hanging="420"/>
+      </w:pPr>
+    </w:lvl>
+    <w:lvl w:ilvl="4" w:tplc="04090019" w:tentative="1">
+      <w:start w:val="1"/>
+      <w:numFmt w:val="lowerLetter"/>
+      <w:lvlText w:val="%5)"/>
+      <w:lvlJc w:val="left"/>
+      <w:pPr>
+        <w:ind w:left="2100" w:hanging="420"/>
+      </w:pPr>
+    </w:lvl>
+    <w:lvl w:ilvl="5" w:tplc="0409001B" w:tentative="1">
+      <w:start w:val="1"/>
+      <w:numFmt w:val="lowerRoman"/>
+      <w:lvlText w:val="%6."/>
+      <w:lvlJc w:val="right"/>
+      <w:pPr>
+        <w:ind w:left="2520" w:hanging="420"/>
+      </w:pPr>
+    </w:lvl>
+    <w:lvl w:ilvl="6" w:tplc="0409000F" w:tentative="1">
+      <w:start w:val="1"/>
+      <w:numFmt w:val="decimal"/>
+      <w:lvlText w:val="%7."/>
+      <w:lvlJc w:val="left"/>
+      <w:pPr>
+        <w:ind w:left="2940" w:hanging="420"/>
+      </w:pPr>
+    </w:lvl>
+    <w:lvl w:ilvl="7" w:tplc="04090019" w:tentative="1">
+      <w:start w:val="1"/>
+      <w:numFmt w:val="lowerLetter"/>
+      <w:lvlText w:val="%8)"/>
+      <w:lvlJc w:val="left"/>
+      <w:pPr>
+        <w:ind w:left="3360" w:hanging="420"/>
+      </w:pPr>
+    </w:lvl>
+    <w:lvl w:ilvl="8" w:tplc="0409001B" w:tentative="1">
+      <w:start w:val="1"/>
+      <w:numFmt w:val="lowerRoman"/>
+      <w:lvlText w:val="%9."/>
+      <w:lvlJc w:val="right"/>
+      <w:pPr>
+        <w:ind w:left="3780" w:hanging="420"/>
+      </w:pPr>
+    </w:lvl>
+  </w:abstractNum>
+  <w:abstractNum w:abstractNumId="157">
     <w:nsid w:val="6F3C24CA"/>
     <w:multiLevelType w:val="hybridMultilevel"/>
     <w:tmpl w:val="1EC8611C"/>
@@ -56827,7 +57832,7 @@
       </w:pPr>
     </w:lvl>
   </w:abstractNum>
-  <w:abstractNum w:abstractNumId="153">
+  <w:abstractNum w:abstractNumId="158">
     <w:nsid w:val="6FD6287C"/>
     <w:multiLevelType w:val="hybridMultilevel"/>
     <w:tmpl w:val="5E069970"/>
@@ -56913,7 +57918,7 @@
       </w:pPr>
     </w:lvl>
   </w:abstractNum>
-  <w:abstractNum w:abstractNumId="154">
+  <w:abstractNum w:abstractNumId="159">
     <w:nsid w:val="70506ED7"/>
     <w:multiLevelType w:val="hybridMultilevel"/>
     <w:tmpl w:val="53D2FAE6"/>
@@ -57002,7 +58007,7 @@
       </w:pPr>
     </w:lvl>
   </w:abstractNum>
-  <w:abstractNum w:abstractNumId="155">
+  <w:abstractNum w:abstractNumId="160">
     <w:nsid w:val="715401FB"/>
     <w:multiLevelType w:val="hybridMultilevel"/>
     <w:tmpl w:val="56489372"/>
@@ -57091,7 +58096,7 @@
       </w:pPr>
     </w:lvl>
   </w:abstractNum>
-  <w:abstractNum w:abstractNumId="156">
+  <w:abstractNum w:abstractNumId="161">
     <w:nsid w:val="71CB3819"/>
     <w:multiLevelType w:val="hybridMultilevel"/>
     <w:tmpl w:val="5E069970"/>
@@ -57177,7 +58182,7 @@
       </w:pPr>
     </w:lvl>
   </w:abstractNum>
-  <w:abstractNum w:abstractNumId="157">
+  <w:abstractNum w:abstractNumId="162">
     <w:nsid w:val="72045CF6"/>
     <w:multiLevelType w:val="hybridMultilevel"/>
     <w:tmpl w:val="1EC8611C"/>
@@ -57266,7 +58271,7 @@
       </w:pPr>
     </w:lvl>
   </w:abstractNum>
-  <w:abstractNum w:abstractNumId="158">
+  <w:abstractNum w:abstractNumId="163">
     <w:nsid w:val="72C82F5A"/>
     <w:multiLevelType w:val="hybridMultilevel"/>
     <w:tmpl w:val="1EC8611C"/>
@@ -57355,7 +58360,7 @@
       </w:pPr>
     </w:lvl>
   </w:abstractNum>
-  <w:abstractNum w:abstractNumId="159">
+  <w:abstractNum w:abstractNumId="164">
     <w:nsid w:val="734C7BC6"/>
     <w:multiLevelType w:val="hybridMultilevel"/>
     <w:tmpl w:val="5E069970"/>
@@ -57441,7 +58446,7 @@
       </w:pPr>
     </w:lvl>
   </w:abstractNum>
-  <w:abstractNum w:abstractNumId="160">
+  <w:abstractNum w:abstractNumId="165">
     <w:nsid w:val="73FB2A3A"/>
     <w:multiLevelType w:val="hybridMultilevel"/>
     <w:tmpl w:val="EFDA16E6"/>
@@ -57527,7 +58532,7 @@
       </w:pPr>
     </w:lvl>
   </w:abstractNum>
-  <w:abstractNum w:abstractNumId="161">
+  <w:abstractNum w:abstractNumId="166">
     <w:nsid w:val="75341199"/>
     <w:multiLevelType w:val="hybridMultilevel"/>
     <w:tmpl w:val="1EC8611C"/>
@@ -57616,7 +58621,7 @@
       </w:pPr>
     </w:lvl>
   </w:abstractNum>
-  <w:abstractNum w:abstractNumId="162">
+  <w:abstractNum w:abstractNumId="167">
     <w:nsid w:val="75B327CE"/>
     <w:multiLevelType w:val="hybridMultilevel"/>
     <w:tmpl w:val="AC34BEDE"/>
@@ -57705,7 +58710,7 @@
       </w:pPr>
     </w:lvl>
   </w:abstractNum>
-  <w:abstractNum w:abstractNumId="163">
+  <w:abstractNum w:abstractNumId="168">
     <w:nsid w:val="772E6BEE"/>
     <w:multiLevelType w:val="hybridMultilevel"/>
     <w:tmpl w:val="19425D60"/>
@@ -57794,7 +58799,7 @@
       </w:pPr>
     </w:lvl>
   </w:abstractNum>
-  <w:abstractNum w:abstractNumId="164">
+  <w:abstractNum w:abstractNumId="169">
     <w:nsid w:val="796315C4"/>
     <w:multiLevelType w:val="hybridMultilevel"/>
     <w:tmpl w:val="591AD2A8"/>
@@ -57883,7 +58888,7 @@
       </w:pPr>
     </w:lvl>
   </w:abstractNum>
-  <w:abstractNum w:abstractNumId="165">
+  <w:abstractNum w:abstractNumId="170">
     <w:nsid w:val="7AE32239"/>
     <w:multiLevelType w:val="hybridMultilevel"/>
     <w:tmpl w:val="4BDC8B82"/>
@@ -57972,7 +58977,7 @@
       </w:pPr>
     </w:lvl>
   </w:abstractNum>
-  <w:abstractNum w:abstractNumId="166">
+  <w:abstractNum w:abstractNumId="171">
     <w:nsid w:val="7B605FD4"/>
     <w:multiLevelType w:val="hybridMultilevel"/>
     <w:tmpl w:val="19425D60"/>
@@ -58061,7 +59066,7 @@
       </w:pPr>
     </w:lvl>
   </w:abstractNum>
-  <w:abstractNum w:abstractNumId="167">
+  <w:abstractNum w:abstractNumId="172">
     <w:nsid w:val="7B6F2FB1"/>
     <w:multiLevelType w:val="hybridMultilevel"/>
     <w:tmpl w:val="0E86A60C"/>
@@ -58150,7 +59155,7 @@
       </w:pPr>
     </w:lvl>
   </w:abstractNum>
-  <w:abstractNum w:abstractNumId="168">
+  <w:abstractNum w:abstractNumId="173">
     <w:nsid w:val="7D323CF6"/>
     <w:multiLevelType w:val="hybridMultilevel"/>
     <w:tmpl w:val="1EC8611C"/>
@@ -58239,7 +59244,7 @@
       </w:pPr>
     </w:lvl>
   </w:abstractNum>
-  <w:abstractNum w:abstractNumId="169">
+  <w:abstractNum w:abstractNumId="174">
     <w:nsid w:val="7DA90285"/>
     <w:multiLevelType w:val="hybridMultilevel"/>
     <w:tmpl w:val="6D7CA486"/>
@@ -58325,7 +59330,7 @@
       </w:pPr>
     </w:lvl>
   </w:abstractNum>
-  <w:abstractNum w:abstractNumId="170">
+  <w:abstractNum w:abstractNumId="175">
     <w:nsid w:val="7EBE14D3"/>
     <w:multiLevelType w:val="hybridMultilevel"/>
     <w:tmpl w:val="B7B079CA"/>
@@ -58412,10 +59417,10 @@
     </w:lvl>
   </w:abstractNum>
   <w:num w:numId="1">
-    <w:abstractNumId w:val="138"/>
+    <w:abstractNumId w:val="142"/>
   </w:num>
   <w:num w:numId="2">
-    <w:abstractNumId w:val="88"/>
+    <w:abstractNumId w:val="89"/>
     <w:lvlOverride w:ilvl="0">
       <w:startOverride w:val="1"/>
     </w:lvlOverride>
@@ -58445,22 +59450,22 @@
     </w:lvlOverride>
   </w:num>
   <w:num w:numId="3">
-    <w:abstractNumId w:val="33"/>
+    <w:abstractNumId w:val="34"/>
   </w:num>
   <w:num w:numId="4">
     <w:abstractNumId w:val="21"/>
   </w:num>
   <w:num w:numId="5">
-    <w:abstractNumId w:val="167"/>
+    <w:abstractNumId w:val="172"/>
   </w:num>
   <w:num w:numId="6">
-    <w:abstractNumId w:val="114"/>
+    <w:abstractNumId w:val="116"/>
   </w:num>
   <w:num w:numId="7">
     <w:abstractNumId w:val="14"/>
   </w:num>
   <w:num w:numId="8">
-    <w:abstractNumId w:val="85"/>
+    <w:abstractNumId w:val="86"/>
   </w:num>
   <w:num w:numId="9">
     <w:abstractNumId w:val="0"/>
@@ -58469,25 +59474,25 @@
     <w:abstractNumId w:val="26"/>
   </w:num>
   <w:num w:numId="11">
-    <w:abstractNumId w:val="102"/>
+    <w:abstractNumId w:val="103"/>
   </w:num>
   <w:num w:numId="12">
-    <w:abstractNumId w:val="89"/>
+    <w:abstractNumId w:val="90"/>
   </w:num>
   <w:num w:numId="13">
-    <w:abstractNumId w:val="136"/>
+    <w:abstractNumId w:val="140"/>
   </w:num>
   <w:num w:numId="14">
     <w:abstractNumId w:val="30"/>
   </w:num>
   <w:num w:numId="15">
-    <w:abstractNumId w:val="84"/>
+    <w:abstractNumId w:val="85"/>
   </w:num>
   <w:num w:numId="16">
-    <w:abstractNumId w:val="154"/>
+    <w:abstractNumId w:val="159"/>
   </w:num>
   <w:num w:numId="17">
-    <w:abstractNumId w:val="144"/>
+    <w:abstractNumId w:val="148"/>
   </w:num>
   <w:num w:numId="18">
     <w:abstractNumId w:val="22"/>
@@ -58499,190 +59504,190 @@
     <w:abstractNumId w:val="4"/>
   </w:num>
   <w:num w:numId="21">
-    <w:abstractNumId w:val="109"/>
+    <w:abstractNumId w:val="111"/>
   </w:num>
   <w:num w:numId="22">
-    <w:abstractNumId w:val="128"/>
+    <w:abstractNumId w:val="131"/>
   </w:num>
   <w:num w:numId="23">
-    <w:abstractNumId w:val="120"/>
+    <w:abstractNumId w:val="123"/>
   </w:num>
   <w:num w:numId="24">
-    <w:abstractNumId w:val="73"/>
+    <w:abstractNumId w:val="74"/>
   </w:num>
   <w:num w:numId="25">
-    <w:abstractNumId w:val="61"/>
+    <w:abstractNumId w:val="62"/>
   </w:num>
   <w:num w:numId="26">
+    <w:abstractNumId w:val="162"/>
+  </w:num>
+  <w:num w:numId="27">
+    <w:abstractNumId w:val="39"/>
+  </w:num>
+  <w:num w:numId="28">
     <w:abstractNumId w:val="157"/>
   </w:num>
-  <w:num w:numId="27">
-    <w:abstractNumId w:val="38"/>
-  </w:num>
-  <w:num w:numId="28">
-    <w:abstractNumId w:val="152"/>
-  </w:num>
   <w:num w:numId="29">
-    <w:abstractNumId w:val="47"/>
+    <w:abstractNumId w:val="48"/>
   </w:num>
   <w:num w:numId="30">
     <w:abstractNumId w:val="15"/>
   </w:num>
   <w:num w:numId="31">
-    <w:abstractNumId w:val="125"/>
+    <w:abstractNumId w:val="128"/>
   </w:num>
   <w:num w:numId="32">
     <w:abstractNumId w:val="8"/>
   </w:num>
   <w:num w:numId="33">
-    <w:abstractNumId w:val="50"/>
+    <w:abstractNumId w:val="51"/>
   </w:num>
   <w:num w:numId="34">
-    <w:abstractNumId w:val="97"/>
+    <w:abstractNumId w:val="98"/>
   </w:num>
   <w:num w:numId="35">
-    <w:abstractNumId w:val="34"/>
+    <w:abstractNumId w:val="35"/>
   </w:num>
   <w:num w:numId="36">
-    <w:abstractNumId w:val="87"/>
+    <w:abstractNumId w:val="88"/>
   </w:num>
   <w:num w:numId="37">
-    <w:abstractNumId w:val="60"/>
+    <w:abstractNumId w:val="61"/>
   </w:num>
   <w:num w:numId="38">
-    <w:abstractNumId w:val="75"/>
+    <w:abstractNumId w:val="76"/>
   </w:num>
   <w:num w:numId="39">
-    <w:abstractNumId w:val="48"/>
+    <w:abstractNumId w:val="49"/>
   </w:num>
   <w:num w:numId="40">
     <w:abstractNumId w:val="1"/>
   </w:num>
   <w:num w:numId="41">
-    <w:abstractNumId w:val="39"/>
+    <w:abstractNumId w:val="40"/>
   </w:num>
   <w:num w:numId="42">
-    <w:abstractNumId w:val="150"/>
+    <w:abstractNumId w:val="154"/>
   </w:num>
   <w:num w:numId="43">
-    <w:abstractNumId w:val="105"/>
+    <w:abstractNumId w:val="106"/>
   </w:num>
   <w:num w:numId="44">
     <w:abstractNumId w:val="11"/>
   </w:num>
   <w:num w:numId="45">
-    <w:abstractNumId w:val="51"/>
+    <w:abstractNumId w:val="52"/>
   </w:num>
   <w:num w:numId="46">
-    <w:abstractNumId w:val="121"/>
+    <w:abstractNumId w:val="124"/>
   </w:num>
   <w:num w:numId="47">
-    <w:abstractNumId w:val="95"/>
+    <w:abstractNumId w:val="96"/>
   </w:num>
   <w:num w:numId="48">
-    <w:abstractNumId w:val="133"/>
+    <w:abstractNumId w:val="137"/>
   </w:num>
   <w:num w:numId="49">
-    <w:abstractNumId w:val="45"/>
+    <w:abstractNumId w:val="46"/>
   </w:num>
   <w:num w:numId="50">
-    <w:abstractNumId w:val="168"/>
+    <w:abstractNumId w:val="173"/>
   </w:num>
   <w:num w:numId="51">
-    <w:abstractNumId w:val="137"/>
+    <w:abstractNumId w:val="141"/>
   </w:num>
   <w:num w:numId="52">
-    <w:abstractNumId w:val="146"/>
+    <w:abstractNumId w:val="150"/>
   </w:num>
   <w:num w:numId="53">
-    <w:abstractNumId w:val="161"/>
+    <w:abstractNumId w:val="166"/>
   </w:num>
   <w:num w:numId="54">
-    <w:abstractNumId w:val="49"/>
+    <w:abstractNumId w:val="50"/>
   </w:num>
   <w:num w:numId="55">
-    <w:abstractNumId w:val="41"/>
+    <w:abstractNumId w:val="42"/>
   </w:num>
   <w:num w:numId="56">
-    <w:abstractNumId w:val="56"/>
+    <w:abstractNumId w:val="57"/>
   </w:num>
   <w:num w:numId="57">
-    <w:abstractNumId w:val="158"/>
+    <w:abstractNumId w:val="163"/>
   </w:num>
   <w:num w:numId="58">
-    <w:abstractNumId w:val="106"/>
+    <w:abstractNumId w:val="107"/>
   </w:num>
   <w:num w:numId="59">
-    <w:abstractNumId w:val="79"/>
+    <w:abstractNumId w:val="80"/>
   </w:num>
   <w:num w:numId="60">
-    <w:abstractNumId w:val="66"/>
+    <w:abstractNumId w:val="67"/>
   </w:num>
   <w:num w:numId="61">
-    <w:abstractNumId w:val="83"/>
+    <w:abstractNumId w:val="84"/>
   </w:num>
   <w:num w:numId="62">
-    <w:abstractNumId w:val="64"/>
+    <w:abstractNumId w:val="65"/>
   </w:num>
   <w:num w:numId="63">
-    <w:abstractNumId w:val="42"/>
+    <w:abstractNumId w:val="43"/>
   </w:num>
   <w:num w:numId="64">
-    <w:abstractNumId w:val="100"/>
+    <w:abstractNumId w:val="101"/>
   </w:num>
   <w:num w:numId="65">
-    <w:abstractNumId w:val="151"/>
+    <w:abstractNumId w:val="155"/>
   </w:num>
   <w:num w:numId="66">
-    <w:abstractNumId w:val="143"/>
+    <w:abstractNumId w:val="147"/>
   </w:num>
   <w:num w:numId="67">
-    <w:abstractNumId w:val="117"/>
+    <w:abstractNumId w:val="119"/>
   </w:num>
   <w:num w:numId="68">
     <w:abstractNumId w:val="19"/>
   </w:num>
   <w:num w:numId="69">
-    <w:abstractNumId w:val="40"/>
+    <w:abstractNumId w:val="41"/>
   </w:num>
   <w:num w:numId="70">
-    <w:abstractNumId w:val="127"/>
+    <w:abstractNumId w:val="130"/>
   </w:num>
   <w:num w:numId="71">
-    <w:abstractNumId w:val="165"/>
+    <w:abstractNumId w:val="170"/>
   </w:num>
   <w:num w:numId="72">
-    <w:abstractNumId w:val="110"/>
+    <w:abstractNumId w:val="112"/>
   </w:num>
   <w:num w:numId="73">
-    <w:abstractNumId w:val="141"/>
+    <w:abstractNumId w:val="145"/>
   </w:num>
   <w:num w:numId="74">
     <w:abstractNumId w:val="2"/>
   </w:num>
   <w:num w:numId="75">
-    <w:abstractNumId w:val="76"/>
+    <w:abstractNumId w:val="77"/>
   </w:num>
   <w:num w:numId="76">
-    <w:abstractNumId w:val="116"/>
+    <w:abstractNumId w:val="118"/>
   </w:num>
   <w:num w:numId="77">
-    <w:abstractNumId w:val="118"/>
+    <w:abstractNumId w:val="120"/>
   </w:num>
   <w:num w:numId="78">
-    <w:abstractNumId w:val="71"/>
+    <w:abstractNumId w:val="72"/>
   </w:num>
   <w:num w:numId="79">
-    <w:abstractNumId w:val="139"/>
+    <w:abstractNumId w:val="143"/>
   </w:num>
   <w:num w:numId="80">
-    <w:abstractNumId w:val="58"/>
+    <w:abstractNumId w:val="59"/>
   </w:num>
   <w:num w:numId="81">
-    <w:abstractNumId w:val="93"/>
+    <w:abstractNumId w:val="94"/>
   </w:num>
   <w:num w:numId="82">
-    <w:abstractNumId w:val="153"/>
+    <w:abstractNumId w:val="158"/>
   </w:num>
   <w:num w:numId="83">
     <w:abstractNumId w:val="20"/>
@@ -58691,61 +59696,61 @@
     <w:abstractNumId w:val="12"/>
   </w:num>
   <w:num w:numId="85">
-    <w:abstractNumId w:val="140"/>
+    <w:abstractNumId w:val="144"/>
   </w:num>
   <w:num w:numId="86">
     <w:abstractNumId w:val="3"/>
   </w:num>
   <w:num w:numId="87">
-    <w:abstractNumId w:val="68"/>
+    <w:abstractNumId w:val="69"/>
   </w:num>
   <w:num w:numId="88">
-    <w:abstractNumId w:val="112"/>
+    <w:abstractNumId w:val="114"/>
   </w:num>
   <w:num w:numId="89">
+    <w:abstractNumId w:val="132"/>
+  </w:num>
+  <w:num w:numId="90">
     <w:abstractNumId w:val="129"/>
   </w:num>
-  <w:num w:numId="90">
+  <w:num w:numId="91">
+    <w:abstractNumId w:val="161"/>
+  </w:num>
+  <w:num w:numId="92">
+    <w:abstractNumId w:val="175"/>
+  </w:num>
+  <w:num w:numId="93">
+    <w:abstractNumId w:val="79"/>
+  </w:num>
+  <w:num w:numId="94">
+    <w:abstractNumId w:val="138"/>
+  </w:num>
+  <w:num w:numId="95">
+    <w:abstractNumId w:val="60"/>
+  </w:num>
+  <w:num w:numId="96">
+    <w:abstractNumId w:val="45"/>
+  </w:num>
+  <w:num w:numId="97">
+    <w:abstractNumId w:val="139"/>
+  </w:num>
+  <w:num w:numId="98">
+    <w:abstractNumId w:val="164"/>
+  </w:num>
+  <w:num w:numId="99">
     <w:abstractNumId w:val="126"/>
   </w:num>
-  <w:num w:numId="91">
-    <w:abstractNumId w:val="156"/>
-  </w:num>
-  <w:num w:numId="92">
-    <w:abstractNumId w:val="170"/>
-  </w:num>
-  <w:num w:numId="93">
-    <w:abstractNumId w:val="78"/>
-  </w:num>
-  <w:num w:numId="94">
-    <w:abstractNumId w:val="134"/>
-  </w:num>
-  <w:num w:numId="95">
-    <w:abstractNumId w:val="59"/>
-  </w:num>
-  <w:num w:numId="96">
-    <w:abstractNumId w:val="44"/>
-  </w:num>
-  <w:num w:numId="97">
-    <w:abstractNumId w:val="135"/>
-  </w:num>
-  <w:num w:numId="98">
-    <w:abstractNumId w:val="159"/>
-  </w:num>
-  <w:num w:numId="99">
-    <w:abstractNumId w:val="123"/>
-  </w:num>
   <w:num w:numId="100">
-    <w:abstractNumId w:val="124"/>
+    <w:abstractNumId w:val="127"/>
   </w:num>
   <w:num w:numId="101">
-    <w:abstractNumId w:val="169"/>
+    <w:abstractNumId w:val="174"/>
   </w:num>
   <w:num w:numId="102">
     <w:abstractNumId w:val="10"/>
   </w:num>
   <w:num w:numId="103">
-    <w:abstractNumId w:val="131"/>
+    <w:abstractNumId w:val="135"/>
   </w:num>
   <w:num w:numId="104">
     <w:abstractNumId w:val="5"/>
@@ -58754,49 +59759,49 @@
     <w:abstractNumId w:val="29"/>
   </w:num>
   <w:num w:numId="106">
-    <w:abstractNumId w:val="90"/>
+    <w:abstractNumId w:val="91"/>
   </w:num>
   <w:num w:numId="107">
     <w:abstractNumId w:val="17"/>
   </w:num>
   <w:num w:numId="108">
-    <w:abstractNumId w:val="57"/>
+    <w:abstractNumId w:val="58"/>
   </w:num>
   <w:num w:numId="109">
-    <w:abstractNumId w:val="65"/>
+    <w:abstractNumId w:val="66"/>
   </w:num>
   <w:num w:numId="110">
-    <w:abstractNumId w:val="94"/>
+    <w:abstractNumId w:val="95"/>
   </w:num>
   <w:num w:numId="111">
-    <w:abstractNumId w:val="98"/>
+    <w:abstractNumId w:val="99"/>
   </w:num>
   <w:num w:numId="112">
-    <w:abstractNumId w:val="166"/>
+    <w:abstractNumId w:val="171"/>
   </w:num>
   <w:num w:numId="113">
-    <w:abstractNumId w:val="122"/>
+    <w:abstractNumId w:val="125"/>
   </w:num>
   <w:num w:numId="114">
-    <w:abstractNumId w:val="92"/>
+    <w:abstractNumId w:val="93"/>
   </w:num>
   <w:num w:numId="115">
     <w:abstractNumId w:val="9"/>
   </w:num>
   <w:num w:numId="116">
-    <w:abstractNumId w:val="104"/>
+    <w:abstractNumId w:val="105"/>
   </w:num>
   <w:num w:numId="117">
-    <w:abstractNumId w:val="148"/>
+    <w:abstractNumId w:val="152"/>
   </w:num>
   <w:num w:numId="118">
-    <w:abstractNumId w:val="63"/>
+    <w:abstractNumId w:val="64"/>
   </w:num>
   <w:num w:numId="119">
-    <w:abstractNumId w:val="52"/>
+    <w:abstractNumId w:val="53"/>
   </w:num>
   <w:num w:numId="120">
-    <w:abstractNumId w:val="108"/>
+    <w:abstractNumId w:val="109"/>
   </w:num>
   <w:num w:numId="121">
     <w:abstractNumId w:val="13"/>
@@ -58805,150 +59810,165 @@
     <w:abstractNumId w:val="23"/>
   </w:num>
   <w:num w:numId="123">
-    <w:abstractNumId w:val="91"/>
+    <w:abstractNumId w:val="92"/>
   </w:num>
   <w:num w:numId="124">
     <w:abstractNumId w:val="28"/>
   </w:num>
   <w:num w:numId="125">
+    <w:abstractNumId w:val="38"/>
+  </w:num>
+  <w:num w:numId="126">
+    <w:abstractNumId w:val="146"/>
+  </w:num>
+  <w:num w:numId="127">
+    <w:abstractNumId w:val="136"/>
+  </w:num>
+  <w:num w:numId="128">
+    <w:abstractNumId w:val="44"/>
+  </w:num>
+  <w:num w:numId="129">
+    <w:abstractNumId w:val="73"/>
+  </w:num>
+  <w:num w:numId="130">
+    <w:abstractNumId w:val="87"/>
+  </w:num>
+  <w:num w:numId="131">
     <w:abstractNumId w:val="37"/>
   </w:num>
-  <w:num w:numId="126">
-    <w:abstractNumId w:val="142"/>
-  </w:num>
-  <w:num w:numId="127">
-    <w:abstractNumId w:val="132"/>
-  </w:num>
-  <w:num w:numId="128">
-    <w:abstractNumId w:val="43"/>
-  </w:num>
-  <w:num w:numId="129">
-    <w:abstractNumId w:val="72"/>
-  </w:num>
-  <w:num w:numId="130">
-    <w:abstractNumId w:val="86"/>
-  </w:num>
-  <w:num w:numId="131">
-    <w:abstractNumId w:val="36"/>
-  </w:num>
   <w:num w:numId="132">
-    <w:abstractNumId w:val="111"/>
+    <w:abstractNumId w:val="113"/>
   </w:num>
   <w:num w:numId="133">
     <w:abstractNumId w:val="7"/>
   </w:num>
   <w:num w:numId="134">
-    <w:abstractNumId w:val="96"/>
+    <w:abstractNumId w:val="97"/>
   </w:num>
   <w:num w:numId="135">
-    <w:abstractNumId w:val="160"/>
+    <w:abstractNumId w:val="165"/>
   </w:num>
   <w:num w:numId="136">
-    <w:abstractNumId w:val="82"/>
+    <w:abstractNumId w:val="83"/>
   </w:num>
   <w:num w:numId="137">
-    <w:abstractNumId w:val="54"/>
+    <w:abstractNumId w:val="55"/>
   </w:num>
   <w:num w:numId="138">
     <w:abstractNumId w:val="6"/>
   </w:num>
   <w:num w:numId="139">
-    <w:abstractNumId w:val="32"/>
+    <w:abstractNumId w:val="33"/>
   </w:num>
   <w:num w:numId="140">
-    <w:abstractNumId w:val="67"/>
+    <w:abstractNumId w:val="68"/>
   </w:num>
   <w:num w:numId="141">
-    <w:abstractNumId w:val="119"/>
+    <w:abstractNumId w:val="122"/>
   </w:num>
   <w:num w:numId="142">
-    <w:abstractNumId w:val="164"/>
+    <w:abstractNumId w:val="169"/>
   </w:num>
   <w:num w:numId="143">
-    <w:abstractNumId w:val="155"/>
+    <w:abstractNumId w:val="160"/>
   </w:num>
   <w:num w:numId="144">
-    <w:abstractNumId w:val="149"/>
+    <w:abstractNumId w:val="153"/>
   </w:num>
   <w:num w:numId="145">
-    <w:abstractNumId w:val="46"/>
+    <w:abstractNumId w:val="47"/>
   </w:num>
   <w:num w:numId="146">
-    <w:abstractNumId w:val="107"/>
+    <w:abstractNumId w:val="108"/>
   </w:num>
   <w:num w:numId="147">
     <w:abstractNumId w:val="18"/>
   </w:num>
   <w:num w:numId="148">
-    <w:abstractNumId w:val="69"/>
+    <w:abstractNumId w:val="70"/>
   </w:num>
   <w:num w:numId="149">
-    <w:abstractNumId w:val="74"/>
+    <w:abstractNumId w:val="75"/>
   </w:num>
   <w:num w:numId="150">
-    <w:abstractNumId w:val="62"/>
+    <w:abstractNumId w:val="63"/>
   </w:num>
   <w:num w:numId="151">
-    <w:abstractNumId w:val="147"/>
+    <w:abstractNumId w:val="151"/>
   </w:num>
   <w:num w:numId="152">
-    <w:abstractNumId w:val="53"/>
+    <w:abstractNumId w:val="54"/>
   </w:num>
   <w:num w:numId="153">
-    <w:abstractNumId w:val="101"/>
+    <w:abstractNumId w:val="102"/>
   </w:num>
   <w:num w:numId="154">
-    <w:abstractNumId w:val="55"/>
+    <w:abstractNumId w:val="56"/>
   </w:num>
   <w:num w:numId="155">
     <w:abstractNumId w:val="16"/>
   </w:num>
   <w:num w:numId="156">
-    <w:abstractNumId w:val="99"/>
+    <w:abstractNumId w:val="100"/>
   </w:num>
   <w:num w:numId="157">
-    <w:abstractNumId w:val="35"/>
+    <w:abstractNumId w:val="36"/>
   </w:num>
   <w:num w:numId="158">
-    <w:abstractNumId w:val="162"/>
+    <w:abstractNumId w:val="167"/>
   </w:num>
   <w:num w:numId="159">
-    <w:abstractNumId w:val="70"/>
+    <w:abstractNumId w:val="71"/>
   </w:num>
   <w:num w:numId="160">
-    <w:abstractNumId w:val="145"/>
+    <w:abstractNumId w:val="149"/>
   </w:num>
   <w:num w:numId="161">
     <w:abstractNumId w:val="24"/>
   </w:num>
   <w:num w:numId="162">
-    <w:abstractNumId w:val="80"/>
+    <w:abstractNumId w:val="81"/>
   </w:num>
   <w:num w:numId="163">
-    <w:abstractNumId w:val="163"/>
+    <w:abstractNumId w:val="168"/>
   </w:num>
   <w:num w:numId="164">
-    <w:abstractNumId w:val="103"/>
+    <w:abstractNumId w:val="104"/>
   </w:num>
   <w:num w:numId="165">
-    <w:abstractNumId w:val="130"/>
+    <w:abstractNumId w:val="134"/>
   </w:num>
   <w:num w:numId="166">
-    <w:abstractNumId w:val="77"/>
+    <w:abstractNumId w:val="78"/>
   </w:num>
   <w:num w:numId="167">
     <w:abstractNumId w:val="27"/>
   </w:num>
   <w:num w:numId="168">
+    <w:abstractNumId w:val="117"/>
+  </w:num>
+  <w:num w:numId="169">
     <w:abstractNumId w:val="115"/>
   </w:num>
-  <w:num w:numId="169">
-    <w:abstractNumId w:val="113"/>
-  </w:num>
   <w:num w:numId="170">
-    <w:abstractNumId w:val="81"/>
+    <w:abstractNumId w:val="82"/>
   </w:num>
   <w:num w:numId="171">
+    <w:abstractNumId w:val="32"/>
+  </w:num>
+  <w:num w:numId="172">
+    <w:abstractNumId w:val="156"/>
+  </w:num>
+  <w:num w:numId="173">
+    <w:abstractNumId w:val="133"/>
+  </w:num>
+  <w:num w:numId="174">
+    <w:abstractNumId w:val="121"/>
+  </w:num>
+  <w:num w:numId="175">
+    <w:abstractNumId w:val="110"/>
+  </w:num>
+  <w:num w:numId="176">
     <w:abstractNumId w:val="31"/>
   </w:num>
   <w:numIdMacAtCleanup w:val="171"/>
